--- a/недодип_правки_25_11.docx
+++ b/недодип_правки_25_11.docx
@@ -2067,6 +2067,7 @@
       </w:pPr>
       <w:bookmarkStart w:id="61" w:name="_Toc212455492"/>
       <w:commentRangeStart w:id="62"/>
+      <w:commentRangeStart w:id="63"/>
       <w:r>
         <w:lastRenderedPageBreak/>
         <w:t>Требования к программной документации</w:t>
@@ -2083,10 +2084,7 @@
         <w:pStyle w:val="20"/>
       </w:pPr>
       <w:r>
-        <w:t>р</w:t>
-      </w:r>
-      <w:r>
-        <w:t>уководство пользователя (описание сценариев, ограничений, формируемых отчётов)</w:t>
+        <w:t>руководство пользователя – содержит назначение системы, требования к программно-технической среде, описание основных вариантов использования (расчёт стоимости по адресу, проверка статуса сервиса), порядок работы с веб-интерфейсом, рекомендации по корректному</w:t>
       </w:r>
       <w:r>
         <w:t>;</w:t>
@@ -2097,10 +2095,7 @@
         <w:pStyle w:val="20"/>
       </w:pPr>
       <w:r>
-        <w:t>р</w:t>
-      </w:r>
-      <w:r>
-        <w:t>уководство администратора (загрузка/обновление данных, обслуживание, мониторинг)</w:t>
+        <w:t>пояснительную записку – описание предметной области и постановки задачи, технического задания, архитектуры и процессов системы, методов подготовки данных и моделирования, результатов тестирования и расчёта надёжности</w:t>
       </w:r>
       <w:r>
         <w:t>;</w:t>
@@ -2111,38 +2106,31 @@
         <w:pStyle w:val="20"/>
       </w:pPr>
       <w:r>
-        <w:t>о</w:t>
-      </w:r>
-      <w:r>
-        <w:t>тчёт по методике моделирования и валидации (данные, признаки, метрики, интерпретация)</w:t>
-      </w:r>
-      <w:r>
-        <w:t>;</w:t>
-      </w:r>
-    </w:p>
-    <w:p>
-      <w:pPr>
-        <w:pStyle w:val="20"/>
-      </w:pPr>
-      <w:r>
-        <w:t>с</w:t>
-      </w:r>
-      <w:r>
-        <w:t>пецификация API (форматы запросов/ответов, коды ошибок)</w:t>
-      </w:r>
-      <w:r>
-        <w:t>;</w:t>
-      </w:r>
-    </w:p>
-    <w:p>
-      <w:pPr>
-        <w:pStyle w:val="20"/>
-      </w:pPr>
-      <w:r>
-        <w:t>п</w:t>
-      </w:r>
-      <w:r>
-        <w:t>ояснительная записка (структура системы, архитектура, ограничения, версии)</w:t>
+        <w:t xml:space="preserve">спецификацию API (машиночитаемую </w:t>
+      </w:r>
+      <w:proofErr w:type="spellStart"/>
+      <w:r>
+        <w:t>Swagger</w:t>
+      </w:r>
+      <w:proofErr w:type="spellEnd"/>
+      <w:r>
+        <w:t>/</w:t>
+      </w:r>
+      <w:proofErr w:type="spellStart"/>
+      <w:r>
+        <w:t>OpenAPI</w:t>
+      </w:r>
+      <w:proofErr w:type="spellEnd"/>
+      <w:r>
+        <w:t>-спецификацию) – перечень REST-</w:t>
+      </w:r>
+      <w:proofErr w:type="spellStart"/>
+      <w:r>
+        <w:t>эндпоинтов</w:t>
+      </w:r>
+      <w:proofErr w:type="spellEnd"/>
+      <w:r>
+        <w:t>, структур запросов и ответов, кодов ошибок и используемых форматов</w:t>
       </w:r>
       <w:r>
         <w:t>.</w:t>
@@ -2158,21 +2146,44 @@
         </w:rPr>
         <w:commentReference w:id="62"/>
       </w:r>
+      <w:commentRangeEnd w:id="63"/>
+      <w:r>
+        <w:rPr>
+          <w:rStyle w:val="aff"/>
+          <w:rFonts w:eastAsiaTheme="minorHAnsi" w:cstheme="minorBidi"/>
+          <w:color w:val="auto"/>
+          <w:shd w:val="clear" w:color="auto" w:fill="auto"/>
+          <w:lang w:eastAsia="en-US"/>
+        </w:rPr>
+        <w:commentReference w:id="63"/>
+      </w:r>
     </w:p>
     <w:p>
       <w:pPr>
         <w:pStyle w:val="31"/>
       </w:pPr>
-      <w:bookmarkStart w:id="63" w:name="_Toc212455493"/>
-      <w:r>
-        <w:t>Стадии разработки</w:t>
-      </w:r>
-      <w:bookmarkEnd w:id="63"/>
-    </w:p>
-    <w:p>
-      <w:commentRangeStart w:id="64"/>
-      <w:r>
-        <w:t>Согласно ГОСТ Р ИСО/МЭК 12207–2010 и ГОСТ 34.602-89 выделяются стадии:</w:t>
+      <w:bookmarkStart w:id="64" w:name="_Toc212455493"/>
+      <w:r>
+        <w:t>Стадии</w:t>
+      </w:r>
+      <w:r>
+        <w:t xml:space="preserve"> и этапы </w:t>
+      </w:r>
+      <w:r>
+        <w:t>разработки</w:t>
+      </w:r>
+      <w:bookmarkEnd w:id="64"/>
+    </w:p>
+    <w:p>
+      <w:commentRangeStart w:id="65"/>
+      <w:r>
+        <w:t>Согласно ГОСТ Р ИСО/МЭК 12207–2010 и ГОСТ 34.602-</w:t>
+      </w:r>
+      <w:r>
+        <w:t>2020</w:t>
+      </w:r>
+      <w:r>
+        <w:t xml:space="preserve"> выделяются стадии:</w:t>
       </w:r>
     </w:p>
     <w:p>
@@ -2213,16 +2224,6 @@
       </w:r>
     </w:p>
     <w:p>
-      <w:pPr>
-        <w:pStyle w:val="31"/>
-      </w:pPr>
-      <w:bookmarkStart w:id="65" w:name="_Toc212455494"/>
-      <w:r>
-        <w:t>Этапы разработки</w:t>
-      </w:r>
-      <w:bookmarkEnd w:id="65"/>
-    </w:p>
-    <w:p>
       <w:r>
         <w:t>Этап</w:t>
       </w:r>
@@ -2295,12 +2296,12 @@
       <w:r>
         <w:t>испытаний и приёмки предусматривает проведение функциональных, нефункциональных и пользовательских тестов, подготовку отчёта о соответствии системы техническому заданию и оформление итоговой документации.</w:t>
       </w:r>
-      <w:commentRangeEnd w:id="64"/>
-      <w:r>
-        <w:rPr>
-          <w:rStyle w:val="aff"/>
-        </w:rPr>
-        <w:commentReference w:id="64"/>
+      <w:commentRangeEnd w:id="65"/>
+      <w:r>
+        <w:rPr>
+          <w:rStyle w:val="aff"/>
+        </w:rPr>
+        <w:commentReference w:id="65"/>
       </w:r>
     </w:p>
     <w:p>
@@ -2315,12 +2316,23 @@
     </w:p>
     <w:p>
       <w:r>
-        <w:t xml:space="preserve">Проведено исследование задачи и предметной области </w:t>
+        <w:t xml:space="preserve">Проведено исследование задачи и предметной области, сформулированы базовые термины и требования к данным и моделям. На основе анализа были выделены ключевые функциональные дефициты существующих подходов </w:t>
+      </w:r>
+      <w:r>
+        <w:t>–</w:t>
+      </w:r>
+      <w:r>
+        <w:t xml:space="preserve"> недостаток прозрачности, отсутствие доверительных интервалов и системного подбора сопоставимых объектов; их компенсация положена в основу требований к разрабатываемой системе (интервальная оценка, интерпретируемость, </w:t>
+      </w:r>
+      <w:proofErr w:type="spellStart"/>
+      <w:r>
+        <w:t>компараблы</w:t>
+      </w:r>
+      <w:proofErr w:type="spellEnd"/>
+      <w:r>
+        <w:t>). На этой базе сформулированы цель и задачи, а также подготовлено компактное техническое задание, определяющее функционал, нефункциональные характеристики и контуры дальнейшего проектирования и реализации.</w:t>
       </w:r>
       <w:commentRangeStart w:id="67"/>
-      <w:r>
-        <w:t xml:space="preserve">«интеллектуальной оценки стоимости жилой недвижимости», </w:t>
-      </w:r>
       <w:commentRangeEnd w:id="67"/>
       <w:r>
         <w:rPr>
@@ -2328,96 +2340,9 @@
         </w:rPr>
         <w:commentReference w:id="67"/>
       </w:r>
-      <w:commentRangeStart w:id="68"/>
-      <w:r>
-        <w:t xml:space="preserve">сформулированы базовые термины </w:t>
-      </w:r>
-      <w:commentRangeEnd w:id="68"/>
-      <w:r>
-        <w:rPr>
-          <w:rStyle w:val="aff"/>
-        </w:rPr>
-        <w:commentReference w:id="68"/>
-      </w:r>
-      <w:r>
-        <w:t xml:space="preserve">и требования к </w:t>
-      </w:r>
-      <w:commentRangeStart w:id="69"/>
-      <w:r>
-        <w:t>данным</w:t>
-      </w:r>
-      <w:commentRangeEnd w:id="69"/>
-      <w:r>
-        <w:rPr>
-          <w:rStyle w:val="aff"/>
-        </w:rPr>
-        <w:commentReference w:id="69"/>
-      </w:r>
-      <w:r>
-        <w:t>/моделям</w:t>
-      </w:r>
-      <w:commentRangeStart w:id="70"/>
-      <w:r>
-        <w:t xml:space="preserve">. Обзор аналогов показал: на рынке доступны калькуляторы оценки и динамики цен, однако им недостаёт прозрачности, доверительных интервалов и системного подбора сопоставимых объектов; </w:t>
-      </w:r>
-      <w:commentRangeEnd w:id="70"/>
-      <w:r>
-        <w:rPr>
-          <w:rStyle w:val="aff"/>
-        </w:rPr>
-        <w:commentReference w:id="70"/>
-      </w:r>
-      <w:commentRangeStart w:id="71"/>
-      <w:r>
-        <w:t xml:space="preserve">эти функциональные дефициты положены в основу требований настоящей системы (интервальная оценка + интерпретируемость + </w:t>
-      </w:r>
-      <w:proofErr w:type="spellStart"/>
-      <w:r>
-        <w:t>компараблы</w:t>
-      </w:r>
-      <w:proofErr w:type="spellEnd"/>
-      <w:r>
-        <w:t xml:space="preserve">). </w:t>
-      </w:r>
-      <w:commentRangeEnd w:id="71"/>
-      <w:r>
-        <w:rPr>
-          <w:rStyle w:val="aff"/>
-        </w:rPr>
-        <w:commentReference w:id="71"/>
-      </w:r>
-      <w:r>
-        <w:t xml:space="preserve">На этой базе сформулированы цель и задачи, а также подготовлено </w:t>
-      </w:r>
-      <w:commentRangeStart w:id="72"/>
-      <w:r>
-        <w:t xml:space="preserve">компактное </w:t>
-      </w:r>
-      <w:commentRangeEnd w:id="72"/>
-      <w:r>
-        <w:rPr>
-          <w:rStyle w:val="aff"/>
-        </w:rPr>
-        <w:commentReference w:id="72"/>
-      </w:r>
-      <w:r>
-        <w:t xml:space="preserve">ТЗ, </w:t>
-      </w:r>
-      <w:commentRangeStart w:id="73"/>
-      <w:r>
-        <w:t>определяющее функционал, нефункциональные характеристики и контуры дальнейшего проектирования и реализации.</w:t>
-      </w:r>
-      <w:commentRangeEnd w:id="73"/>
-      <w:r>
-        <w:rPr>
-          <w:rStyle w:val="aff"/>
-        </w:rPr>
-        <w:commentReference w:id="73"/>
-      </w:r>
-    </w:p>
-    <w:p>
-      <w:pPr>
-        <w:ind w:firstLine="0"/>
+    </w:p>
+    <w:p>
+      <w:pPr>
         <w:rPr>
           <w:rFonts w:eastAsiaTheme="majorEastAsia" w:cs="Times New Roman"/>
           <w:sz w:val="32"/>
@@ -2425,25 +2350,24 @@
           <w:shd w:val="clear" w:color="auto" w:fill="FFFFFF"/>
         </w:rPr>
       </w:pPr>
-      <w:commentRangeStart w:id="74"/>
-      <w:r>
-        <w:lastRenderedPageBreak/>
+      <w:commentRangeStart w:id="68"/>
+      <w:r>
         <w:br w:type="page"/>
       </w:r>
-      <w:commentRangeEnd w:id="74"/>
-      <w:r>
-        <w:rPr>
-          <w:rStyle w:val="aff"/>
-        </w:rPr>
-        <w:commentReference w:id="74"/>
+      <w:commentRangeEnd w:id="68"/>
+      <w:r>
+        <w:rPr>
+          <w:rStyle w:val="aff"/>
+        </w:rPr>
+        <w:commentReference w:id="68"/>
       </w:r>
     </w:p>
     <w:p>
       <w:pPr>
         <w:pStyle w:val="a0"/>
       </w:pPr>
-      <w:bookmarkStart w:id="75" w:name="_Toc212455496"/>
-      <w:commentRangeStart w:id="76"/>
+      <w:bookmarkStart w:id="69" w:name="_Toc212455496"/>
+      <w:commentRangeStart w:id="70"/>
       <w:r>
         <w:lastRenderedPageBreak/>
         <w:t>АНАЛИТИЧЕСКИ</w:t>
@@ -2454,8 +2378,8 @@
       <w:r>
         <w:t xml:space="preserve"> РАЗДЕЛ</w:t>
       </w:r>
-      <w:bookmarkEnd w:id="75"/>
-      <w:commentRangeEnd w:id="76"/>
+      <w:bookmarkEnd w:id="69"/>
+      <w:commentRangeEnd w:id="70"/>
       <w:r>
         <w:rPr>
           <w:rStyle w:val="aff"/>
@@ -2466,72 +2390,20 @@
           <w:kern w:val="0"/>
           <w:lang w:eastAsia="en-US"/>
         </w:rPr>
-        <w:commentReference w:id="76"/>
-      </w:r>
-    </w:p>
-    <w:p>
-      <w:commentRangeStart w:id="77"/>
-      <w:r>
-        <w:t>Аналитический раздел предназначен для уточнения математической и технологической основы предлагаемого решения по теме «</w:t>
-      </w:r>
-      <w:commentRangeStart w:id="78"/>
-      <w:r>
-        <w:t xml:space="preserve">Интеллектуальная система анализа недвижимости». </w:t>
-      </w:r>
-      <w:commentRangeEnd w:id="78"/>
-      <w:r>
-        <w:rPr>
-          <w:rStyle w:val="aff"/>
-        </w:rPr>
-        <w:commentReference w:id="78"/>
-      </w:r>
-      <w:r>
-        <w:t xml:space="preserve">Здесь формализуются методы прогнозирования (модели табличного ML с </w:t>
-      </w:r>
-      <w:proofErr w:type="spellStart"/>
-      <w:r>
-        <w:t>геопространственными</w:t>
-      </w:r>
-      <w:proofErr w:type="spellEnd"/>
-      <w:r>
-        <w:t xml:space="preserve"> признаками, оценка неопределённости </w:t>
-      </w:r>
-      <w:proofErr w:type="spellStart"/>
-      <w:r>
-        <w:t>квантильными</w:t>
-      </w:r>
-      <w:proofErr w:type="spellEnd"/>
-      <w:r>
-        <w:t xml:space="preserve">/конформными подходами, интерпретируемость вкладов признаков), обосновывается выбор инструментов их реализации и описывается целевая архитектура системы. Раздел также демонстрирует, как функциональные требования интегрируются в бизнес-логику и обработку данных: на уровне процессов (диаграммы BPMN/IDEF0 для сценария «Оценка объекта» и смежных операций) и на уровне структур (UML-схемы компонентов и развертывания). </w:t>
-      </w:r>
-      <w:commentRangeStart w:id="79"/>
-      <w:r>
-        <w:t xml:space="preserve">В результате формируется согласованная модель «что делает система» (процессы, данные, пользователи) и «за счёт чего она это делает» (алгоритмы, сервисы, хранилища, интерфейсы), </w:t>
-      </w:r>
-      <w:commentRangeStart w:id="80"/>
-      <w:r>
-        <w:t>обеспечивающая основу для последующей реализации и экспериментальной проверки</w:t>
-      </w:r>
-      <w:commentRangeEnd w:id="77"/>
-      <w:r>
-        <w:rPr>
-          <w:rStyle w:val="aff"/>
-        </w:rPr>
-        <w:commentReference w:id="77"/>
-      </w:r>
-      <w:commentRangeEnd w:id="79"/>
-      <w:r>
-        <w:rPr>
-          <w:rStyle w:val="aff"/>
-        </w:rPr>
-        <w:commentReference w:id="79"/>
-      </w:r>
-      <w:commentRangeEnd w:id="80"/>
-      <w:r>
-        <w:rPr>
-          <w:rStyle w:val="aff"/>
-        </w:rPr>
-        <w:commentReference w:id="80"/>
+        <w:commentReference w:id="70"/>
+      </w:r>
+    </w:p>
+    <w:p>
+      <w:r>
+        <w:t xml:space="preserve">В данном разделе подробно описываются используемые методы прогнозирования стоимости аренды и принципы их работы: модели машинного обучения для табличных данных с учётом </w:t>
+      </w:r>
+      <w:proofErr w:type="spellStart"/>
+      <w:r>
+        <w:t>геопространственных</w:t>
+      </w:r>
+      <w:proofErr w:type="spellEnd"/>
+      <w:r>
+        <w:t xml:space="preserve"> признаков, подходы к получению интервальных предсказаний и интерпретации влияния признаков. Обосновывается выбор инструментов реализации, а также приводится архитектура программного решения и схема взаимодействия его основных компонентов. Здесь же вводятся метрики качества (в том числе MAE, медианная абсолютная ошибка, RMSE по логарифму ставки и покрытие доверительных интервалов), по которым в дальнейшем оценивается выполнение требования к точности системы не ниже 60%.</w:t>
       </w:r>
     </w:p>
     <w:p>
@@ -2543,16 +2415,16 @@
       </w:r>
     </w:p>
     <w:p>
-      <w:commentRangeStart w:id="81"/>
-      <w:r>
-        <w:t xml:space="preserve">Базовым </w:t>
-      </w:r>
-      <w:commentRangeEnd w:id="81"/>
-      <w:r>
-        <w:rPr>
-          <w:rStyle w:val="aff"/>
-        </w:rPr>
-        <w:commentReference w:id="81"/>
+      <w:commentRangeStart w:id="71"/>
+      <w:commentRangeEnd w:id="71"/>
+      <w:r>
+        <w:rPr>
+          <w:rStyle w:val="aff"/>
+        </w:rPr>
+        <w:commentReference w:id="71"/>
+      </w:r>
+      <w:r>
+        <w:t xml:space="preserve">Основным </w:t>
       </w:r>
       <w:r>
         <w:t>языком выбран</w:t>
@@ -2567,130 +2439,116 @@
         <w:t>Python</w:t>
       </w:r>
       <w:r>
+        <w:t xml:space="preserve"> – является стандартным для анализа данных и </w:t>
+      </w:r>
+      <w:r>
+        <w:rPr>
+          <w:lang w:val="en-US"/>
+        </w:rPr>
+        <w:t>ML</w:t>
+      </w:r>
+      <w:r>
+        <w:t xml:space="preserve"> благодаря простому синтаксису, широкой экосистеме библиотек и зрелым </w:t>
+      </w:r>
+      <w:r>
+        <w:t>инструментам</w:t>
+      </w:r>
+      <w:r>
+        <w:t xml:space="preserve"> воспроизводимых экспериментов. Это позволяет быстро строить прототипы моделей, автоматизировать обработку данных и интегрировать результаты в веб-сервис</w:t>
+      </w:r>
+      <w:r>
+        <w:t>.</w:t>
+      </w:r>
+    </w:p>
+    <w:p>
+      <w:r>
+        <w:t xml:space="preserve">Инструменты обработки данных и </w:t>
+      </w:r>
+      <w:proofErr w:type="spellStart"/>
+      <w:r>
+        <w:t>геоаналитики</w:t>
+      </w:r>
+      <w:proofErr w:type="spellEnd"/>
+      <w:r>
+        <w:t>:</w:t>
+      </w:r>
+    </w:p>
+    <w:p>
+      <w:pPr>
+        <w:pStyle w:val="20"/>
+      </w:pPr>
+      <w:commentRangeStart w:id="72"/>
+      <w:proofErr w:type="spellStart"/>
+      <w:r>
+        <w:t>pandas</w:t>
+      </w:r>
+      <w:proofErr w:type="spellEnd"/>
+      <w:r>
+        <w:t xml:space="preserve"> / </w:t>
+      </w:r>
+      <w:proofErr w:type="spellStart"/>
+      <w:r>
+        <w:t>NumPy</w:t>
+      </w:r>
+      <w:proofErr w:type="spellEnd"/>
+      <w:r>
         <w:t xml:space="preserve"> </w:t>
       </w:r>
-      <w:commentRangeStart w:id="82"/>
       <w:r>
         <w:t>–</w:t>
       </w:r>
-      <w:commentRangeEnd w:id="82"/>
-      <w:r>
-        <w:rPr>
-          <w:rStyle w:val="aff"/>
-        </w:rPr>
-        <w:commentReference w:id="82"/>
-      </w:r>
-      <w:r>
-        <w:t xml:space="preserve"> является стандартным для анализа данных и </w:t>
-      </w:r>
+      <w:r>
+        <w:t xml:space="preserve"> табличные данные и численные расчёты;</w:t>
+      </w:r>
+    </w:p>
+    <w:p>
+      <w:pPr>
+        <w:pStyle w:val="20"/>
+      </w:pPr>
       <w:r>
         <w:rPr>
           <w:lang w:val="en-US"/>
         </w:rPr>
-        <w:t>ML</w:t>
-      </w:r>
-      <w:r>
-        <w:t xml:space="preserve"> благодаря простому синтаксису, широкой экосистеме библиотек и зрелым </w:t>
-      </w:r>
-      <w:r>
-        <w:t>инструментам</w:t>
-      </w:r>
-      <w:r>
-        <w:t xml:space="preserve"> воспроизводимых экспериментов. Это позволяет быстро строить прототипы моделей, автоматизировать обработку данных и интегрировать результаты в веб-сервис</w:t>
+        <w:t>s</w:t>
+      </w:r>
+      <w:proofErr w:type="spellStart"/>
+      <w:r>
+        <w:t>hapely</w:t>
+      </w:r>
+      <w:proofErr w:type="spellEnd"/>
+      <w:r>
+        <w:t xml:space="preserve"> –</w:t>
+      </w:r>
+      <w:r>
+        <w:t xml:space="preserve"> геометрии, проекции, пространственные операции</w:t>
+      </w:r>
+      <w:r>
+        <w:t>;</w:t>
+      </w:r>
+    </w:p>
+    <w:p>
+      <w:pPr>
+        <w:pStyle w:val="20"/>
+      </w:pPr>
+      <w:r>
+        <w:t xml:space="preserve">h3-py </w:t>
+      </w:r>
+      <w:r>
+        <w:t xml:space="preserve">– </w:t>
+      </w:r>
+      <w:r>
+        <w:t>иерархическая дискретизация пространства</w:t>
       </w:r>
       <w:r>
         <w:t>.</w:t>
       </w:r>
-    </w:p>
-    <w:p>
-      <w:r>
-        <w:t xml:space="preserve">Инструменты обработки данных и </w:t>
-      </w:r>
-      <w:proofErr w:type="spellStart"/>
-      <w:r>
-        <w:t>геоаналитики</w:t>
-      </w:r>
-      <w:proofErr w:type="spellEnd"/>
-      <w:r>
-        <w:t>:</w:t>
-      </w:r>
-    </w:p>
-    <w:p>
-      <w:pPr>
-        <w:pStyle w:val="a1"/>
-      </w:pPr>
-      <w:commentRangeStart w:id="83"/>
-      <w:proofErr w:type="spellStart"/>
-      <w:r>
-        <w:t>pandas</w:t>
-      </w:r>
-      <w:proofErr w:type="spellEnd"/>
-      <w:r>
-        <w:t xml:space="preserve"> / </w:t>
-      </w:r>
-      <w:proofErr w:type="spellStart"/>
-      <w:r>
-        <w:t>NumPy</w:t>
-      </w:r>
-      <w:proofErr w:type="spellEnd"/>
-      <w:r>
-        <w:t xml:space="preserve"> </w:t>
-      </w:r>
-      <w:r>
-        <w:t>–</w:t>
-      </w:r>
-      <w:r>
-        <w:t xml:space="preserve"> табличные данные и численные расчёты;</w:t>
-      </w:r>
-    </w:p>
-    <w:p>
-      <w:pPr>
-        <w:pStyle w:val="a1"/>
-      </w:pPr>
-      <w:r>
-        <w:rPr>
-          <w:lang w:val="en-US"/>
-        </w:rPr>
-        <w:t>s</w:t>
-      </w:r>
-      <w:proofErr w:type="spellStart"/>
-      <w:r>
-        <w:t>hapely</w:t>
-      </w:r>
-      <w:proofErr w:type="spellEnd"/>
-      <w:r>
-        <w:t xml:space="preserve"> –</w:t>
-      </w:r>
-      <w:r>
-        <w:t xml:space="preserve"> геометрии, проекции, пространственные операции</w:t>
-      </w:r>
-      <w:r>
-        <w:t>;</w:t>
-      </w:r>
-    </w:p>
-    <w:p>
-      <w:pPr>
-        <w:pStyle w:val="a1"/>
-      </w:pPr>
-      <w:r>
-        <w:t xml:space="preserve">h3-py </w:t>
-      </w:r>
-      <w:r>
-        <w:t xml:space="preserve">– </w:t>
-      </w:r>
-      <w:r>
-        <w:t>иерархическая дискретизация пространства</w:t>
-      </w:r>
-      <w:r>
-        <w:t>.</w:t>
-      </w:r>
-      <w:commentRangeEnd w:id="83"/>
+      <w:commentRangeEnd w:id="72"/>
       <w:r>
         <w:rPr>
           <w:rStyle w:val="aff"/>
           <w:rFonts w:cstheme="minorBidi"/>
         </w:rPr>
-        <w:commentReference w:id="83"/>
+        <w:commentReference w:id="72"/>
       </w:r>
     </w:p>
     <w:p>
@@ -2708,169 +2566,173 @@
     </w:p>
     <w:p>
       <w:pPr>
-        <w:pStyle w:val="a1"/>
-      </w:pPr>
-      <w:commentRangeStart w:id="84"/>
-      <w:proofErr w:type="spellStart"/>
+        <w:pStyle w:val="20"/>
+      </w:pPr>
+      <w:commentRangeStart w:id="73"/>
+      <w:proofErr w:type="spellStart"/>
+      <w:r>
+        <w:t>scikit-learn</w:t>
+      </w:r>
+      <w:proofErr w:type="spellEnd"/>
+      <w:r>
+        <w:t xml:space="preserve"> </w:t>
+      </w:r>
+      <w:r>
+        <w:t xml:space="preserve">– </w:t>
+      </w:r>
+      <w:r>
+        <w:t>базовые модели/валидация/</w:t>
+      </w:r>
+      <w:proofErr w:type="spellStart"/>
+      <w:r>
+        <w:t>пайплайны</w:t>
+      </w:r>
+      <w:proofErr w:type="spellEnd"/>
+      <w:r>
+        <w:t>;</w:t>
+      </w:r>
+    </w:p>
+    <w:p>
+      <w:pPr>
+        <w:pStyle w:val="20"/>
+      </w:pPr>
+      <w:commentRangeStart w:id="74"/>
+      <w:proofErr w:type="spellStart"/>
+      <w:r>
+        <w:t>LightGBM</w:t>
+      </w:r>
+      <w:proofErr w:type="spellEnd"/>
+      <w:r>
+        <w:rPr>
+          <w:rStyle w:val="affd"/>
+        </w:rPr>
+        <w:t>/</w:t>
+      </w:r>
+      <w:proofErr w:type="spellStart"/>
+      <w:r>
+        <w:rPr>
+          <w:rStyle w:val="affd"/>
+          <w:b w:val="0"/>
+          <w:bCs w:val="0"/>
+        </w:rPr>
+        <w:t>CatBoost</w:t>
+      </w:r>
+      <w:proofErr w:type="spellEnd"/>
+      <w:r>
+        <w:rPr>
+          <w:rStyle w:val="affd"/>
+        </w:rPr>
+        <w:t>/</w:t>
+      </w:r>
+      <w:proofErr w:type="spellStart"/>
+      <w:r>
+        <w:rPr>
+          <w:rStyle w:val="affd"/>
+          <w:b w:val="0"/>
+          <w:bCs w:val="0"/>
+        </w:rPr>
+        <w:t>XGBoost</w:t>
+      </w:r>
+      <w:proofErr w:type="spellEnd"/>
+      <w:r>
+        <w:t xml:space="preserve"> </w:t>
+      </w:r>
+      <w:r>
+        <w:t xml:space="preserve"> </w:t>
+      </w:r>
+      <w:commentRangeEnd w:id="74"/>
+      <w:r>
+        <w:rPr>
+          <w:rStyle w:val="aff"/>
+          <w:rFonts w:cstheme="minorBidi"/>
+        </w:rPr>
+        <w:commentReference w:id="74"/>
+      </w:r>
+      <w:r>
+        <w:t xml:space="preserve">– </w:t>
+      </w:r>
+      <w:r>
+        <w:t xml:space="preserve">градиентный </w:t>
+      </w:r>
+      <w:proofErr w:type="spellStart"/>
+      <w:r>
+        <w:t>бустинг</w:t>
+      </w:r>
+      <w:proofErr w:type="spellEnd"/>
+      <w:r>
+        <w:t xml:space="preserve"> </w:t>
+      </w:r>
+      <w:r>
+        <w:t>н</w:t>
+      </w:r>
+      <w:r>
+        <w:t>ад деревьями решений</w:t>
+      </w:r>
+      <w:commentRangeStart w:id="75"/>
+      <w:r>
+        <w:t xml:space="preserve"> </w:t>
+      </w:r>
+      <w:commentRangeEnd w:id="75"/>
+      <w:r>
+        <w:rPr>
+          <w:rStyle w:val="aff"/>
+          <w:rFonts w:cstheme="minorBidi"/>
+        </w:rPr>
+        <w:commentReference w:id="75"/>
+      </w:r>
+      <w:r>
+        <w:t xml:space="preserve">для табличных данных; поддержка </w:t>
+      </w:r>
+      <w:proofErr w:type="spellStart"/>
+      <w:r>
+        <w:t>квантильной</w:t>
+      </w:r>
+      <w:proofErr w:type="spellEnd"/>
+      <w:r>
+        <w:t xml:space="preserve"> регрессии;</w:t>
+      </w:r>
+    </w:p>
+    <w:p>
+      <w:pPr>
+        <w:pStyle w:val="20"/>
+      </w:pPr>
       <w:r>
         <w:lastRenderedPageBreak/>
-        <w:t>scikit-learn</w:t>
-      </w:r>
-      <w:proofErr w:type="spellEnd"/>
+        <w:t xml:space="preserve">SHAP – локальные и глобальные </w:t>
+      </w:r>
+      <w:r>
+        <w:t>интерпретации</w:t>
+      </w:r>
       <w:r>
         <w:t xml:space="preserve"> </w:t>
       </w:r>
       <w:r>
-        <w:t xml:space="preserve">– </w:t>
-      </w:r>
-      <w:r>
-        <w:t>базовые модели/валидация/</w:t>
-      </w:r>
-      <w:proofErr w:type="spellStart"/>
-      <w:r>
-        <w:t>пайплайны</w:t>
-      </w:r>
-      <w:proofErr w:type="spellEnd"/>
+        <w:t>вкладов признаков</w:t>
+      </w:r>
       <w:r>
         <w:t>;</w:t>
       </w:r>
     </w:p>
     <w:p>
       <w:pPr>
-        <w:pStyle w:val="a1"/>
-      </w:pPr>
-      <w:commentRangeStart w:id="85"/>
-      <w:proofErr w:type="spellStart"/>
-      <w:r>
-        <w:t>LightGBM</w:t>
-      </w:r>
-      <w:proofErr w:type="spellEnd"/>
-      <w:r>
-        <w:rPr>
-          <w:rStyle w:val="affd"/>
-        </w:rPr>
-        <w:t>/</w:t>
-      </w:r>
-      <w:proofErr w:type="spellStart"/>
-      <w:r>
-        <w:rPr>
-          <w:rStyle w:val="affd"/>
-        </w:rPr>
-        <w:t>CatBoost</w:t>
-      </w:r>
-      <w:proofErr w:type="spellEnd"/>
-      <w:r>
-        <w:rPr>
-          <w:rStyle w:val="affd"/>
-        </w:rPr>
-        <w:t xml:space="preserve"> / </w:t>
-      </w:r>
-      <w:proofErr w:type="spellStart"/>
-      <w:r>
-        <w:rPr>
-          <w:rStyle w:val="affd"/>
-        </w:rPr>
-        <w:t>XGBoost</w:t>
-      </w:r>
-      <w:proofErr w:type="spellEnd"/>
+        <w:pStyle w:val="20"/>
+      </w:pPr>
+      <w:r>
+        <w:t>MAPIE</w:t>
+      </w:r>
       <w:r>
         <w:t xml:space="preserve"> </w:t>
       </w:r>
       <w:r>
-        <w:t xml:space="preserve"> </w:t>
-      </w:r>
-      <w:commentRangeEnd w:id="85"/>
+        <w:t>– построение доверительных интервалов поверх произвольной модели.</w:t>
+      </w:r>
+      <w:commentRangeEnd w:id="73"/>
       <w:r>
         <w:rPr>
           <w:rStyle w:val="aff"/>
           <w:rFonts w:cstheme="minorBidi"/>
         </w:rPr>
-        <w:commentReference w:id="85"/>
-      </w:r>
-      <w:r>
-        <w:t xml:space="preserve">– </w:t>
-      </w:r>
-      <w:r>
-        <w:t xml:space="preserve">градиентный </w:t>
-      </w:r>
-      <w:proofErr w:type="spellStart"/>
-      <w:r>
-        <w:t>бустинг</w:t>
-      </w:r>
-      <w:proofErr w:type="spellEnd"/>
-      <w:r>
-        <w:t xml:space="preserve"> </w:t>
-      </w:r>
-      <w:commentRangeStart w:id="86"/>
-      <w:r>
-        <w:t xml:space="preserve">по деревьям </w:t>
-      </w:r>
-      <w:commentRangeEnd w:id="86"/>
-      <w:r>
-        <w:rPr>
-          <w:rStyle w:val="aff"/>
-          <w:rFonts w:cstheme="minorBidi"/>
-        </w:rPr>
-        <w:commentReference w:id="86"/>
-      </w:r>
-      <w:r>
-        <w:t xml:space="preserve">для табличных данных; поддержка </w:t>
-      </w:r>
-      <w:proofErr w:type="spellStart"/>
-      <w:r>
-        <w:t>квантильной</w:t>
-      </w:r>
-      <w:proofErr w:type="spellEnd"/>
-      <w:r>
-        <w:t xml:space="preserve"> регрессии;</w:t>
-      </w:r>
-    </w:p>
-    <w:p>
-      <w:pPr>
-        <w:pStyle w:val="a1"/>
-      </w:pPr>
-      <w:r>
-        <w:t xml:space="preserve">SHAP – локальные и глобальные </w:t>
-      </w:r>
-      <w:commentRangeStart w:id="87"/>
-      <w:r>
-        <w:t xml:space="preserve">объяснения </w:t>
-      </w:r>
-      <w:commentRangeEnd w:id="87"/>
-      <w:r>
-        <w:rPr>
-          <w:rStyle w:val="aff"/>
-          <w:rFonts w:cstheme="minorBidi"/>
-        </w:rPr>
-        <w:commentReference w:id="87"/>
-      </w:r>
-      <w:r>
-        <w:t>вкладов признаков</w:t>
-      </w:r>
-      <w:r>
-        <w:t>;</w:t>
-      </w:r>
-    </w:p>
-    <w:p>
-      <w:pPr>
-        <w:pStyle w:val="a1"/>
-      </w:pPr>
-      <w:r>
-        <w:t>MAPIE</w:t>
-      </w:r>
-      <w:r>
-        <w:t xml:space="preserve"> </w:t>
-      </w:r>
-      <w:r>
-        <w:t>– построение доверительных интервалов поверх произвольной модели.</w:t>
-      </w:r>
-      <w:commentRangeEnd w:id="84"/>
-      <w:r>
-        <w:rPr>
-          <w:rStyle w:val="aff"/>
-          <w:rFonts w:cstheme="minorBidi"/>
-        </w:rPr>
-        <w:commentReference w:id="84"/>
+        <w:commentReference w:id="73"/>
       </w:r>
     </w:p>
     <w:p>
@@ -2887,7 +2749,6 @@
         </w:numPr>
         <w:ind w:left="1276" w:hanging="567"/>
       </w:pPr>
-      <w:commentRangeStart w:id="88"/>
       <w:proofErr w:type="spellStart"/>
       <w:r>
         <w:rPr>
@@ -3002,26 +2863,13 @@
       <w:r>
         <w:t xml:space="preserve"> и вспомогательных сервисов.</w:t>
       </w:r>
-      <w:commentRangeEnd w:id="88"/>
-      <w:r>
-        <w:rPr>
-          <w:rStyle w:val="aff"/>
-          <w:rFonts w:eastAsiaTheme="minorHAnsi" w:cstheme="minorBidi"/>
-          <w:color w:val="auto"/>
-          <w:shd w:val="clear" w:color="auto" w:fill="auto"/>
-          <w:lang w:eastAsia="en-US"/>
-        </w:rPr>
-        <w:commentReference w:id="88"/>
-      </w:r>
-      <w:commentRangeStart w:id="89"/>
-    </w:p>
-    <w:commentRangeEnd w:id="89"/>
-    <w:p>
-      <w:r>
-        <w:rPr>
-          <w:rStyle w:val="aff"/>
-        </w:rPr>
-        <w:commentReference w:id="89"/>
+      <w:commentRangeStart w:id="76"/>
+      <w:commentRangeEnd w:id="76"/>
+      <w:r>
+        <w:rPr>
+          <w:rStyle w:val="aff"/>
+        </w:rPr>
+        <w:commentReference w:id="76"/>
       </w:r>
     </w:p>
     <w:p>
@@ -3041,7 +2889,6 @@
         </w:numPr>
         <w:ind w:left="1276" w:hanging="567"/>
       </w:pPr>
-      <w:commentRangeStart w:id="90"/>
       <w:proofErr w:type="spellStart"/>
       <w:r>
         <w:rPr>
@@ -3132,16 +2979,11 @@
       <w:r>
         <w:t xml:space="preserve">компактное </w:t>
       </w:r>
-      <w:commentRangeStart w:id="91"/>
-      <w:proofErr w:type="spellStart"/>
-      <w:r>
-        <w:t>колонночное</w:t>
-      </w:r>
-      <w:proofErr w:type="spellEnd"/>
-      <w:r>
-        <w:t xml:space="preserve"> </w:t>
-      </w:r>
-      <w:commentRangeEnd w:id="91"/>
+      <w:commentRangeStart w:id="77"/>
+      <w:r>
+        <w:t xml:space="preserve">колоночное </w:t>
+      </w:r>
+      <w:commentRangeEnd w:id="77"/>
       <w:r>
         <w:rPr>
           <w:rStyle w:val="aff"/>
@@ -3150,7 +2992,7 @@
           <w:shd w:val="clear" w:color="auto" w:fill="auto"/>
           <w:lang w:eastAsia="en-US"/>
         </w:rPr>
-        <w:commentReference w:id="91"/>
+        <w:commentReference w:id="77"/>
       </w:r>
       <w:r>
         <w:t>хранилище витрин/фичей</w:t>
@@ -3268,17 +3110,6 @@
       <w:r>
         <w:t>.</w:t>
       </w:r>
-      <w:commentRangeEnd w:id="90"/>
-      <w:r>
-        <w:rPr>
-          <w:rStyle w:val="aff"/>
-          <w:rFonts w:eastAsiaTheme="minorHAnsi" w:cstheme="minorBidi"/>
-          <w:color w:val="auto"/>
-          <w:shd w:val="clear" w:color="auto" w:fill="auto"/>
-          <w:lang w:eastAsia="en-US"/>
-        </w:rPr>
-        <w:commentReference w:id="90"/>
-      </w:r>
     </w:p>
     <w:p>
       <w:r>
@@ -3305,16 +3136,16 @@
       <w:pPr>
         <w:pStyle w:val="23"/>
       </w:pPr>
-      <w:bookmarkStart w:id="92" w:name="_Toc212455498"/>
-      <w:commentRangeStart w:id="93"/>
+      <w:bookmarkStart w:id="78" w:name="_Toc212455498"/>
+      <w:commentRangeStart w:id="79"/>
       <w:r>
         <w:t xml:space="preserve">Обоснование </w:t>
       </w:r>
-      <w:bookmarkEnd w:id="92"/>
+      <w:bookmarkEnd w:id="78"/>
       <w:r>
         <w:t>выбора методов прогнозирования и компонентов решения</w:t>
       </w:r>
-      <w:commentRangeEnd w:id="93"/>
+      <w:commentRangeEnd w:id="79"/>
       <w:r>
         <w:rPr>
           <w:rStyle w:val="aff"/>
@@ -3322,7 +3153,7 @@
           <w:b w:val="0"/>
           <w:shd w:val="clear" w:color="auto" w:fill="auto"/>
         </w:rPr>
-        <w:commentReference w:id="93"/>
+        <w:commentReference w:id="79"/>
       </w:r>
     </w:p>
     <w:p>
@@ -3335,19 +3166,30 @@
         <w:pStyle w:val="20"/>
       </w:pPr>
       <w:r>
+        <w:t xml:space="preserve">сильную неоднородность признаков (категориальные, числовые, </w:t>
+      </w:r>
+      <w:proofErr w:type="spellStart"/>
+      <w:r>
+        <w:t>геопространственные</w:t>
+      </w:r>
+      <w:proofErr w:type="spellEnd"/>
+      <w:r>
+        <w:t>, календарные)</w:t>
+      </w:r>
+      <w:r>
+        <w:t xml:space="preserve">; </w:t>
+      </w:r>
+    </w:p>
+    <w:p>
+      <w:pPr>
+        <w:pStyle w:val="20"/>
+      </w:pPr>
+      <w:r>
         <w:lastRenderedPageBreak/>
-        <w:t xml:space="preserve">сильную неоднородность признаков (категориальные, числовые, </w:t>
-      </w:r>
-      <w:proofErr w:type="spellStart"/>
-      <w:r>
-        <w:t>геопространственные</w:t>
-      </w:r>
-      <w:proofErr w:type="spellEnd"/>
-      <w:r>
-        <w:t>, календарные)</w:t>
-      </w:r>
-      <w:r>
-        <w:t xml:space="preserve">; </w:t>
+        <w:t>выраженную пространственно-временную зависимость цен (локальные рынки и сезонность)</w:t>
+      </w:r>
+      <w:r>
+        <w:t>;</w:t>
       </w:r>
     </w:p>
     <w:p>
@@ -3355,171 +3197,108 @@
         <w:pStyle w:val="20"/>
       </w:pPr>
       <w:r>
-        <w:t>выраженную пространственно-временную зависимость цен (локальные рынки и сезонность)</w:t>
-      </w:r>
-      <w:r>
-        <w:t>;</w:t>
+        <w:t xml:space="preserve">необходимость практического результата с доверительным интервалом и прозрачным объяснением факторов. </w:t>
+      </w:r>
+    </w:p>
+    <w:p>
+      <w:r>
+        <w:t xml:space="preserve">Исходя из этого, архитектура аналитической части решения строится вокруг градиентного </w:t>
+      </w:r>
+      <w:proofErr w:type="spellStart"/>
+      <w:r>
+        <w:t>бустинга</w:t>
+      </w:r>
+      <w:proofErr w:type="spellEnd"/>
+      <w:r>
+        <w:t xml:space="preserve"> </w:t>
+      </w:r>
+      <w:proofErr w:type="gramStart"/>
+      <w:r>
+        <w:t>над</w:t>
+      </w:r>
+      <w:commentRangeStart w:id="80"/>
+      <w:r>
+        <w:t xml:space="preserve"> деревьям</w:t>
+      </w:r>
+      <w:proofErr w:type="gramEnd"/>
+      <w:r>
+        <w:t xml:space="preserve"> решений </w:t>
+      </w:r>
+      <w:commentRangeEnd w:id="80"/>
+      <w:r>
+        <w:rPr>
+          <w:rStyle w:val="aff"/>
+        </w:rPr>
+        <w:commentReference w:id="80"/>
+      </w:r>
+      <w:r>
+        <w:t xml:space="preserve">и дополняется </w:t>
+      </w:r>
+      <w:commentRangeStart w:id="81"/>
+      <w:r>
+        <w:t xml:space="preserve">модулями неопределённости, </w:t>
+      </w:r>
+      <w:commentRangeEnd w:id="81"/>
+      <w:r>
+        <w:rPr>
+          <w:rStyle w:val="aff"/>
+        </w:rPr>
+        <w:commentReference w:id="81"/>
+      </w:r>
+      <w:r>
+        <w:t>интерпретации и отбора сопоставимых объектов.</w:t>
+      </w:r>
+    </w:p>
+    <w:p>
+      <w:r>
+        <w:t>Практическое разделение ролей:</w:t>
       </w:r>
     </w:p>
     <w:p>
       <w:pPr>
         <w:pStyle w:val="20"/>
       </w:pPr>
-      <w:r>
-        <w:t xml:space="preserve">необходимость практического результата с доверительным интервалом и прозрачным объяснением факторов. </w:t>
-      </w:r>
-    </w:p>
-    <w:p>
-      <w:r>
-        <w:t xml:space="preserve">Исходя из этого, архитектура аналитической части решения строится вокруг градиентного </w:t>
-      </w:r>
-      <w:proofErr w:type="spellStart"/>
-      <w:r>
-        <w:t>бустинга</w:t>
-      </w:r>
-      <w:proofErr w:type="spellEnd"/>
-      <w:r>
-        <w:t xml:space="preserve"> </w:t>
-      </w:r>
-      <w:commentRangeStart w:id="94"/>
-      <w:r>
-        <w:t xml:space="preserve">по деревьям решений </w:t>
-      </w:r>
-      <w:commentRangeEnd w:id="94"/>
-      <w:r>
-        <w:rPr>
-          <w:rStyle w:val="aff"/>
-        </w:rPr>
-        <w:commentReference w:id="94"/>
-      </w:r>
-      <w:r>
-        <w:t xml:space="preserve">и дополняется </w:t>
-      </w:r>
-      <w:commentRangeStart w:id="95"/>
-      <w:r>
-        <w:t xml:space="preserve">модулями неопределённости, </w:t>
-      </w:r>
-      <w:commentRangeEnd w:id="95"/>
-      <w:r>
-        <w:rPr>
-          <w:rStyle w:val="aff"/>
-        </w:rPr>
-        <w:commentReference w:id="95"/>
-      </w:r>
-      <w:r>
-        <w:t xml:space="preserve">интерпретации и отбора сопоставимых объектов. </w:t>
-      </w:r>
-      <w:commentRangeStart w:id="96"/>
-      <w:r>
-        <w:t>Структура и степень детализации подраздела выдержаны в духе предоставленных примеров</w:t>
-      </w:r>
-      <w:commentRangeStart w:id="97"/>
-      <w:r>
-        <w:t xml:space="preserve"> </w:t>
-      </w:r>
-      <w:commentRangeEnd w:id="96"/>
-      <w:r>
-        <w:rPr>
-          <w:rStyle w:val="aff"/>
-        </w:rPr>
-        <w:commentReference w:id="96"/>
-      </w:r>
-      <w:r>
-        <w:t>–</w:t>
-      </w:r>
-      <w:r>
-        <w:t xml:space="preserve"> </w:t>
-      </w:r>
-      <w:commentRangeEnd w:id="97"/>
-      <w:r>
-        <w:rPr>
-          <w:rStyle w:val="aff"/>
-        </w:rPr>
-        <w:commentReference w:id="97"/>
-      </w:r>
-      <w:r>
-        <w:t>без математических выкладок, с фокусом на прикладные решения и их место в системе.</w:t>
-      </w:r>
-    </w:p>
-    <w:p>
-      <w:commentRangeStart w:id="98"/>
-      <w:r>
-        <w:t xml:space="preserve">В качестве основного класса моделей применяются </w:t>
-      </w:r>
-      <w:commentRangeStart w:id="99"/>
-      <w:r>
-        <w:t xml:space="preserve">градиентные ансамбли </w:t>
-      </w:r>
-      <w:commentRangeEnd w:id="99"/>
-      <w:r>
-        <w:rPr>
-          <w:rStyle w:val="aff"/>
-        </w:rPr>
-        <w:commentReference w:id="99"/>
-      </w:r>
-      <w:r>
-        <w:t>над деревьями (</w:t>
-      </w:r>
-      <w:proofErr w:type="spellStart"/>
-      <w:r>
-        <w:t>CatBoost</w:t>
-      </w:r>
-      <w:proofErr w:type="spellEnd"/>
-      <w:r>
-        <w:t xml:space="preserve">, </w:t>
-      </w:r>
-      <w:proofErr w:type="spellStart"/>
-      <w:r>
-        <w:t>LightGBM</w:t>
-      </w:r>
-      <w:proofErr w:type="spellEnd"/>
-      <w:r>
-        <w:t xml:space="preserve">, </w:t>
-      </w:r>
-      <w:proofErr w:type="spellStart"/>
-      <w:r>
-        <w:t>XGBoost</w:t>
-      </w:r>
-      <w:proofErr w:type="spellEnd"/>
-      <w:r>
-        <w:t>). Такой выбор обусловлен</w:t>
-      </w:r>
-      <w:r>
-        <w:t>:</w:t>
-      </w:r>
-    </w:p>
-    <w:p>
-      <w:pPr>
-        <w:pStyle w:val="20"/>
-      </w:pPr>
-      <w:commentRangeStart w:id="100"/>
+      <w:proofErr w:type="spellStart"/>
       <w:r>
         <w:rPr>
           <w:b/>
           <w:bCs/>
         </w:rPr>
-        <w:t>устойчивостью к смешанным признакам</w:t>
-      </w:r>
-      <w:r>
-        <w:t xml:space="preserve">. Модели </w:t>
-      </w:r>
-      <w:commentRangeStart w:id="101"/>
-      <w:r>
-        <w:t xml:space="preserve">адекватно </w:t>
-      </w:r>
-      <w:commentRangeEnd w:id="101"/>
-      <w:r>
-        <w:rPr>
-          <w:rStyle w:val="aff"/>
-          <w:rFonts w:eastAsiaTheme="minorHAnsi" w:cstheme="minorBidi"/>
-          <w:color w:val="auto"/>
-          <w:shd w:val="clear" w:color="auto" w:fill="auto"/>
-          <w:lang w:eastAsia="en-US"/>
-        </w:rPr>
-        <w:commentReference w:id="101"/>
-      </w:r>
-      <w:r>
-        <w:t>работают на наборах, где присутствуют и числовые, и категориальные поля (тип дома, материал стен, состояние, класс объекта, наличие лифта/паркинга и т.д.)</w:t>
+        <w:t>CatBoost</w:t>
+      </w:r>
+      <w:proofErr w:type="spellEnd"/>
+      <w:r>
+        <w:t xml:space="preserve"> </w:t>
+      </w:r>
+      <w:r>
+        <w:t>–</w:t>
+      </w:r>
+      <w:r>
+        <w:t xml:space="preserve"> предпочтителен при большом числе категориальных полей и умеренном размере </w:t>
+      </w:r>
+      <w:proofErr w:type="spellStart"/>
+      <w:r>
+        <w:t>датасета</w:t>
+      </w:r>
+      <w:proofErr w:type="spellEnd"/>
+      <w:r>
+        <w:t>: даёт стабильные результаты «из коробки» (</w:t>
+      </w:r>
+      <w:proofErr w:type="spellStart"/>
+      <w:r>
+        <w:t>ordered</w:t>
+      </w:r>
+      <w:proofErr w:type="spellEnd"/>
+      <w:r>
+        <w:t xml:space="preserve"> </w:t>
+      </w:r>
+      <w:proofErr w:type="spellStart"/>
+      <w:r>
+        <w:t>boosting</w:t>
+      </w:r>
+      <w:proofErr w:type="spellEnd"/>
+      <w:r>
+        <w:t>, встроенное кодирование категорий)</w:t>
       </w:r>
       <w:r>
         <w:t>;</w:t>
@@ -3529,41 +3308,47 @@
       <w:pPr>
         <w:pStyle w:val="20"/>
       </w:pPr>
+      <w:proofErr w:type="spellStart"/>
       <w:r>
         <w:rPr>
           <w:b/>
           <w:bCs/>
         </w:rPr>
-        <w:t>нелинейностями и взаимодействиями</w:t>
-      </w:r>
-      <w:r>
-        <w:t xml:space="preserve">. </w:t>
-      </w:r>
-      <w:proofErr w:type="gramStart"/>
-      <w:r>
-        <w:t xml:space="preserve">Деревья </w:t>
-      </w:r>
-      <w:commentRangeStart w:id="102"/>
-      <w:r>
-        <w:t>естественно</w:t>
-      </w:r>
-      <w:proofErr w:type="gramEnd"/>
+        <w:t>LightGBM</w:t>
+      </w:r>
+      <w:proofErr w:type="spellEnd"/>
       <w:r>
         <w:t xml:space="preserve"> </w:t>
       </w:r>
-      <w:commentRangeEnd w:id="102"/>
-      <w:r>
-        <w:rPr>
-          <w:rStyle w:val="aff"/>
-          <w:rFonts w:eastAsiaTheme="minorHAnsi" w:cstheme="minorBidi"/>
-          <w:color w:val="auto"/>
-          <w:shd w:val="clear" w:color="auto" w:fill="auto"/>
-          <w:lang w:eastAsia="en-US"/>
-        </w:rPr>
-        <w:commentReference w:id="102"/>
-      </w:r>
-      <w:r>
-        <w:t>«ловят» пороговые эффекты (близость к метро до/после 10 минут), разрывы и сложные взаимодействия признаков без ручного конструирования большого числа полиномиальных или кросс-признаков</w:t>
+      <w:r>
+        <w:t xml:space="preserve">– </w:t>
+      </w:r>
+      <w:r>
+        <w:t>оптимален, когда важна скорость обучения/</w:t>
+      </w:r>
+      <w:proofErr w:type="spellStart"/>
+      <w:r>
+        <w:t>инференса</w:t>
+      </w:r>
+      <w:proofErr w:type="spellEnd"/>
+      <w:r>
+        <w:t xml:space="preserve"> и необходимо быстро перебирать конфигурации (</w:t>
+      </w:r>
+      <w:proofErr w:type="spellStart"/>
+      <w:r>
+        <w:t>histogram-based</w:t>
+      </w:r>
+      <w:proofErr w:type="spellEnd"/>
+      <w:r>
+        <w:t xml:space="preserve">, </w:t>
+      </w:r>
+      <w:proofErr w:type="spellStart"/>
+      <w:r>
+        <w:t>leaf-wise</w:t>
+      </w:r>
+      <w:proofErr w:type="spellEnd"/>
+      <w:r>
+        <w:t xml:space="preserve"> рост дерева)</w:t>
       </w:r>
       <w:r>
         <w:t>;</w:t>
@@ -3573,99 +3358,91 @@
       <w:pPr>
         <w:pStyle w:val="20"/>
       </w:pPr>
+      <w:proofErr w:type="spellStart"/>
+      <w:r>
+        <w:rPr>
+          <w:rStyle w:val="affd"/>
+        </w:rPr>
+        <w:t>XGBoost</w:t>
+      </w:r>
+      <w:proofErr w:type="spellEnd"/>
+      <w:r>
+        <w:t xml:space="preserve"> </w:t>
+      </w:r>
+      <w:r>
+        <w:t xml:space="preserve">– </w:t>
+      </w:r>
+      <w:r>
+        <w:t>надёжен как «референс» и бенчмарк, особенно на табличных задачах с аккуратно подготовленными признаками</w:t>
+      </w:r>
+      <w:r>
+        <w:t>.</w:t>
+      </w:r>
+    </w:p>
+    <w:p>
+      <w:r>
+        <w:t xml:space="preserve">Для повышения качества применяется байесовская оптимизация </w:t>
+      </w:r>
+      <w:proofErr w:type="spellStart"/>
+      <w:r>
+        <w:t>гиперпараметров</w:t>
+      </w:r>
+      <w:proofErr w:type="spellEnd"/>
+      <w:r>
+        <w:t xml:space="preserve"> (</w:t>
+      </w:r>
+      <w:proofErr w:type="spellStart"/>
+      <w:r>
+        <w:t>Optuna</w:t>
+      </w:r>
+      <w:proofErr w:type="spellEnd"/>
+      <w:r>
+        <w:t>) с единой целевой метрикой (например, MAE по лог-цене) и контрольными ограничениями по стабильности на отложенных временных и пространственных блоках.</w:t>
+      </w:r>
+    </w:p>
+    <w:p>
+      <w:r>
+        <w:t>Система должна не только выдавать точку прогноза, но и честно показывать диапазон неопределённости. В решении предусмотрены два комплементарных механизма:</w:t>
+      </w:r>
+    </w:p>
+    <w:p>
+      <w:pPr>
+        <w:pStyle w:val="20"/>
+      </w:pPr>
+      <w:proofErr w:type="spellStart"/>
       <w:r>
         <w:rPr>
           <w:b/>
           <w:bCs/>
         </w:rPr>
-        <w:t>производительностью</w:t>
-      </w:r>
-      <w:r>
-        <w:t xml:space="preserve">. Реализуют быструю итеративную разработку (важно на этапе прототипирования и отбора </w:t>
-      </w:r>
-      <w:proofErr w:type="spellStart"/>
-      <w:r>
-        <w:t>гиперпараметров</w:t>
-      </w:r>
-      <w:proofErr w:type="spellEnd"/>
-      <w:r>
-        <w:t>), масштабируются на десятки/сотни тысяч объявлений.</w:t>
-      </w:r>
-      <w:commentRangeEnd w:id="100"/>
-      <w:r>
-        <w:rPr>
-          <w:rStyle w:val="aff"/>
-          <w:rFonts w:eastAsiaTheme="minorHAnsi" w:cstheme="minorBidi"/>
-          <w:color w:val="auto"/>
-          <w:shd w:val="clear" w:color="auto" w:fill="auto"/>
-          <w:lang w:eastAsia="en-US"/>
-        </w:rPr>
-        <w:commentReference w:id="100"/>
-      </w:r>
-      <w:commentRangeEnd w:id="98"/>
-      <w:r>
-        <w:rPr>
-          <w:rStyle w:val="aff"/>
-          <w:rFonts w:eastAsiaTheme="minorHAnsi" w:cstheme="minorBidi"/>
-          <w:color w:val="auto"/>
-          <w:shd w:val="clear" w:color="auto" w:fill="auto"/>
-          <w:lang w:eastAsia="en-US"/>
-        </w:rPr>
-        <w:commentReference w:id="98"/>
-      </w:r>
-    </w:p>
-    <w:p>
-      <w:r>
-        <w:t>Практическое разделение ролей:</w:t>
-      </w:r>
-    </w:p>
-    <w:p>
-      <w:pPr>
-        <w:pStyle w:val="20"/>
-      </w:pPr>
-      <w:commentRangeStart w:id="103"/>
-      <w:proofErr w:type="spellStart"/>
+        <w:t>квантильная</w:t>
+      </w:r>
+      <w:proofErr w:type="spellEnd"/>
       <w:r>
         <w:rPr>
           <w:b/>
           <w:bCs/>
         </w:rPr>
-        <w:lastRenderedPageBreak/>
-        <w:t>CatBoost</w:t>
-      </w:r>
-      <w:proofErr w:type="spellEnd"/>
-      <w:r>
-        <w:t xml:space="preserve"> </w:t>
-      </w:r>
-      <w:r>
-        <w:t>–</w:t>
-      </w:r>
-      <w:r>
-        <w:t xml:space="preserve"> предпочтителен при большом числе категориальных полей и умеренном размере </w:t>
-      </w:r>
-      <w:proofErr w:type="spellStart"/>
-      <w:r>
-        <w:t>датасета</w:t>
-      </w:r>
-      <w:proofErr w:type="spellEnd"/>
-      <w:r>
-        <w:t>: даёт стабильные результаты «из коробки» (</w:t>
-      </w:r>
-      <w:proofErr w:type="spellStart"/>
-      <w:r>
-        <w:t>ordered</w:t>
-      </w:r>
-      <w:proofErr w:type="spellEnd"/>
-      <w:r>
-        <w:t xml:space="preserve"> </w:t>
-      </w:r>
-      <w:proofErr w:type="spellStart"/>
-      <w:r>
-        <w:t>boosting</w:t>
-      </w:r>
-      <w:proofErr w:type="spellEnd"/>
-      <w:r>
-        <w:t>, встроенное кодирование категорий)</w:t>
+        <w:t xml:space="preserve"> регрессия</w:t>
+      </w:r>
+      <w:r>
+        <w:t xml:space="preserve"> в </w:t>
+      </w:r>
+      <w:proofErr w:type="spellStart"/>
+      <w:r>
+        <w:t>бустинге</w:t>
+      </w:r>
+      <w:proofErr w:type="spellEnd"/>
+      <w:r>
+        <w:t xml:space="preserve">: обучение отдельных моделей (или единой </w:t>
+      </w:r>
+      <w:proofErr w:type="spellStart"/>
+      <w:r>
+        <w:t>многоквантильной</w:t>
+      </w:r>
+      <w:proofErr w:type="spellEnd"/>
+      <w:r>
+        <w:t>) на τ-квантили (например, 0.1/0.5/0.9) даёт «быстрые» пессимистичные/медианные/оптимистичные оценки</w:t>
       </w:r>
       <w:r>
         <w:t>;</w:t>
@@ -3675,152 +3452,62 @@
       <w:pPr>
         <w:pStyle w:val="20"/>
       </w:pPr>
-      <w:proofErr w:type="spellStart"/>
       <w:r>
         <w:rPr>
           <w:b/>
           <w:bCs/>
         </w:rPr>
-        <w:t>LightGBM</w:t>
-      </w:r>
-      <w:proofErr w:type="spellEnd"/>
-      <w:r>
-        <w:t xml:space="preserve"> </w:t>
-      </w:r>
-      <w:r>
-        <w:t xml:space="preserve">– </w:t>
-      </w:r>
-      <w:r>
-        <w:t>оптимален, когда важна скорость обучения/</w:t>
-      </w:r>
-      <w:proofErr w:type="spellStart"/>
-      <w:r>
-        <w:t>инференса</w:t>
-      </w:r>
-      <w:proofErr w:type="spellEnd"/>
-      <w:r>
-        <w:t xml:space="preserve"> и необходимо быстро перебирать конфигурации (</w:t>
-      </w:r>
-      <w:proofErr w:type="spellStart"/>
-      <w:r>
-        <w:t>histogram-based</w:t>
-      </w:r>
-      <w:proofErr w:type="spellEnd"/>
-      <w:r>
-        <w:t xml:space="preserve">, </w:t>
-      </w:r>
-      <w:proofErr w:type="spellStart"/>
-      <w:r>
-        <w:t>leaf-wise</w:t>
-      </w:r>
-      <w:proofErr w:type="spellEnd"/>
-      <w:r>
-        <w:t xml:space="preserve"> рост дерева)</w:t>
-      </w:r>
-      <w:r>
-        <w:t>;</w:t>
-      </w:r>
-    </w:p>
-    <w:p>
-      <w:pPr>
-        <w:pStyle w:val="20"/>
-      </w:pPr>
-      <w:proofErr w:type="spellStart"/>
-      <w:r>
-        <w:rPr>
-          <w:rStyle w:val="affd"/>
-        </w:rPr>
-        <w:t>XGBoost</w:t>
-      </w:r>
-      <w:proofErr w:type="spellEnd"/>
-      <w:r>
-        <w:t xml:space="preserve"> </w:t>
-      </w:r>
-      <w:r>
-        <w:t xml:space="preserve">– </w:t>
-      </w:r>
-      <w:r>
-        <w:t>надёжен как «референс» и бенчмарк, особенно на табличных задачах с аккуратно подготовленными признаками</w:t>
-      </w:r>
-      <w:r>
-        <w:t>.</w:t>
-      </w:r>
-      <w:commentRangeEnd w:id="103"/>
-      <w:r>
-        <w:rPr>
-          <w:rStyle w:val="aff"/>
-          <w:rFonts w:eastAsiaTheme="minorHAnsi" w:cstheme="minorBidi"/>
-          <w:color w:val="auto"/>
-          <w:shd w:val="clear" w:color="auto" w:fill="auto"/>
-          <w:lang w:eastAsia="en-US"/>
-        </w:rPr>
-        <w:commentReference w:id="103"/>
-      </w:r>
-    </w:p>
-    <w:p>
-      <w:r>
-        <w:t xml:space="preserve">Для повышения качества применяется байесовская оптимизация </w:t>
-      </w:r>
-      <w:proofErr w:type="spellStart"/>
-      <w:r>
-        <w:t>гиперпараметров</w:t>
-      </w:r>
-      <w:proofErr w:type="spellEnd"/>
-      <w:r>
-        <w:t xml:space="preserve"> (</w:t>
-      </w:r>
-      <w:proofErr w:type="spellStart"/>
-      <w:r>
-        <w:t>Optuna</w:t>
-      </w:r>
-      <w:proofErr w:type="spellEnd"/>
-      <w:r>
-        <w:t>) с единой целевой метрикой (например, MAE по лог-цене) и контрольными ограничениями по стабильности на отложенных временных и пространственных блоках.</w:t>
-      </w:r>
-    </w:p>
-    <w:p>
-      <w:r>
-        <w:t>Система должна не только выдавать точку прогноза, но и честно показывать диапазон неопределённости. В решении предусмотрены два комплементарных механизма:</w:t>
-      </w:r>
-    </w:p>
-    <w:p>
-      <w:pPr>
-        <w:pStyle w:val="20"/>
-      </w:pPr>
-      <w:proofErr w:type="spellStart"/>
+        <w:t>к</w:t>
+      </w:r>
       <w:r>
         <w:rPr>
           <w:b/>
           <w:bCs/>
         </w:rPr>
-        <w:t>квантильная</w:t>
-      </w:r>
-      <w:proofErr w:type="spellEnd"/>
+        <w:t>онформные интервалы</w:t>
+      </w:r>
+      <w:r>
+        <w:t xml:space="preserve"> поверх базовой модели: калибровка ширины интервала на </w:t>
+      </w:r>
+      <w:proofErr w:type="spellStart"/>
+      <w:r>
+        <w:t>валидационном</w:t>
+      </w:r>
+      <w:proofErr w:type="spellEnd"/>
+      <w:r>
+        <w:t xml:space="preserve"> наборе с гарантией покрытий при слабых предположениях об ошибках.</w:t>
+      </w:r>
+    </w:p>
+    <w:p>
+      <w:r>
+        <w:lastRenderedPageBreak/>
+        <w:t xml:space="preserve">На практике это даёт пользователю и эксперту рынка ясное представление о </w:t>
+      </w:r>
+      <w:r>
+        <w:t>колебании</w:t>
+      </w:r>
+      <w:r>
+        <w:t xml:space="preserve"> цены и уровне риска.</w:t>
+      </w:r>
+    </w:p>
+    <w:p>
+      <w:r>
+        <w:t>Для объяснения прогноза применяются SHAP-значения:</w:t>
+      </w:r>
+    </w:p>
+    <w:p>
+      <w:pPr>
+        <w:pStyle w:val="20"/>
+      </w:pPr>
       <w:r>
         <w:rPr>
           <w:b/>
           <w:bCs/>
         </w:rPr>
-        <w:t xml:space="preserve"> регрессия</w:t>
-      </w:r>
-      <w:r>
-        <w:t xml:space="preserve"> в </w:t>
-      </w:r>
-      <w:proofErr w:type="spellStart"/>
-      <w:r>
-        <w:t>бустинге</w:t>
-      </w:r>
-      <w:proofErr w:type="spellEnd"/>
-      <w:r>
-        <w:t xml:space="preserve">: обучение отдельных моделей (или единой </w:t>
-      </w:r>
-      <w:proofErr w:type="spellStart"/>
-      <w:r>
-        <w:t>многоквантильной</w:t>
-      </w:r>
-      <w:proofErr w:type="spellEnd"/>
-      <w:r>
-        <w:t>) на τ-квантили (например, 0.1/0.5/0.9) даёт «быстрые» пессимистичные/медианные/оптимистичные оценки</w:t>
+        <w:t>локально</w:t>
+      </w:r>
+      <w:r>
+        <w:t xml:space="preserve"> (для конкретного объекта) показывается вклад каждого признака: площадь, шаговая доступность, удалённость от метро, этажность, состояние</w:t>
       </w:r>
       <w:r>
         <w:t>;</w:t>
@@ -3835,71 +3522,6 @@
           <w:b/>
           <w:bCs/>
         </w:rPr>
-        <w:t>к</w:t>
-      </w:r>
-      <w:r>
-        <w:rPr>
-          <w:b/>
-          <w:bCs/>
-        </w:rPr>
-        <w:t>онформные интервалы</w:t>
-      </w:r>
-      <w:r>
-        <w:t xml:space="preserve"> поверх базовой модели: калибровка ширины интервала на </w:t>
-      </w:r>
-      <w:proofErr w:type="spellStart"/>
-      <w:r>
-        <w:t>валидационном</w:t>
-      </w:r>
-      <w:proofErr w:type="spellEnd"/>
-      <w:r>
-        <w:t xml:space="preserve"> наборе с гарантией покрытий при слабых предположениях об ошибках.</w:t>
-      </w:r>
-    </w:p>
-    <w:p>
-      <w:r>
-        <w:t xml:space="preserve">На практике это даёт пользователю и эксперту рынка ясное представление о </w:t>
-      </w:r>
-      <w:r>
-        <w:t>колебании</w:t>
-      </w:r>
-      <w:r>
-        <w:t xml:space="preserve"> цены и уровне риска.</w:t>
-      </w:r>
-    </w:p>
-    <w:p>
-      <w:r>
-        <w:t>Для объяснения прогноза применяются SHAP-значения:</w:t>
-      </w:r>
-    </w:p>
-    <w:p>
-      <w:pPr>
-        <w:pStyle w:val="20"/>
-      </w:pPr>
-      <w:r>
-        <w:rPr>
-          <w:b/>
-          <w:bCs/>
-        </w:rPr>
-        <w:t>локально</w:t>
-      </w:r>
-      <w:r>
-        <w:t xml:space="preserve"> (для конкретного объекта) показывается вклад каждого признака: площадь, шаговая доступность, удалённость от метро, этажность, состояние</w:t>
-      </w:r>
-      <w:r>
-        <w:t>;</w:t>
-      </w:r>
-    </w:p>
-    <w:p>
-      <w:pPr>
-        <w:pStyle w:val="20"/>
-      </w:pPr>
-      <w:r>
-        <w:rPr>
-          <w:b/>
-          <w:bCs/>
-        </w:rPr>
-        <w:lastRenderedPageBreak/>
         <w:t>глобально</w:t>
       </w:r>
       <w:r>
@@ -4022,16 +3644,8 @@
       <w:r>
         <w:t xml:space="preserve">, а при наличии источников </w:t>
       </w:r>
-      <w:commentRangeStart w:id="104"/>
       <w:r>
         <w:t>–</w:t>
-      </w:r>
-      <w:commentRangeEnd w:id="104"/>
-      <w:r>
-        <w:rPr>
-          <w:rStyle w:val="aff"/>
-        </w:rPr>
-        <w:commentReference w:id="104"/>
       </w:r>
       <w:r>
         <w:t xml:space="preserve"> дополнительно оценивается </w:t>
@@ -4152,13 +3766,89 @@
         <w:pStyle w:val="20"/>
       </w:pPr>
       <w:r>
-        <w:t xml:space="preserve">итоговая оценка </w:t>
-      </w:r>
-      <w:commentRangeStart w:id="105"/>
-      <w:r>
-        <w:t xml:space="preserve">– </w:t>
-      </w:r>
-      <w:commentRangeEnd w:id="105"/>
+        <w:lastRenderedPageBreak/>
+        <w:t xml:space="preserve">итоговая оценка – </w:t>
+      </w:r>
+      <w:r>
+        <w:rPr>
+          <w:rStyle w:val="affd"/>
+        </w:rPr>
+        <w:t>сводная</w:t>
+      </w:r>
+      <w:r>
+        <w:t xml:space="preserve"> (</w:t>
+      </w:r>
+      <w:proofErr w:type="spellStart"/>
+      <w:r>
+        <w:t>time</w:t>
+      </w:r>
+      <w:proofErr w:type="spellEnd"/>
+      <w:r>
+        <w:t xml:space="preserve"> </w:t>
+      </w:r>
+      <w:proofErr w:type="spellStart"/>
+      <w:r>
+        <w:t>split</w:t>
+      </w:r>
+      <w:proofErr w:type="spellEnd"/>
+      <w:r>
+        <w:t xml:space="preserve"> × </w:t>
+      </w:r>
+      <w:proofErr w:type="spellStart"/>
+      <w:r>
+        <w:t>spatial</w:t>
+      </w:r>
+      <w:proofErr w:type="spellEnd"/>
+      <w:r>
+        <w:t xml:space="preserve"> </w:t>
+      </w:r>
+      <w:proofErr w:type="spellStart"/>
+      <w:r>
+        <w:t>blocks</w:t>
+      </w:r>
+      <w:proofErr w:type="spellEnd"/>
+      <w:r>
+        <w:t>) и сопровождается доверительными интервалами метрик (</w:t>
+      </w:r>
+      <w:proofErr w:type="spellStart"/>
+      <w:r>
+        <w:t>bootstrap</w:t>
+      </w:r>
+      <w:proofErr w:type="spellEnd"/>
+      <w:r>
+        <w:t>/перестановки).</w:t>
+      </w:r>
+    </w:p>
+    <w:p>
+      <w:r>
+        <w:t>В потоке данных встречаются нетипичные объекты (лофты, таунхаусы на границе города, элитные ЖК). Для повышения надёжности:</w:t>
+      </w:r>
+    </w:p>
+    <w:p/>
+    <w:p>
+      <w:pPr>
+        <w:pStyle w:val="20"/>
+      </w:pPr>
+      <w:r>
+        <w:t xml:space="preserve">применяется </w:t>
+      </w:r>
+      <w:r>
+        <w:rPr>
+          <w:rStyle w:val="affd"/>
+        </w:rPr>
+        <w:t xml:space="preserve">детектор </w:t>
+      </w:r>
+      <w:commentRangeStart w:id="82"/>
+      <w:r>
+        <w:rPr>
+          <w:rStyle w:val="affd"/>
+        </w:rPr>
+        <w:t>OOD</w:t>
+      </w:r>
+      <w:r>
+        <w:t xml:space="preserve"> </w:t>
+      </w:r>
+      <w:commentRangeEnd w:id="82"/>
       <w:r>
         <w:rPr>
           <w:rStyle w:val="aff"/>
@@ -4167,89 +3857,211 @@
           <w:shd w:val="clear" w:color="auto" w:fill="auto"/>
           <w:lang w:eastAsia="en-US"/>
         </w:rPr>
-        <w:commentReference w:id="105"/>
+        <w:commentReference w:id="82"/>
+      </w:r>
+      <w:r>
+        <w:t xml:space="preserve">(например, </w:t>
+      </w:r>
+      <w:proofErr w:type="spellStart"/>
+      <w:r>
+        <w:t>Isolation</w:t>
+      </w:r>
+      <w:proofErr w:type="spellEnd"/>
+      <w:r>
+        <w:t xml:space="preserve"> </w:t>
+      </w:r>
+      <w:proofErr w:type="spellStart"/>
+      <w:r>
+        <w:t>Forest</w:t>
+      </w:r>
+      <w:proofErr w:type="spellEnd"/>
+      <w:r>
+        <w:t xml:space="preserve"> или расстояние до обучающего многообразия в пространстве признаков);</w:t>
+      </w:r>
+    </w:p>
+    <w:p>
+      <w:pPr>
+        <w:pStyle w:val="20"/>
+      </w:pPr>
+      <w:r>
+        <w:t xml:space="preserve">отчёт содержит </w:t>
       </w:r>
       <w:r>
         <w:rPr>
           <w:rStyle w:val="affd"/>
         </w:rPr>
-        <w:t>сводная</w:t>
-      </w:r>
-      <w:r>
-        <w:t xml:space="preserve"> (</w:t>
-      </w:r>
-      <w:proofErr w:type="spellStart"/>
-      <w:r>
-        <w:t>time</w:t>
-      </w:r>
-      <w:proofErr w:type="spellEnd"/>
-      <w:r>
-        <w:t xml:space="preserve"> </w:t>
-      </w:r>
-      <w:proofErr w:type="spellStart"/>
-      <w:r>
-        <w:t>split</w:t>
-      </w:r>
-      <w:proofErr w:type="spellEnd"/>
-      <w:r>
-        <w:t xml:space="preserve"> × </w:t>
-      </w:r>
-      <w:proofErr w:type="spellStart"/>
-      <w:r>
-        <w:t>spatial</w:t>
-      </w:r>
-      <w:proofErr w:type="spellEnd"/>
-      <w:r>
-        <w:t xml:space="preserve"> </w:t>
-      </w:r>
-      <w:proofErr w:type="spellStart"/>
-      <w:r>
-        <w:t>blocks</w:t>
-      </w:r>
-      <w:proofErr w:type="spellEnd"/>
-      <w:r>
-        <w:t>) и сопровождается доверительными интервалами метрик (</w:t>
-      </w:r>
-      <w:proofErr w:type="spellStart"/>
-      <w:r>
-        <w:t>bootstrap</w:t>
-      </w:r>
-      <w:proofErr w:type="spellEnd"/>
-      <w:r>
-        <w:t>/перестановки).</w:t>
-      </w:r>
-    </w:p>
-    <w:p>
-      <w:r>
-        <w:t>В потоке данных встречаются нетипичные объекты (лофты, таунхаусы на границе города, элитные ЖК). Для повышения надёжности:</w:t>
-      </w:r>
-    </w:p>
-    <w:p/>
+        <w:t>предупреждения</w:t>
+      </w:r>
+      <w:r>
+        <w:t xml:space="preserve"> о снижении доверия и рекомендации по ручной проверке/уточнению входных параметров.</w:t>
+      </w:r>
+    </w:p>
+    <w:p>
+      <w:r>
+        <w:t xml:space="preserve">Конфигурируемый </w:t>
+      </w:r>
+      <w:proofErr w:type="spellStart"/>
+      <w:r>
+        <w:t>пайплайн</w:t>
+      </w:r>
+      <w:proofErr w:type="spellEnd"/>
+      <w:r>
+        <w:t xml:space="preserve">: </w:t>
+      </w:r>
+      <w:proofErr w:type="spellStart"/>
+      <w:r>
+        <w:t>ingest</w:t>
+      </w:r>
+      <w:proofErr w:type="spellEnd"/>
+      <w:r>
+        <w:t xml:space="preserve"> → </w:t>
+      </w:r>
+      <w:proofErr w:type="spellStart"/>
+      <w:r>
+        <w:t>clean</w:t>
+      </w:r>
+      <w:proofErr w:type="spellEnd"/>
+      <w:r>
+        <w:t xml:space="preserve"> → </w:t>
+      </w:r>
+      <w:proofErr w:type="spellStart"/>
+      <w:r>
+        <w:t>гео</w:t>
+      </w:r>
+      <w:proofErr w:type="spellEnd"/>
+      <w:r>
+        <w:t>-обогащение → генерация признаков → сплиты → обучение → калибровка неопределённости → отчёты.</w:t>
+      </w:r>
+    </w:p>
+    <w:p>
+      <w:r>
+        <w:t xml:space="preserve">Все шаги описываются </w:t>
+      </w:r>
+      <w:commentRangeStart w:id="83"/>
+      <w:r>
+        <w:t xml:space="preserve">YAML-конфигами, команды </w:t>
+      </w:r>
+      <w:r>
+        <w:t>–</w:t>
+      </w:r>
+      <w:r>
+        <w:t xml:space="preserve"> единым CLI </w:t>
+      </w:r>
+      <w:commentRangeEnd w:id="83"/>
+      <w:r>
+        <w:rPr>
+          <w:rStyle w:val="aff"/>
+        </w:rPr>
+        <w:commentReference w:id="83"/>
+      </w:r>
+      <w:r>
+        <w:t xml:space="preserve">на </w:t>
+      </w:r>
+      <w:proofErr w:type="spellStart"/>
+      <w:r>
+        <w:t>Typer</w:t>
+      </w:r>
+      <w:proofErr w:type="spellEnd"/>
+      <w:r>
+        <w:t>. Это обеспечивает воспроизводимость экспериментов и переносимость сценариев.</w:t>
+      </w:r>
+    </w:p>
+    <w:p>
+      <w:r>
+        <w:t>Для последующей интеграции с бэкендом на Go:</w:t>
+      </w:r>
+    </w:p>
     <w:p>
       <w:pPr>
         <w:pStyle w:val="20"/>
-      </w:pPr>
-      <w:r>
-        <w:lastRenderedPageBreak/>
-        <w:t xml:space="preserve">применяется </w:t>
-      </w:r>
-      <w:r>
-        <w:rPr>
-          <w:rStyle w:val="affd"/>
-        </w:rPr>
-        <w:t xml:space="preserve">детектор </w:t>
-      </w:r>
-      <w:commentRangeStart w:id="106"/>
-      <w:r>
-        <w:rPr>
-          <w:rStyle w:val="affd"/>
-        </w:rPr>
-        <w:t>OOD</w:t>
-      </w:r>
-      <w:r>
-        <w:t xml:space="preserve"> </w:t>
-      </w:r>
-      <w:commentRangeEnd w:id="106"/>
+        <w:rPr>
+          <w:rFonts w:eastAsia="Times New Roman"/>
+        </w:rPr>
+      </w:pPr>
+      <w:r>
+        <w:rPr>
+          <w:rFonts w:eastAsia="Times New Roman"/>
+        </w:rPr>
+        <w:t xml:space="preserve">экспортируются артефакты модели и REST API-контракты для </w:t>
+      </w:r>
+      <w:proofErr w:type="spellStart"/>
+      <w:r>
+        <w:rPr>
+          <w:rFonts w:eastAsia="Times New Roman"/>
+        </w:rPr>
+        <w:t>инференса</w:t>
+      </w:r>
+      <w:proofErr w:type="spellEnd"/>
+      <w:r>
+        <w:rPr>
+          <w:rFonts w:eastAsia="Times New Roman"/>
+        </w:rPr>
+        <w:t>;</w:t>
+      </w:r>
+    </w:p>
+    <w:p>
+      <w:pPr>
+        <w:pStyle w:val="20"/>
+        <w:rPr>
+          <w:rFonts w:eastAsia="Times New Roman"/>
+        </w:rPr>
+      </w:pPr>
+      <w:r>
+        <w:rPr>
+          <w:rFonts w:eastAsia="Times New Roman"/>
+        </w:rPr>
+        <w:t xml:space="preserve">формируются </w:t>
+      </w:r>
+      <w:r>
+        <w:rPr>
+          <w:rFonts w:eastAsia="Times New Roman"/>
+          <w:b/>
+          <w:bCs/>
+        </w:rPr>
+        <w:t>PDF отчёты</w:t>
+      </w:r>
+      <w:r>
+        <w:rPr>
+          <w:rFonts w:eastAsia="Times New Roman"/>
+        </w:rPr>
+        <w:t xml:space="preserve"> для пользователя (стоимость, интервал, объяснения, 5–10 </w:t>
+      </w:r>
+      <w:proofErr w:type="spellStart"/>
+      <w:r>
+        <w:rPr>
+          <w:rFonts w:eastAsia="Times New Roman"/>
+        </w:rPr>
+        <w:t>компараблов</w:t>
+      </w:r>
+      <w:proofErr w:type="spellEnd"/>
+      <w:r>
+        <w:rPr>
+          <w:rFonts w:eastAsia="Times New Roman"/>
+        </w:rPr>
+        <w:t>)</w:t>
+      </w:r>
+      <w:r>
+        <w:rPr>
+          <w:rFonts w:eastAsia="Times New Roman"/>
+        </w:rPr>
+        <w:t>;</w:t>
+      </w:r>
+    </w:p>
+    <w:p>
+      <w:pPr>
+        <w:pStyle w:val="20"/>
+        <w:rPr>
+          <w:rFonts w:eastAsia="Times New Roman"/>
+        </w:rPr>
+      </w:pPr>
+      <w:commentRangeStart w:id="84"/>
+      <w:r>
+        <w:rPr>
+          <w:rFonts w:eastAsia="Times New Roman"/>
+        </w:rPr>
+        <w:t xml:space="preserve">поддерживается </w:t>
+      </w:r>
+      <w:commentRangeEnd w:id="84"/>
       <w:r>
         <w:rPr>
           <w:rStyle w:val="aff"/>
@@ -4258,118 +4070,121 @@
           <w:shd w:val="clear" w:color="auto" w:fill="auto"/>
           <w:lang w:eastAsia="en-US"/>
         </w:rPr>
-        <w:commentReference w:id="106"/>
-      </w:r>
-      <w:r>
-        <w:t xml:space="preserve">(например, </w:t>
-      </w:r>
-      <w:proofErr w:type="spellStart"/>
-      <w:r>
-        <w:t>Isolation</w:t>
-      </w:r>
-      <w:proofErr w:type="spellEnd"/>
-      <w:r>
+        <w:commentReference w:id="84"/>
+      </w:r>
+      <w:r>
+        <w:rPr>
+          <w:rFonts w:eastAsia="Times New Roman"/>
+        </w:rPr>
+        <w:t xml:space="preserve">легковесный HTTP-сервис </w:t>
+      </w:r>
+      <w:proofErr w:type="spellStart"/>
+      <w:r>
+        <w:rPr>
+          <w:rFonts w:eastAsia="Times New Roman"/>
+        </w:rPr>
+        <w:t>инференса</w:t>
+      </w:r>
+      <w:proofErr w:type="spellEnd"/>
+      <w:r>
+        <w:rPr>
+          <w:rFonts w:eastAsia="Times New Roman"/>
+        </w:rPr>
+        <w:t xml:space="preserve"> с возможностью горизонтального масштабирования (</w:t>
+      </w:r>
+      <w:proofErr w:type="spellStart"/>
+      <w:r>
+        <w:rPr>
+          <w:rFonts w:eastAsia="Times New Roman"/>
+        </w:rPr>
+        <w:t>Gin</w:t>
+      </w:r>
+      <w:proofErr w:type="spellEnd"/>
+      <w:r>
+        <w:rPr>
+          <w:rFonts w:eastAsia="Times New Roman"/>
+        </w:rPr>
         <w:t xml:space="preserve"> </w:t>
       </w:r>
       <w:proofErr w:type="spellStart"/>
       <w:r>
-        <w:t>Forest</w:t>
-      </w:r>
-      <w:proofErr w:type="spellEnd"/>
-      <w:r>
-        <w:t xml:space="preserve"> или расстояние до обучающего многообразия в пространстве признаков);</w:t>
+        <w:rPr>
+          <w:rFonts w:eastAsia="Times New Roman"/>
+        </w:rPr>
+        <w:t>framework</w:t>
+      </w:r>
+      <w:proofErr w:type="spellEnd"/>
+      <w:r>
+        <w:rPr>
+          <w:rFonts w:eastAsia="Times New Roman"/>
+        </w:rPr>
+        <w:t>).</w:t>
+      </w:r>
+    </w:p>
+    <w:p>
+      <w:r>
+        <w:t>Ограничения и меры снижения риска:</w:t>
       </w:r>
     </w:p>
     <w:p>
       <w:pPr>
         <w:pStyle w:val="20"/>
-      </w:pPr>
-      <w:r>
-        <w:t xml:space="preserve">отчёт содержит </w:t>
-      </w:r>
+        <w:rPr>
+          <w:rFonts w:eastAsia="Times New Roman"/>
+        </w:rPr>
+      </w:pPr>
       <w:r>
         <w:rPr>
           <w:rStyle w:val="affd"/>
         </w:rPr>
-        <w:t>предупреждения</w:t>
-      </w:r>
-      <w:r>
-        <w:t xml:space="preserve"> о снижении доверия и рекомендации по ручной проверке/уточнению входных параметров.</w:t>
-      </w:r>
-    </w:p>
-    <w:p>
-      <w:r>
-        <w:t xml:space="preserve">Конфигурируемый </w:t>
-      </w:r>
-      <w:proofErr w:type="spellStart"/>
-      <w:r>
-        <w:t>пайплайн</w:t>
-      </w:r>
-      <w:proofErr w:type="spellEnd"/>
-      <w:r>
-        <w:t xml:space="preserve">: </w:t>
-      </w:r>
-      <w:proofErr w:type="spellStart"/>
-      <w:r>
-        <w:t>ingest</w:t>
-      </w:r>
-      <w:proofErr w:type="spellEnd"/>
-      <w:r>
-        <w:t xml:space="preserve"> → </w:t>
-      </w:r>
-      <w:proofErr w:type="spellStart"/>
-      <w:r>
-        <w:t>clean</w:t>
-      </w:r>
-      <w:proofErr w:type="spellEnd"/>
-      <w:r>
-        <w:t xml:space="preserve"> → </w:t>
-      </w:r>
-      <w:proofErr w:type="spellStart"/>
-      <w:r>
-        <w:t>гео</w:t>
-      </w:r>
-      <w:proofErr w:type="spellEnd"/>
-      <w:r>
-        <w:t>-обогащение → генерация признаков → сплиты → обучение → калибровка неопределённости → отчёты.</w:t>
-      </w:r>
-    </w:p>
-    <w:p>
-      <w:r>
-        <w:t xml:space="preserve">Все шаги описываются </w:t>
-      </w:r>
-      <w:commentRangeStart w:id="107"/>
-      <w:r>
-        <w:t xml:space="preserve">YAML-конфигами, команды </w:t>
+        <w:t>с</w:t>
+      </w:r>
+      <w:r>
+        <w:rPr>
+          <w:rStyle w:val="affd"/>
+        </w:rPr>
+        <w:tab/>
+      </w:r>
+      <w:proofErr w:type="spellStart"/>
+      <w:r>
+        <w:rPr>
+          <w:rStyle w:val="affd"/>
+        </w:rPr>
+        <w:t>мещение</w:t>
+      </w:r>
+      <w:proofErr w:type="spellEnd"/>
+      <w:r>
+        <w:rPr>
+          <w:rStyle w:val="affd"/>
+        </w:rPr>
+        <w:t xml:space="preserve"> данных</w:t>
+      </w:r>
+      <w:r>
+        <w:rPr>
+          <w:rStyle w:val="affd"/>
+        </w:rPr>
+        <w:t xml:space="preserve">, </w:t>
+      </w:r>
+      <w:r>
+        <w:t>р</w:t>
+      </w:r>
+      <w:r>
+        <w:t xml:space="preserve">ынок меняется </w:t>
       </w:r>
       <w:r>
         <w:t>–</w:t>
       </w:r>
       <w:r>
-        <w:t xml:space="preserve"> единым CLI </w:t>
-      </w:r>
-      <w:commentRangeEnd w:id="107"/>
-      <w:r>
-        <w:rPr>
-          <w:rStyle w:val="aff"/>
-        </w:rPr>
-        <w:commentReference w:id="107"/>
-      </w:r>
-      <w:r>
-        <w:t xml:space="preserve">на </w:t>
-      </w:r>
-      <w:proofErr w:type="spellStart"/>
-      <w:r>
-        <w:t>Typer</w:t>
-      </w:r>
-      <w:proofErr w:type="spellEnd"/>
-      <w:r>
-        <w:t>. Это обеспечивает воспроизводимость экспериментов и переносимость сценариев.</w:t>
-      </w:r>
-    </w:p>
-    <w:p>
-      <w:r>
-        <w:t>Для последующей интеграции с бэкендом на Go:</w:t>
+        <w:t xml:space="preserve"> предусмотрено </w:t>
+      </w:r>
+      <w:r>
+        <w:rPr>
+          <w:rStyle w:val="affd"/>
+        </w:rPr>
+        <w:t>переобучение по расписанию</w:t>
+      </w:r>
+      <w:r>
+        <w:t xml:space="preserve"> и мониторинг с дрейф-метриками;</w:t>
       </w:r>
     </w:p>
     <w:p>
@@ -4381,461 +4196,209 @@
       </w:pPr>
       <w:r>
         <w:rPr>
+          <w:rStyle w:val="affd"/>
+        </w:rPr>
+        <w:t>н</w:t>
+      </w:r>
+      <w:r>
+        <w:rPr>
+          <w:rStyle w:val="affd"/>
+        </w:rPr>
+        <w:t>еполные адреса/</w:t>
+      </w:r>
+      <w:proofErr w:type="spellStart"/>
+      <w:r>
+        <w:rPr>
+          <w:rStyle w:val="affd"/>
+        </w:rPr>
+        <w:t>геокодирование</w:t>
+      </w:r>
+      <w:proofErr w:type="spellEnd"/>
+      <w:r>
+        <w:rPr>
+          <w:rStyle w:val="affd"/>
+        </w:rPr>
+        <w:t>,</w:t>
+      </w:r>
+      <w:r>
+        <w:t xml:space="preserve"> строена валидация ввода и </w:t>
+      </w:r>
+      <w:proofErr w:type="spellStart"/>
+      <w:r>
+        <w:t>fallback</w:t>
+      </w:r>
+      <w:proofErr w:type="spellEnd"/>
+      <w:r>
+        <w:t>-процедуры; отчёт явно помечает низкое доверие</w:t>
+      </w:r>
+      <w:r>
+        <w:t>;</w:t>
+      </w:r>
+    </w:p>
+    <w:p>
+      <w:pPr>
+        <w:pStyle w:val="20"/>
+        <w:rPr>
           <w:rFonts w:eastAsia="Times New Roman"/>
         </w:rPr>
-        <w:t xml:space="preserve">экспортируются артефакты модели и REST API-контракты для </w:t>
-      </w:r>
-      <w:proofErr w:type="spellStart"/>
-      <w:r>
-        <w:rPr>
-          <w:rFonts w:eastAsia="Times New Roman"/>
-        </w:rPr>
+      </w:pPr>
+      <w:r>
+        <w:rPr>
+          <w:rStyle w:val="affd"/>
+        </w:rPr>
+        <w:lastRenderedPageBreak/>
+        <w:t>редкие классы объектов</w:t>
+      </w:r>
+      <w:r>
+        <w:rPr>
+          <w:rStyle w:val="affd"/>
+        </w:rPr>
+        <w:t xml:space="preserve">, </w:t>
+      </w:r>
+      <w:r>
+        <w:t>д</w:t>
+      </w:r>
+      <w:r>
+        <w:t xml:space="preserve">ля малых сегментов включаются техники </w:t>
+      </w:r>
+      <w:proofErr w:type="spellStart"/>
+      <w:r>
+        <w:rPr>
+          <w:rStyle w:val="affd"/>
+        </w:rPr>
+        <w:t>reweighting</w:t>
+      </w:r>
+      <w:proofErr w:type="spellEnd"/>
+      <w:r>
+        <w:rPr>
+          <w:rStyle w:val="affd"/>
+        </w:rPr>
+        <w:t>/</w:t>
+      </w:r>
+      <w:proofErr w:type="spellStart"/>
+      <w:r>
+        <w:rPr>
+          <w:rStyle w:val="affd"/>
+        </w:rPr>
+        <w:t>upsampling</w:t>
+      </w:r>
+      <w:proofErr w:type="spellEnd"/>
+      <w:r>
+        <w:t xml:space="preserve"> и расширяется окно </w:t>
+      </w:r>
+      <w:proofErr w:type="spellStart"/>
+      <w:r>
+        <w:t>компараблов</w:t>
+      </w:r>
+      <w:proofErr w:type="spellEnd"/>
+      <w:r>
+        <w:t>.</w:t>
+      </w:r>
+    </w:p>
+    <w:p>
+      <w:r>
+        <w:t xml:space="preserve">Такой набор методов даёт практичное покрытие требований: точечный и интервальный прогноз, прозрачные объяснения, сопоставимые объекты «рядом и похожие», проверенная на разрывах в пространстве и времени валидация </w:t>
+      </w:r>
+      <w:r>
+        <w:t xml:space="preserve">– </w:t>
+      </w:r>
+      <w:r>
+        <w:t>при этом весь стек совместим с дальнейшей веб-интеграцией и промышленным развёртыванием. Стиль изложения и уровень детализации соответствуют образцам: акцент на прикладной логике и архитектурных решениях без углубления в математические выкладки.</w:t>
+      </w:r>
+    </w:p>
+    <w:p>
+      <w:pPr>
+        <w:pStyle w:val="23"/>
+      </w:pPr>
+      <w:r>
+        <w:t>Модель бизнес-процесса в нотации IDEF0</w:t>
+      </w:r>
+    </w:p>
+    <w:p>
+      <w:r>
+        <w:t>Для наглядного представления функциональности интеллектуальной системы анализа недвижимости выполнено моделирование бизнес-процесса в нотации IDEF0. Диаграммы отражают входы/выходы, управляющие воздействия и механизмы, обеспечивающие работу процесса, а также декомпозицию основных функций на более детальные подпроцессы.</w:t>
+      </w:r>
+    </w:p>
+    <w:p>
+      <w:r>
+        <w:t>На контекстном уровне представлен процесс использования веб-сервиса оценки «справедливой» стоимости, который преобразует ввод пользователя (адрес и параметры квартиры) и базовые внешние данные о локации в прогноз цены с доверительным интервалом, объяснения факторов и список сопоставимых объектов, формируя итоговый отчёт.</w:t>
+      </w:r>
+    </w:p>
+    <w:p>
+      <w:commentRangeStart w:id="85"/>
+      <w:r>
+        <w:t xml:space="preserve">На вход подаются </w:t>
+      </w:r>
+      <w:r>
+        <w:t>параметры квартиры (адрес/координаты, площадь, комнаты, этаж и др.)</w:t>
+      </w:r>
+      <w:r>
+        <w:t>, управляющие потоки:</w:t>
+      </w:r>
+      <w:r>
+        <w:t xml:space="preserve"> правила валидации данных</w:t>
+      </w:r>
+      <w:r>
+        <w:t xml:space="preserve">, </w:t>
+      </w:r>
+      <w:r>
+        <w:t>к</w:t>
+      </w:r>
+      <w:r>
+        <w:t>онфигурация модели и пороги качества (схема признаков, уровень интервала и др.)</w:t>
+      </w:r>
+      <w:r>
+        <w:t xml:space="preserve"> и техническое задание</w:t>
+      </w:r>
+      <w:r>
+        <w:t xml:space="preserve">, в качестве механизмов, включают веб-интерфейс, сервис </w:t>
+      </w:r>
+      <w:proofErr w:type="spellStart"/>
+      <w:r>
         <w:t>инференса</w:t>
       </w:r>
       <w:proofErr w:type="spellEnd"/>
       <w:r>
-        <w:rPr>
-          <w:rFonts w:eastAsia="Times New Roman"/>
-        </w:rPr>
-        <w:t>;</w:t>
-      </w:r>
-    </w:p>
-    <w:p>
-      <w:pPr>
-        <w:pStyle w:val="20"/>
-        <w:rPr>
-          <w:rFonts w:eastAsia="Times New Roman"/>
-        </w:rPr>
-      </w:pPr>
-      <w:r>
-        <w:rPr>
-          <w:rFonts w:eastAsia="Times New Roman"/>
-        </w:rPr>
-        <w:t xml:space="preserve">формируются </w:t>
-      </w:r>
-      <w:r>
-        <w:rPr>
-          <w:rFonts w:eastAsia="Times New Roman"/>
-          <w:b/>
-          <w:bCs/>
-        </w:rPr>
-        <w:t>PDF отчёты</w:t>
-      </w:r>
-      <w:r>
-        <w:rPr>
-          <w:rFonts w:eastAsia="Times New Roman"/>
-        </w:rPr>
-        <w:t xml:space="preserve"> для пользователя (стоимость, интервал, объяснения, 5–10 </w:t>
-      </w:r>
-      <w:proofErr w:type="spellStart"/>
-      <w:r>
-        <w:rPr>
-          <w:rFonts w:eastAsia="Times New Roman"/>
-        </w:rPr>
-        <w:t>компараблов</w:t>
-      </w:r>
-      <w:proofErr w:type="spellEnd"/>
-      <w:r>
-        <w:rPr>
-          <w:rFonts w:eastAsia="Times New Roman"/>
-        </w:rPr>
-        <w:t>)</w:t>
-      </w:r>
-      <w:r>
-        <w:rPr>
-          <w:rFonts w:eastAsia="Times New Roman"/>
-        </w:rPr>
-        <w:t>;</w:t>
-      </w:r>
-    </w:p>
-    <w:p>
-      <w:pPr>
-        <w:pStyle w:val="20"/>
-        <w:rPr>
-          <w:rFonts w:eastAsia="Times New Roman"/>
-        </w:rPr>
-      </w:pPr>
-      <w:commentRangeStart w:id="108"/>
-      <w:r>
-        <w:rPr>
-          <w:rFonts w:eastAsia="Times New Roman"/>
-        </w:rPr>
-        <w:t>•</w:t>
-      </w:r>
-      <w:r>
-        <w:rPr>
-          <w:rFonts w:eastAsia="Times New Roman"/>
-        </w:rPr>
-        <w:tab/>
-        <w:t xml:space="preserve">поддерживается </w:t>
-      </w:r>
-      <w:commentRangeEnd w:id="108"/>
-      <w:r>
-        <w:rPr>
-          <w:rStyle w:val="aff"/>
-          <w:rFonts w:eastAsiaTheme="minorHAnsi" w:cstheme="minorBidi"/>
-          <w:color w:val="auto"/>
-          <w:shd w:val="clear" w:color="auto" w:fill="auto"/>
-          <w:lang w:eastAsia="en-US"/>
-        </w:rPr>
-        <w:commentReference w:id="108"/>
-      </w:r>
-      <w:r>
-        <w:rPr>
-          <w:rFonts w:eastAsia="Times New Roman"/>
-        </w:rPr>
-        <w:t xml:space="preserve">легковесный HTTP-сервис </w:t>
-      </w:r>
-      <w:proofErr w:type="spellStart"/>
-      <w:r>
-        <w:rPr>
-          <w:rFonts w:eastAsia="Times New Roman"/>
-        </w:rPr>
-        <w:t>инференса</w:t>
-      </w:r>
-      <w:proofErr w:type="spellEnd"/>
-      <w:r>
-        <w:rPr>
-          <w:rFonts w:eastAsia="Times New Roman"/>
-        </w:rPr>
-        <w:t xml:space="preserve"> с возможностью горизонтального масштабирования (</w:t>
-      </w:r>
-      <w:proofErr w:type="spellStart"/>
-      <w:r>
-        <w:rPr>
-          <w:rFonts w:eastAsia="Times New Roman"/>
-        </w:rPr>
-        <w:t>Gin</w:t>
-      </w:r>
-      <w:proofErr w:type="spellEnd"/>
-      <w:r>
-        <w:rPr>
-          <w:rFonts w:eastAsia="Times New Roman"/>
-        </w:rPr>
-        <w:t xml:space="preserve"> </w:t>
-      </w:r>
-      <w:proofErr w:type="spellStart"/>
-      <w:r>
-        <w:rPr>
-          <w:rFonts w:eastAsia="Times New Roman"/>
-        </w:rPr>
-        <w:t>framework</w:t>
-      </w:r>
-      <w:proofErr w:type="spellEnd"/>
-      <w:r>
-        <w:rPr>
-          <w:rFonts w:eastAsia="Times New Roman"/>
-        </w:rPr>
-        <w:t>).</w:t>
-      </w:r>
-    </w:p>
-    <w:p>
-      <w:r>
-        <w:t>Ограничения и меры снижения риска:</w:t>
-      </w:r>
-    </w:p>
-    <w:p>
-      <w:pPr>
-        <w:pStyle w:val="20"/>
-        <w:rPr>
-          <w:rFonts w:eastAsia="Times New Roman"/>
-        </w:rPr>
-      </w:pPr>
-      <w:r>
-        <w:rPr>
-          <w:rStyle w:val="affd"/>
-        </w:rPr>
-        <w:t>с</w:t>
-      </w:r>
-      <w:r>
-        <w:rPr>
-          <w:rStyle w:val="affd"/>
-        </w:rPr>
-        <w:tab/>
-      </w:r>
-      <w:proofErr w:type="spellStart"/>
-      <w:r>
-        <w:rPr>
-          <w:rStyle w:val="affd"/>
-        </w:rPr>
-        <w:t>мещение</w:t>
-      </w:r>
-      <w:proofErr w:type="spellEnd"/>
-      <w:r>
-        <w:rPr>
-          <w:rStyle w:val="affd"/>
-        </w:rPr>
-        <w:t xml:space="preserve"> данных</w:t>
-      </w:r>
-      <w:r>
-        <w:rPr>
-          <w:rStyle w:val="affd"/>
-        </w:rPr>
-        <w:t xml:space="preserve">, </w:t>
-      </w:r>
-      <w:r>
-        <w:t>р</w:t>
-      </w:r>
-      <w:r>
-        <w:t xml:space="preserve">ынок меняется </w:t>
-      </w:r>
-      <w:commentRangeStart w:id="109"/>
-      <w:r>
-        <w:t>–</w:t>
-      </w:r>
-      <w:r>
-        <w:t xml:space="preserve"> </w:t>
-      </w:r>
-      <w:commentRangeEnd w:id="109"/>
-      <w:r>
-        <w:rPr>
-          <w:rStyle w:val="aff"/>
-          <w:rFonts w:eastAsiaTheme="minorHAnsi" w:cstheme="minorBidi"/>
-          <w:color w:val="auto"/>
-          <w:shd w:val="clear" w:color="auto" w:fill="auto"/>
-          <w:lang w:eastAsia="en-US"/>
-        </w:rPr>
-        <w:commentReference w:id="109"/>
-      </w:r>
-      <w:r>
-        <w:t xml:space="preserve">предусмотрено </w:t>
-      </w:r>
-      <w:r>
-        <w:rPr>
-          <w:rStyle w:val="affd"/>
-        </w:rPr>
-        <w:t>переобучение по расписанию</w:t>
-      </w:r>
-      <w:r>
-        <w:t xml:space="preserve"> и мониторинг с дрейф-метриками;</w:t>
-      </w:r>
-    </w:p>
-    <w:p>
-      <w:pPr>
-        <w:pStyle w:val="20"/>
-        <w:rPr>
-          <w:rFonts w:eastAsia="Times New Roman"/>
-        </w:rPr>
-      </w:pPr>
-      <w:r>
-        <w:rPr>
-          <w:rStyle w:val="affd"/>
-        </w:rPr>
-        <w:t>н</w:t>
-      </w:r>
-      <w:r>
-        <w:rPr>
-          <w:rStyle w:val="affd"/>
-        </w:rPr>
-        <w:t>еполные адреса/</w:t>
-      </w:r>
-      <w:proofErr w:type="spellStart"/>
-      <w:r>
-        <w:rPr>
-          <w:rStyle w:val="affd"/>
-        </w:rPr>
-        <w:t>геокодирование</w:t>
-      </w:r>
-      <w:proofErr w:type="spellEnd"/>
-      <w:r>
-        <w:rPr>
-          <w:rStyle w:val="affd"/>
-        </w:rPr>
-        <w:t>,</w:t>
-      </w:r>
-      <w:r>
-        <w:t xml:space="preserve"> строена валидация ввода и </w:t>
-      </w:r>
-      <w:proofErr w:type="spellStart"/>
-      <w:r>
-        <w:t>fallback</w:t>
-      </w:r>
-      <w:proofErr w:type="spellEnd"/>
-      <w:r>
-        <w:t>-процедуры; отчёт явно помечает низкое доверие</w:t>
-      </w:r>
-      <w:r>
-        <w:t>;</w:t>
-      </w:r>
-    </w:p>
-    <w:p>
-      <w:pPr>
-        <w:pStyle w:val="20"/>
-        <w:rPr>
-          <w:rFonts w:eastAsia="Times New Roman"/>
-        </w:rPr>
-      </w:pPr>
-      <w:r>
-        <w:rPr>
-          <w:rStyle w:val="affd"/>
-        </w:rPr>
-        <w:t>редкие классы объектов</w:t>
-      </w:r>
-      <w:r>
-        <w:rPr>
-          <w:rStyle w:val="affd"/>
-        </w:rPr>
-        <w:t xml:space="preserve">, </w:t>
-      </w:r>
-      <w:r>
-        <w:t>д</w:t>
-      </w:r>
-      <w:r>
-        <w:t xml:space="preserve">ля малых сегментов включаются техники </w:t>
-      </w:r>
-      <w:proofErr w:type="spellStart"/>
-      <w:r>
-        <w:rPr>
-          <w:rStyle w:val="affd"/>
-        </w:rPr>
-        <w:t>reweighting</w:t>
-      </w:r>
-      <w:proofErr w:type="spellEnd"/>
-      <w:r>
-        <w:rPr>
-          <w:rStyle w:val="affd"/>
-        </w:rPr>
-        <w:t>/</w:t>
-      </w:r>
-      <w:proofErr w:type="spellStart"/>
-      <w:r>
-        <w:rPr>
-          <w:rStyle w:val="affd"/>
-        </w:rPr>
-        <w:t>upsampling</w:t>
-      </w:r>
-      <w:proofErr w:type="spellEnd"/>
-      <w:r>
-        <w:t xml:space="preserve"> и расширяется окно </w:t>
-      </w:r>
-      <w:proofErr w:type="spellStart"/>
-      <w:r>
-        <w:t>компараблов</w:t>
-      </w:r>
-      <w:proofErr w:type="spellEnd"/>
+        <w:t xml:space="preserve"> (ML-модель), базовые </w:t>
+      </w:r>
+      <w:proofErr w:type="spellStart"/>
+      <w:r>
+        <w:t>геоданные</w:t>
+      </w:r>
+      <w:proofErr w:type="spellEnd"/>
+      <w:r>
+        <w:t>/БД и генератор отчётов</w:t>
+      </w:r>
       <w:r>
         <w:t>.</w:t>
       </w:r>
-    </w:p>
-    <w:p>
-      <w:r>
-        <w:t>Такой набор методов даёт практичное покрытие требований: точечный и интервальный прогноз, прозрачные объяснения, сопоставимые объекты «рядом и похожие», проверенная на разрывах в пространстве и времени валидация</w:t>
-      </w:r>
-      <w:commentRangeStart w:id="110"/>
-      <w:r>
-        <w:t xml:space="preserve"> </w:t>
-      </w:r>
-      <w:r>
-        <w:t xml:space="preserve">– </w:t>
-      </w:r>
-      <w:commentRangeEnd w:id="110"/>
-      <w:r>
-        <w:rPr>
-          <w:rStyle w:val="aff"/>
-        </w:rPr>
-        <w:commentReference w:id="110"/>
-      </w:r>
-      <w:r>
-        <w:t xml:space="preserve">при этом весь стек совместим с дальнейшей веб-интеграцией и </w:t>
-      </w:r>
-      <w:r>
-        <w:lastRenderedPageBreak/>
-        <w:t>промышленным развёртыванием. Стиль изложения и уровень детализации соответствуют образцам: акцент на прикладной логике и архитектурных решениях без углубления в математические выкладки.</w:t>
-      </w:r>
-    </w:p>
-    <w:p>
-      <w:pPr>
-        <w:pStyle w:val="23"/>
-      </w:pPr>
-      <w:r>
-        <w:t>Модель бизнес-процесса в нотации IDEF0</w:t>
-      </w:r>
-    </w:p>
-    <w:p>
-      <w:r>
-        <w:t>Для наглядного представления функциональности интеллектуальной системы анализа недвижимости выполнено моделирование бизнес-процесса в нотации IDEF0. Диаграммы отражают входы/выходы, управляющие воздействия и механизмы, обеспечивающие работу процесса, а также декомпозицию основных функций на более детальные подпроцессы.</w:t>
-      </w:r>
-    </w:p>
-    <w:p>
-      <w:r>
-        <w:t>На контекстном уровне представлен процесс использования веб-сервиса оценки «справедливой» стоимости, который преобразует ввод пользователя (адрес и параметры квартиры) и базовые внешние данные о локации в прогноз цены с доверительным интервалом, объяснения факторов и список сопоставимых объектов, формируя итоговый отчёт.</w:t>
-      </w:r>
-    </w:p>
-    <w:p>
-      <w:commentRangeStart w:id="111"/>
-      <w:r>
-        <w:t xml:space="preserve">На вход подаются </w:t>
-      </w:r>
-      <w:r>
-        <w:t>параметры квартиры (адрес/координаты, площадь, комнаты, этаж и др.)</w:t>
-      </w:r>
-      <w:r>
-        <w:t>, управляющие потоки:</w:t>
-      </w:r>
-      <w:r>
-        <w:t xml:space="preserve"> правила валидации данных</w:t>
-      </w:r>
-      <w:r>
-        <w:t xml:space="preserve">, </w:t>
-      </w:r>
-      <w:r>
-        <w:t>к</w:t>
-      </w:r>
-      <w:r>
-        <w:t>онфигурация модели и пороги качества (схема признаков, уровень интервала и др.)</w:t>
-      </w:r>
-      <w:r>
-        <w:t xml:space="preserve"> и техническое задание</w:t>
-      </w:r>
-      <w:r>
-        <w:t xml:space="preserve">, в качестве механизмов, включают веб-интерфейс, сервис </w:t>
-      </w:r>
-      <w:proofErr w:type="spellStart"/>
-      <w:r>
-        <w:t>инференса</w:t>
-      </w:r>
-      <w:proofErr w:type="spellEnd"/>
-      <w:r>
-        <w:t xml:space="preserve"> (ML-модель), базовые </w:t>
-      </w:r>
-      <w:proofErr w:type="spellStart"/>
-      <w:r>
-        <w:t>геоданные</w:t>
-      </w:r>
-      <w:proofErr w:type="spellEnd"/>
-      <w:r>
-        <w:t>/БД и генератор отчётов</w:t>
+      <w:r>
+        <w:t xml:space="preserve"> На выход получаются цена (точка) и доверительный интервал, краткие объяснения, </w:t>
+      </w:r>
+      <w:proofErr w:type="spellStart"/>
+      <w:r>
+        <w:t>компараблы</w:t>
+      </w:r>
+      <w:proofErr w:type="spellEnd"/>
+      <w:r>
+        <w:t xml:space="preserve"> и отчёт (PDF/HTML). </w:t>
+      </w:r>
+      <w:commentRangeEnd w:id="85"/>
+      <w:r>
+        <w:rPr>
+          <w:rStyle w:val="aff"/>
+        </w:rPr>
+        <w:commentReference w:id="85"/>
+      </w:r>
+      <w:r>
+        <w:t>Контекстный уровень представлен на Рисунке 2.</w:t>
+      </w:r>
+      <w:r>
+        <w:t>1</w:t>
       </w:r>
       <w:r>
         <w:t>.</w:t>
       </w:r>
-      <w:r>
-        <w:t xml:space="preserve"> На выход получаются цена (точка) и доверительный интервал, краткие объяснения, </w:t>
-      </w:r>
-      <w:proofErr w:type="spellStart"/>
-      <w:r>
-        <w:t>компараблы</w:t>
-      </w:r>
-      <w:proofErr w:type="spellEnd"/>
-      <w:r>
-        <w:t xml:space="preserve"> и отчёт (PDF/HTML). </w:t>
-      </w:r>
-      <w:commentRangeEnd w:id="111"/>
-      <w:r>
-        <w:rPr>
-          <w:rStyle w:val="aff"/>
-        </w:rPr>
-        <w:commentReference w:id="111"/>
-      </w:r>
-      <w:r>
-        <w:t>Контекстный уровень представлен на Рисунке 2.</w:t>
-      </w:r>
-      <w:r>
-        <w:t>1</w:t>
-      </w:r>
-      <w:r>
-        <w:t>.</w:t>
-      </w:r>
     </w:p>
     <w:p>
       <w:pPr>
@@ -4844,7 +4407,7 @@
           <w:lang w:val="en-US"/>
         </w:rPr>
       </w:pPr>
-      <w:commentRangeStart w:id="112"/>
+      <w:commentRangeStart w:id="86"/>
       <w:r>
         <w:rPr>
           <w:noProof/>
@@ -4898,7 +4461,7 @@
       <w:r>
         <w:t xml:space="preserve">Контекстный уровень «Интеллектуальная система анализа </w:t>
       </w:r>
-      <w:commentRangeEnd w:id="112"/>
+      <w:commentRangeEnd w:id="86"/>
       <w:r>
         <w:rPr>
           <w:rStyle w:val="aff"/>
@@ -4907,7 +4470,7 @@
           <w:color w:val="auto"/>
           <w:lang w:eastAsia="en-US"/>
         </w:rPr>
-        <w:commentReference w:id="112"/>
+        <w:commentReference w:id="86"/>
       </w:r>
       <w:r>
         <w:t>недвижимости»</w:t>
@@ -4917,7 +4480,7 @@
       <w:r>
         <w:t xml:space="preserve">Далее выполняется декомпозиция контекстного уровня на три ключевых процесса: подготовка и обогащение входа, прогноз и объяснение, формирование результата. Декомпозиция контекстного уровня представлена </w:t>
       </w:r>
-      <w:commentRangeStart w:id="113"/>
+      <w:commentRangeStart w:id="87"/>
       <w:r>
         <w:t>на Рисунке 2.</w:t>
       </w:r>
@@ -4927,12 +4490,12 @@
       <w:r>
         <w:t>.</w:t>
       </w:r>
-      <w:commentRangeEnd w:id="113"/>
-      <w:r>
-        <w:rPr>
-          <w:rStyle w:val="aff"/>
-        </w:rPr>
-        <w:commentReference w:id="113"/>
+      <w:commentRangeEnd w:id="87"/>
+      <w:r>
+        <w:rPr>
+          <w:rStyle w:val="aff"/>
+        </w:rPr>
+        <w:commentReference w:id="87"/>
       </w:r>
     </w:p>
     <w:p>
@@ -4940,7 +4503,7 @@
         <w:ind w:firstLine="0"/>
         <w:jc w:val="center"/>
       </w:pPr>
-      <w:commentRangeStart w:id="114"/>
+      <w:commentRangeStart w:id="88"/>
       <w:r>
         <w:rPr>
           <w:noProof/>
@@ -5002,7 +4565,7 @@
       <w:r>
         <w:t xml:space="preserve"> Декомпозиция контекстного уровня</w:t>
       </w:r>
-      <w:commentRangeEnd w:id="114"/>
+      <w:commentRangeEnd w:id="88"/>
       <w:r>
         <w:rPr>
           <w:rStyle w:val="aff"/>
@@ -5011,7 +4574,7 @@
           <w:color w:val="auto"/>
           <w:lang w:eastAsia="en-US"/>
         </w:rPr>
-        <w:commentReference w:id="114"/>
+        <w:commentReference w:id="88"/>
       </w:r>
     </w:p>
     <w:p>
@@ -5034,16 +4597,16 @@
       <w:r>
         <w:t xml:space="preserve"> (район/ячейка, близость транспорта). Результат </w:t>
       </w:r>
-      <w:commentRangeStart w:id="115"/>
+      <w:commentRangeStart w:id="89"/>
       <w:r>
         <w:t>–</w:t>
       </w:r>
-      <w:commentRangeEnd w:id="115"/>
-      <w:r>
-        <w:rPr>
-          <w:rStyle w:val="aff"/>
-        </w:rPr>
-        <w:commentReference w:id="115"/>
+      <w:commentRangeEnd w:id="89"/>
+      <w:r>
+        <w:rPr>
+          <w:rStyle w:val="aff"/>
+        </w:rPr>
+        <w:commentReference w:id="89"/>
       </w:r>
       <w:r>
         <w:t xml:space="preserve"> нормализованный объект с координатами и минимальным набором признаков.</w:t>
@@ -5103,16 +4666,16 @@
         <w:lastRenderedPageBreak/>
         <w:t>представление объекта, из A2 в A3</w:t>
       </w:r>
-      <w:commentRangeStart w:id="116"/>
+      <w:commentRangeStart w:id="90"/>
       <w:r>
         <w:t xml:space="preserve"> – </w:t>
       </w:r>
-      <w:commentRangeEnd w:id="116"/>
-      <w:r>
-        <w:rPr>
-          <w:rStyle w:val="aff"/>
-        </w:rPr>
-        <w:commentReference w:id="116"/>
+      <w:commentRangeEnd w:id="90"/>
+      <w:r>
+        <w:rPr>
+          <w:rStyle w:val="aff"/>
+        </w:rPr>
+        <w:commentReference w:id="90"/>
       </w:r>
       <w:r>
         <w:t xml:space="preserve">результаты прогноза и параметры для подбора </w:t>
@@ -5136,7 +4699,7 @@
         <w:ind w:firstLine="0"/>
         <w:jc w:val="center"/>
       </w:pPr>
-      <w:commentRangeStart w:id="117"/>
+      <w:commentRangeStart w:id="91"/>
       <w:r>
         <w:rPr>
           <w:noProof/>
@@ -5188,7 +4751,7 @@
       <w:r>
         <w:t>Декомпозиция блока «Подготовка и обогащение входа»</w:t>
       </w:r>
-      <w:commentRangeEnd w:id="117"/>
+      <w:commentRangeEnd w:id="91"/>
       <w:r>
         <w:rPr>
           <w:rStyle w:val="aff"/>
@@ -5197,7 +4760,7 @@
           <w:color w:val="auto"/>
           <w:lang w:eastAsia="en-US"/>
         </w:rPr>
-        <w:commentReference w:id="117"/>
+        <w:commentReference w:id="91"/>
       </w:r>
     </w:p>
     <w:p>
@@ -5267,7 +4830,7 @@
       <w:pPr>
         <w:pStyle w:val="20"/>
       </w:pPr>
-      <w:commentRangeStart w:id="118"/>
+      <w:commentRangeStart w:id="92"/>
       <w:r>
         <w:rPr>
           <w:b/>
@@ -5484,7 +5047,7 @@
       <w:r>
         <w:t>».</w:t>
       </w:r>
-      <w:commentRangeEnd w:id="118"/>
+      <w:commentRangeEnd w:id="92"/>
       <w:r>
         <w:rPr>
           <w:rStyle w:val="aff"/>
@@ -5493,7 +5056,7 @@
           <w:shd w:val="clear" w:color="auto" w:fill="auto"/>
           <w:lang w:eastAsia="en-US"/>
         </w:rPr>
-        <w:commentReference w:id="118"/>
+        <w:commentReference w:id="92"/>
       </w:r>
     </w:p>
     <w:p>
@@ -5511,16 +5074,16 @@
       <w:r>
         <w:t xml:space="preserve"> </w:t>
       </w:r>
-      <w:commentRangeStart w:id="119"/>
+      <w:commentRangeStart w:id="93"/>
       <w:r>
         <w:t>–</w:t>
       </w:r>
-      <w:commentRangeEnd w:id="119"/>
-      <w:r>
-        <w:rPr>
-          <w:rStyle w:val="aff"/>
-        </w:rPr>
-        <w:commentReference w:id="119"/>
+      <w:commentRangeEnd w:id="93"/>
+      <w:r>
+        <w:rPr>
+          <w:rStyle w:val="aff"/>
+        </w:rPr>
+        <w:commentReference w:id="93"/>
       </w:r>
       <w:r>
         <w:t xml:space="preserve"> веб-слой, модуль </w:t>
@@ -5570,36 +5133,36 @@
       <w:r>
         <w:t xml:space="preserve"> </w:t>
       </w:r>
-      <w:commentRangeStart w:id="120"/>
+      <w:commentRangeStart w:id="94"/>
       <w:r>
         <w:t xml:space="preserve">объекта </w:t>
       </w:r>
       <w:r>
         <w:t>–</w:t>
       </w:r>
-      <w:commentRangeEnd w:id="120"/>
-      <w:r>
-        <w:rPr>
-          <w:rStyle w:val="aff"/>
-        </w:rPr>
-        <w:commentReference w:id="120"/>
+      <w:commentRangeEnd w:id="94"/>
+      <w:r>
+        <w:rPr>
+          <w:rStyle w:val="aff"/>
+        </w:rPr>
+        <w:commentReference w:id="94"/>
       </w:r>
       <w:r>
         <w:t xml:space="preserve"> к расчёту прогноза с интервалом и краткими </w:t>
       </w:r>
-      <w:commentRangeStart w:id="121"/>
+      <w:commentRangeStart w:id="95"/>
       <w:r>
         <w:t xml:space="preserve">объяснениями </w:t>
       </w:r>
       <w:r>
         <w:t>–</w:t>
       </w:r>
-      <w:commentRangeEnd w:id="121"/>
-      <w:r>
-        <w:rPr>
-          <w:rStyle w:val="aff"/>
-        </w:rPr>
-        <w:commentReference w:id="121"/>
+      <w:commentRangeEnd w:id="95"/>
+      <w:r>
+        <w:rPr>
+          <w:rStyle w:val="aff"/>
+        </w:rPr>
+        <w:commentReference w:id="95"/>
       </w:r>
       <w:r>
         <w:t xml:space="preserve"> </w:t>
@@ -5612,12 +5175,12 @@
       <w:pPr>
         <w:pStyle w:val="23"/>
       </w:pPr>
-      <w:bookmarkStart w:id="122" w:name="_Toc212455500"/>
-      <w:commentRangeStart w:id="123"/>
+      <w:bookmarkStart w:id="96" w:name="_Toc212455500"/>
+      <w:commentRangeStart w:id="97"/>
       <w:r>
         <w:t>Анализ архитектуры системы</w:t>
       </w:r>
-      <w:commentRangeEnd w:id="123"/>
+      <w:commentRangeEnd w:id="97"/>
       <w:r>
         <w:rPr>
           <w:rStyle w:val="aff"/>
@@ -5625,9 +5188,9 @@
           <w:b w:val="0"/>
           <w:shd w:val="clear" w:color="auto" w:fill="auto"/>
         </w:rPr>
-        <w:commentReference w:id="123"/>
-      </w:r>
-      <w:bookmarkEnd w:id="122"/>
+        <w:commentReference w:id="97"/>
+      </w:r>
+      <w:bookmarkEnd w:id="96"/>
     </w:p>
     <w:p>
       <w:r>
@@ -5649,16 +5212,16 @@
       <w:r>
         <w:t xml:space="preserve"> (минимальный/расширенный) и по каналу выдачи результата (API/отчёт). После подготовки признаков выполняется расчёт прогноза и объяснений, </w:t>
       </w:r>
-      <w:commentRangeStart w:id="124"/>
+      <w:commentRangeStart w:id="98"/>
       <w:r>
         <w:t>затем –</w:t>
       </w:r>
-      <w:commentRangeEnd w:id="124"/>
-      <w:r>
-        <w:rPr>
-          <w:rStyle w:val="aff"/>
-        </w:rPr>
-        <w:commentReference w:id="124"/>
+      <w:commentRangeEnd w:id="98"/>
+      <w:r>
+        <w:rPr>
+          <w:rStyle w:val="aff"/>
+        </w:rPr>
+        <w:commentReference w:id="98"/>
       </w:r>
       <w:r>
         <w:t xml:space="preserve"> подбор </w:t>
@@ -5675,7 +5238,7 @@
         <w:lastRenderedPageBreak/>
         <w:t xml:space="preserve">кратким отчётом. </w:t>
       </w:r>
-      <w:commentRangeStart w:id="125"/>
+      <w:commentRangeStart w:id="99"/>
       <w:r>
         <w:t>Архитектура интеллектуальной системы анализа недвижимости представлена на Рисунке 2.4.</w:t>
       </w:r>
@@ -5685,7 +5248,7 @@
         <w:ind w:firstLine="0"/>
         <w:jc w:val="center"/>
       </w:pPr>
-      <w:commentRangeStart w:id="126"/>
+      <w:commentRangeStart w:id="100"/>
       <w:r>
         <w:rPr>
           <w:noProof/>
@@ -5746,7 +5309,7 @@
       <w:r>
         <w:t>Рисунок 2.4 – Архитектура интеллектуальной системы анализа недвижимости</w:t>
       </w:r>
-      <w:commentRangeEnd w:id="126"/>
+      <w:commentRangeEnd w:id="100"/>
       <w:r>
         <w:rPr>
           <w:rStyle w:val="aff"/>
@@ -5755,9 +5318,9 @@
           <w:color w:val="auto"/>
           <w:lang w:eastAsia="en-US"/>
         </w:rPr>
-        <w:commentReference w:id="126"/>
-      </w:r>
-      <w:commentRangeEnd w:id="125"/>
+        <w:commentReference w:id="100"/>
+      </w:r>
+      <w:commentRangeEnd w:id="99"/>
       <w:r>
         <w:rPr>
           <w:rStyle w:val="aff"/>
@@ -5766,7 +5329,7 @@
           <w:color w:val="auto"/>
           <w:lang w:eastAsia="en-US"/>
         </w:rPr>
-        <w:commentReference w:id="125"/>
+        <w:commentReference w:id="99"/>
       </w:r>
     </w:p>
     <w:p>
@@ -6095,13 +5658,13 @@
       <w:pPr>
         <w:pStyle w:val="23"/>
       </w:pPr>
-      <w:bookmarkStart w:id="127" w:name="_Toc212455501"/>
-      <w:commentRangeStart w:id="128"/>
+      <w:bookmarkStart w:id="101" w:name="_Toc212455501"/>
+      <w:commentRangeStart w:id="102"/>
       <w:r>
         <w:lastRenderedPageBreak/>
         <w:t>Вывод по аналитическому разделу</w:t>
       </w:r>
-      <w:commentRangeEnd w:id="128"/>
+      <w:commentRangeEnd w:id="102"/>
       <w:r>
         <w:rPr>
           <w:rStyle w:val="aff"/>
@@ -6109,12 +5672,12 @@
           <w:b w:val="0"/>
           <w:shd w:val="clear" w:color="auto" w:fill="auto"/>
         </w:rPr>
-        <w:commentReference w:id="128"/>
-      </w:r>
-      <w:bookmarkEnd w:id="127"/>
-    </w:p>
-    <w:p>
-      <w:commentRangeStart w:id="129"/>
+        <w:commentReference w:id="102"/>
+      </w:r>
+      <w:bookmarkEnd w:id="101"/>
+    </w:p>
+    <w:p>
+      <w:commentRangeStart w:id="103"/>
       <w:r>
         <w:t>В аналитическом разделе последовательно уточнены ключевые аспекты построения интеллектуальной системы анализа недвижимости. Сформулированы цели и ограничения решения с позиции технического задания и практических рисков данных: неоднородность входной информации, пространственно-временная зависимость цен, необходимость прозрачных объяснений и корректной оценки неопределённости. Зафиксированы базовые критерии качества: воспроизводимость результатов (</w:t>
       </w:r>
@@ -6192,30 +5755,30 @@
       <w:r>
         <w:t xml:space="preserve">, канал выдачи). Функциональная логика процесса формализована в нотации IDEF0: от подготовки и обогащения входа </w:t>
       </w:r>
-      <w:commentRangeStart w:id="130"/>
+      <w:commentRangeStart w:id="104"/>
       <w:r>
         <w:t>–</w:t>
       </w:r>
-      <w:commentRangeEnd w:id="130"/>
-      <w:r>
-        <w:rPr>
-          <w:rStyle w:val="aff"/>
-        </w:rPr>
-        <w:commentReference w:id="130"/>
+      <w:commentRangeEnd w:id="104"/>
+      <w:r>
+        <w:rPr>
+          <w:rStyle w:val="aff"/>
+        </w:rPr>
+        <w:commentReference w:id="104"/>
       </w:r>
       <w:r>
         <w:t xml:space="preserve"> к прогнозу и объяснениям </w:t>
       </w:r>
-      <w:commentRangeStart w:id="131"/>
+      <w:commentRangeStart w:id="105"/>
       <w:r>
         <w:t>–</w:t>
       </w:r>
-      <w:commentRangeEnd w:id="131"/>
-      <w:r>
-        <w:rPr>
-          <w:rStyle w:val="aff"/>
-        </w:rPr>
-        <w:commentReference w:id="131"/>
+      <w:commentRangeEnd w:id="105"/>
+      <w:r>
+        <w:rPr>
+          <w:rStyle w:val="aff"/>
+        </w:rPr>
+        <w:commentReference w:id="105"/>
       </w:r>
       <w:r>
         <w:t xml:space="preserve"> к формированию результата (</w:t>
@@ -6237,19 +5800,19 @@
       <w:r>
         <w:t xml:space="preserve">В результате сформирована целостная концепция системы </w:t>
       </w:r>
-      <w:commentRangeStart w:id="132"/>
+      <w:commentRangeStart w:id="106"/>
       <w:r>
         <w:t>–</w:t>
       </w:r>
       <w:r>
         <w:t xml:space="preserve"> </w:t>
       </w:r>
-      <w:commentRangeEnd w:id="132"/>
-      <w:r>
-        <w:rPr>
-          <w:rStyle w:val="aff"/>
-        </w:rPr>
-        <w:commentReference w:id="132"/>
+      <w:commentRangeEnd w:id="106"/>
+      <w:r>
+        <w:rPr>
+          <w:rStyle w:val="aff"/>
+        </w:rPr>
+        <w:commentReference w:id="106"/>
       </w:r>
       <w:r>
         <w:t>от выбора методов и инструментов до схемы обработки и взаимодействия компонентов,</w:t>
@@ -6257,16 +5820,16 @@
       <w:r>
         <w:t xml:space="preserve"> </w:t>
       </w:r>
-      <w:commentRangeStart w:id="133"/>
+      <w:commentRangeStart w:id="107"/>
       <w:r>
         <w:t>–</w:t>
       </w:r>
-      <w:commentRangeEnd w:id="133"/>
-      <w:r>
-        <w:rPr>
-          <w:rStyle w:val="aff"/>
-        </w:rPr>
-        <w:commentReference w:id="133"/>
+      <w:commentRangeEnd w:id="107"/>
+      <w:r>
+        <w:rPr>
+          <w:rStyle w:val="aff"/>
+        </w:rPr>
+        <w:commentReference w:id="107"/>
       </w:r>
       <w:r>
         <w:t xml:space="preserve"> </w:t>
@@ -6274,12 +5837,12 @@
       <w:r>
         <w:t>готовая к реализации и экспериментальной проверке в технологическом разделе по метрикам качества прогноза и интервалов, производительности и устойчивости к изменению данных.</w:t>
       </w:r>
-      <w:commentRangeEnd w:id="129"/>
-      <w:r>
-        <w:rPr>
-          <w:rStyle w:val="aff"/>
-        </w:rPr>
-        <w:commentReference w:id="129"/>
+      <w:commentRangeEnd w:id="103"/>
+      <w:r>
+        <w:rPr>
+          <w:rStyle w:val="aff"/>
+        </w:rPr>
+        <w:commentReference w:id="103"/>
       </w:r>
     </w:p>
     <w:p>
@@ -6300,13 +5863,13 @@
       <w:pPr>
         <w:pStyle w:val="a0"/>
       </w:pPr>
-      <w:bookmarkStart w:id="134" w:name="_Toc212455502"/>
-      <w:commentRangeStart w:id="135"/>
+      <w:bookmarkStart w:id="108" w:name="_Toc212455502"/>
+      <w:commentRangeStart w:id="109"/>
       <w:r>
         <w:lastRenderedPageBreak/>
         <w:t>ТЕХНОЛОГИЧЕСКИЙ РАЗДЕЛ</w:t>
       </w:r>
-      <w:commentRangeEnd w:id="135"/>
+      <w:commentRangeEnd w:id="109"/>
       <w:r>
         <w:rPr>
           <w:rStyle w:val="aff"/>
@@ -6317,9 +5880,9 @@
           <w:kern w:val="0"/>
           <w:lang w:eastAsia="en-US"/>
         </w:rPr>
-        <w:commentReference w:id="135"/>
-      </w:r>
-      <w:bookmarkEnd w:id="134"/>
+        <w:commentReference w:id="109"/>
+      </w:r>
+      <w:bookmarkEnd w:id="108"/>
     </w:p>
     <w:p>
       <w:pPr>
@@ -6327,7 +5890,7 @@
           <w:lang w:eastAsia="ru-RU"/>
         </w:rPr>
       </w:pPr>
-      <w:commentRangeStart w:id="136"/>
+      <w:commentRangeStart w:id="110"/>
       <w:r>
         <w:rPr>
           <w:lang w:eastAsia="ru-RU"/>
@@ -6389,27 +5952,27 @@
         </w:rPr>
         <w:t>), формами ввода и сообщениями об ошибках/предупреждениях. В завершение раздела приведены фактические показатели работы системы: точность и покрытие интервальных предсказаний, время отклика, требования к ресурсам и объёмам хранилищ, что позволяет оценить соответствие решения требованиям ТЗ и его прикладную ценность.</w:t>
       </w:r>
-      <w:commentRangeEnd w:id="136"/>
-      <w:r>
-        <w:rPr>
-          <w:rStyle w:val="aff"/>
-        </w:rPr>
-        <w:commentReference w:id="136"/>
+      <w:commentRangeEnd w:id="110"/>
+      <w:r>
+        <w:rPr>
+          <w:rStyle w:val="aff"/>
+        </w:rPr>
+        <w:commentReference w:id="110"/>
       </w:r>
     </w:p>
     <w:p>
       <w:pPr>
         <w:pStyle w:val="23"/>
       </w:pPr>
-      <w:bookmarkStart w:id="137" w:name="_Toc212455503"/>
+      <w:bookmarkStart w:id="111" w:name="_Toc212455503"/>
       <w:r>
         <w:t>Подготовка данных для обучения модел</w:t>
       </w:r>
       <w:r>
         <w:t>и</w:t>
       </w:r>
-      <w:commentRangeStart w:id="138"/>
-      <w:commentRangeEnd w:id="138"/>
+      <w:commentRangeStart w:id="112"/>
+      <w:commentRangeEnd w:id="112"/>
       <w:r>
         <w:rPr>
           <w:rStyle w:val="aff"/>
@@ -6417,9 +5980,9 @@
           <w:b w:val="0"/>
           <w:shd w:val="clear" w:color="auto" w:fill="auto"/>
         </w:rPr>
-        <w:commentReference w:id="138"/>
-      </w:r>
-      <w:bookmarkEnd w:id="137"/>
+        <w:commentReference w:id="112"/>
+      </w:r>
+      <w:bookmarkEnd w:id="111"/>
     </w:p>
     <w:p>
       <w:r>
@@ -6520,11 +6083,11 @@
       <w:r>
         <w:t xml:space="preserve">индекс </w:t>
       </w:r>
-      <w:commentRangeStart w:id="139"/>
+      <w:commentRangeStart w:id="113"/>
       <w:r>
         <w:t xml:space="preserve">H3 </w:t>
       </w:r>
-      <w:commentRangeEnd w:id="139"/>
+      <w:commentRangeEnd w:id="113"/>
       <w:r>
         <w:rPr>
           <w:rStyle w:val="aff"/>
@@ -6533,7 +6096,7 @@
           <w:shd w:val="clear" w:color="auto" w:fill="auto"/>
           <w:lang w:eastAsia="en-US"/>
         </w:rPr>
-        <w:commentReference w:id="139"/>
+        <w:commentReference w:id="113"/>
       </w:r>
       <w:r>
         <w:t>заданного разрешения и принадлежность к административному району;</w:t>
@@ -6567,7 +6130,7 @@
       <w:pPr>
         <w:pStyle w:val="20"/>
       </w:pPr>
-      <w:commentRangeStart w:id="140"/>
+      <w:commentRangeStart w:id="114"/>
       <w:r>
         <w:t xml:space="preserve">Для хранения пространственных слоёв использовался </w:t>
       </w:r>
@@ -6587,7 +6150,7 @@
       <w:r>
         <w:t>.</w:t>
       </w:r>
-      <w:commentRangeEnd w:id="140"/>
+      <w:commentRangeEnd w:id="114"/>
       <w:r>
         <w:rPr>
           <w:rStyle w:val="aff"/>
@@ -6596,7 +6159,7 @@
           <w:shd w:val="clear" w:color="auto" w:fill="auto"/>
           <w:lang w:eastAsia="en-US"/>
         </w:rPr>
-        <w:commentReference w:id="140"/>
+        <w:commentReference w:id="114"/>
       </w:r>
     </w:p>
     <w:p>
@@ -6609,16 +6172,16 @@
       <w:r>
         <w:t xml:space="preserve"> целевая переменная </w:t>
       </w:r>
-      <w:commentRangeStart w:id="141"/>
+      <w:commentRangeStart w:id="115"/>
       <w:r>
         <w:t xml:space="preserve">– </w:t>
       </w:r>
-      <w:commentRangeEnd w:id="141"/>
-      <w:r>
-        <w:rPr>
-          <w:rStyle w:val="aff"/>
-        </w:rPr>
-        <w:commentReference w:id="141"/>
+      <w:commentRangeEnd w:id="115"/>
+      <w:r>
+        <w:rPr>
+          <w:rStyle w:val="aff"/>
+        </w:rPr>
+        <w:commentReference w:id="115"/>
       </w:r>
       <w:r>
         <w:t>месячная ставка. Для стабилизации дисперсии дополнительно готовилась лог-шкала целевых.</w:t>
@@ -6658,11 +6221,11 @@
         <w:lastRenderedPageBreak/>
         <w:t>текстовые маркеры из описаний (простые бинарные фичи: «ремонт», «мебель», «</w:t>
       </w:r>
-      <w:commentRangeStart w:id="142"/>
+      <w:commentRangeStart w:id="116"/>
       <w:r>
         <w:t>вид</w:t>
       </w:r>
-      <w:commentRangeEnd w:id="142"/>
+      <w:commentRangeEnd w:id="116"/>
       <w:r>
         <w:rPr>
           <w:rStyle w:val="aff"/>
@@ -6671,7 +6234,7 @@
           <w:shd w:val="clear" w:color="auto" w:fill="auto"/>
           <w:lang w:eastAsia="en-US"/>
         </w:rPr>
-        <w:commentReference w:id="142"/>
+        <w:commentReference w:id="116"/>
       </w:r>
       <w:r>
         <w:t>», «балкон» и пр.).</w:t>
@@ -6681,16 +6244,16 @@
       <w:r>
         <w:t xml:space="preserve">Чтобы избежать </w:t>
       </w:r>
-      <w:commentRangeStart w:id="143"/>
+      <w:commentRangeStart w:id="117"/>
       <w:r>
         <w:t xml:space="preserve">утечки </w:t>
       </w:r>
-      <w:commentRangeEnd w:id="143"/>
-      <w:r>
-        <w:rPr>
-          <w:rStyle w:val="aff"/>
-        </w:rPr>
-        <w:commentReference w:id="143"/>
+      <w:commentRangeEnd w:id="117"/>
+      <w:r>
+        <w:rPr>
+          <w:rStyle w:val="aff"/>
+        </w:rPr>
+        <w:commentReference w:id="117"/>
       </w:r>
       <w:r>
         <w:t>и завышения метрик, применялось:</w:t>
@@ -6703,11 +6266,11 @@
       <w:r>
         <w:t xml:space="preserve">временное разбиение: обучение на прошлых периодах, тест </w:t>
       </w:r>
-      <w:commentRangeStart w:id="144"/>
+      <w:commentRangeStart w:id="118"/>
       <w:r>
         <w:t xml:space="preserve">– </w:t>
       </w:r>
-      <w:commentRangeEnd w:id="144"/>
+      <w:commentRangeEnd w:id="118"/>
       <w:r>
         <w:rPr>
           <w:rStyle w:val="aff"/>
@@ -6716,12 +6279,12 @@
           <w:shd w:val="clear" w:color="auto" w:fill="auto"/>
           <w:lang w:eastAsia="en-US"/>
         </w:rPr>
-        <w:commentReference w:id="144"/>
+        <w:commentReference w:id="118"/>
       </w:r>
       <w:r>
         <w:t xml:space="preserve">на </w:t>
       </w:r>
-      <w:commentRangeStart w:id="145"/>
+      <w:commentRangeStart w:id="119"/>
       <w:r>
         <w:t>более поздних публикациях;</w:t>
       </w:r>
@@ -6733,7 +6296,7 @@
       <w:r>
         <w:t>пространственная блок-валидация: блоки по H3/районам для честной оценки переносимости между локациями.</w:t>
       </w:r>
-      <w:commentRangeEnd w:id="145"/>
+      <w:commentRangeEnd w:id="119"/>
       <w:r>
         <w:rPr>
           <w:rStyle w:val="aff"/>
@@ -6742,23 +6305,23 @@
           <w:shd w:val="clear" w:color="auto" w:fill="auto"/>
           <w:lang w:eastAsia="en-US"/>
         </w:rPr>
-        <w:commentReference w:id="145"/>
+        <w:commentReference w:id="119"/>
       </w:r>
     </w:p>
     <w:p>
       <w:r>
         <w:t xml:space="preserve">Фиксировались состав фичей, пороги фильтрации и даты сплитов </w:t>
       </w:r>
-      <w:commentRangeStart w:id="146"/>
+      <w:commentRangeStart w:id="120"/>
       <w:r>
         <w:t xml:space="preserve">– </w:t>
       </w:r>
-      <w:commentRangeEnd w:id="146"/>
-      <w:r>
-        <w:rPr>
-          <w:rStyle w:val="aff"/>
-        </w:rPr>
-        <w:commentReference w:id="146"/>
+      <w:commentRangeEnd w:id="120"/>
+      <w:r>
+        <w:rPr>
+          <w:rStyle w:val="aff"/>
+        </w:rPr>
+        <w:commentReference w:id="120"/>
       </w:r>
       <w:r>
         <w:t>для воспроизводимости экспериментов.</w:t>
@@ -6855,14 +6418,14 @@
         </w:rPr>
         <w:t xml:space="preserve"> </w:t>
       </w:r>
-      <w:commentRangeStart w:id="147"/>
+      <w:commentRangeStart w:id="121"/>
       <w:r>
         <w:rPr>
           <w:lang w:val="en-US"/>
         </w:rPr>
         <w:t xml:space="preserve">– </w:t>
       </w:r>
-      <w:commentRangeEnd w:id="147"/>
+      <w:commentRangeEnd w:id="121"/>
       <w:r>
         <w:rPr>
           <w:rStyle w:val="aff"/>
@@ -6871,7 +6434,7 @@
           <w:shd w:val="clear" w:color="auto" w:fill="auto"/>
           <w:lang w:eastAsia="en-US"/>
         </w:rPr>
-        <w:commentReference w:id="147"/>
+        <w:commentReference w:id="121"/>
       </w:r>
       <w:proofErr w:type="spellStart"/>
       <w:r>
@@ -6949,14 +6512,14 @@
         </w:rPr>
         <w:t xml:space="preserve"> </w:t>
       </w:r>
-      <w:commentRangeStart w:id="148"/>
+      <w:commentRangeStart w:id="122"/>
       <w:r>
         <w:rPr>
           <w:lang w:val="en-US"/>
         </w:rPr>
         <w:t xml:space="preserve">– </w:t>
       </w:r>
-      <w:commentRangeEnd w:id="148"/>
+      <w:commentRangeEnd w:id="122"/>
       <w:r>
         <w:rPr>
           <w:rStyle w:val="aff"/>
@@ -6965,7 +6528,7 @@
           <w:shd w:val="clear" w:color="auto" w:fill="auto"/>
           <w:lang w:eastAsia="en-US"/>
         </w:rPr>
-        <w:commentReference w:id="148"/>
+        <w:commentReference w:id="122"/>
       </w:r>
       <w:r>
         <w:t>целевые</w:t>
@@ -6985,12 +6548,12 @@
         </w:rPr>
         <w:t xml:space="preserve"> </w:t>
       </w:r>
-      <w:commentRangeStart w:id="149"/>
+      <w:commentRangeStart w:id="123"/>
       <w:r>
         <w:t>аренды</w:t>
       </w:r>
-      <w:commentRangeStart w:id="150"/>
-      <w:commentRangeEnd w:id="150"/>
+      <w:commentRangeStart w:id="124"/>
+      <w:commentRangeEnd w:id="124"/>
       <w:r>
         <w:rPr>
           <w:rStyle w:val="aff"/>
@@ -6999,9 +6562,9 @@
           <w:shd w:val="clear" w:color="auto" w:fill="auto"/>
           <w:lang w:eastAsia="en-US"/>
         </w:rPr>
-        <w:commentReference w:id="150"/>
-      </w:r>
-      <w:commentRangeEnd w:id="149"/>
+        <w:commentReference w:id="124"/>
+      </w:r>
+      <w:commentRangeEnd w:id="123"/>
       <w:r>
         <w:rPr>
           <w:rStyle w:val="aff"/>
@@ -7010,7 +6573,7 @@
           <w:shd w:val="clear" w:color="auto" w:fill="auto"/>
           <w:lang w:eastAsia="en-US"/>
         </w:rPr>
-        <w:commentReference w:id="149"/>
+        <w:commentReference w:id="123"/>
       </w:r>
     </w:p>
     <w:p>
@@ -7076,7 +6639,7 @@
         </w:numPr>
         <w:ind w:left="1276" w:hanging="567"/>
       </w:pPr>
-      <w:commentRangeStart w:id="151"/>
+      <w:commentRangeStart w:id="125"/>
       <w:r>
         <w:lastRenderedPageBreak/>
         <w:t>б</w:t>
@@ -7087,11 +6650,11 @@
       <w:r>
         <w:t xml:space="preserve"> </w:t>
       </w:r>
-      <w:commentRangeStart w:id="152"/>
+      <w:commentRangeStart w:id="126"/>
       <w:r>
         <w:t xml:space="preserve">– </w:t>
       </w:r>
-      <w:commentRangeEnd w:id="152"/>
+      <w:commentRangeEnd w:id="126"/>
       <w:r>
         <w:rPr>
           <w:rStyle w:val="aff"/>
@@ -7100,7 +6663,7 @@
           <w:shd w:val="clear" w:color="auto" w:fill="auto"/>
           <w:lang w:eastAsia="en-US"/>
         </w:rPr>
-        <w:commentReference w:id="152"/>
+        <w:commentReference w:id="126"/>
       </w:r>
       <w:r>
         <w:t xml:space="preserve">градиентный </w:t>
@@ -7113,11 +6676,11 @@
       <w:r>
         <w:t xml:space="preserve"> </w:t>
       </w:r>
-      <w:commentRangeStart w:id="153"/>
+      <w:commentRangeStart w:id="127"/>
       <w:r>
         <w:t xml:space="preserve">по деревьям решений </w:t>
       </w:r>
-      <w:commentRangeEnd w:id="153"/>
+      <w:commentRangeEnd w:id="127"/>
       <w:r>
         <w:rPr>
           <w:rStyle w:val="aff"/>
@@ -7126,7 +6689,7 @@
           <w:shd w:val="clear" w:color="auto" w:fill="auto"/>
           <w:lang w:eastAsia="en-US"/>
         </w:rPr>
-        <w:commentReference w:id="153"/>
+        <w:commentReference w:id="127"/>
       </w:r>
       <w:r>
         <w:t>(</w:t>
@@ -7160,14 +6723,14 @@
       <w:r>
         <w:t xml:space="preserve">основная </w:t>
       </w:r>
-      <w:commentRangeStart w:id="154"/>
+      <w:commentRangeStart w:id="128"/>
       <w:r>
         <w:t xml:space="preserve">– </w:t>
       </w:r>
       <w:r>
         <w:t xml:space="preserve"> </w:t>
       </w:r>
-      <w:commentRangeEnd w:id="154"/>
+      <w:commentRangeEnd w:id="128"/>
       <w:r>
         <w:rPr>
           <w:rStyle w:val="aff"/>
@@ -7176,12 +6739,12 @@
           <w:shd w:val="clear" w:color="auto" w:fill="auto"/>
           <w:lang w:eastAsia="en-US"/>
         </w:rPr>
-        <w:commentReference w:id="154"/>
+        <w:commentReference w:id="128"/>
       </w:r>
       <w:r>
         <w:t>табличная нейронная сеть (MLP), настроенная под витрину признаков и поддерживающая формирование доверительных интервалов.</w:t>
       </w:r>
-      <w:commentRangeEnd w:id="151"/>
+      <w:commentRangeEnd w:id="125"/>
       <w:r>
         <w:rPr>
           <w:rStyle w:val="aff"/>
@@ -7190,7 +6753,7 @@
           <w:shd w:val="clear" w:color="auto" w:fill="auto"/>
           <w:lang w:eastAsia="en-US"/>
         </w:rPr>
-        <w:commentReference w:id="151"/>
+        <w:commentReference w:id="125"/>
       </w:r>
     </w:p>
     <w:p>
@@ -7258,16 +6821,16 @@
       <w:r>
         <w:t xml:space="preserve"> </w:t>
       </w:r>
-      <w:commentRangeStart w:id="155"/>
+      <w:commentRangeStart w:id="129"/>
       <w:r>
         <w:t xml:space="preserve">– </w:t>
       </w:r>
-      <w:commentRangeEnd w:id="155"/>
-      <w:r>
-        <w:rPr>
-          <w:rStyle w:val="aff"/>
-        </w:rPr>
-        <w:commentReference w:id="155"/>
+      <w:commentRangeEnd w:id="129"/>
+      <w:r>
+        <w:rPr>
+          <w:rStyle w:val="aff"/>
+        </w:rPr>
+        <w:commentReference w:id="129"/>
       </w:r>
       <w:r>
         <w:t xml:space="preserve">встроенное кодирование категорий и </w:t>
@@ -7296,16 +6859,16 @@
       <w:r>
         <w:t xml:space="preserve"> </w:t>
       </w:r>
-      <w:commentRangeStart w:id="156"/>
+      <w:commentRangeStart w:id="130"/>
       <w:r>
         <w:t xml:space="preserve">– </w:t>
       </w:r>
-      <w:commentRangeEnd w:id="156"/>
-      <w:r>
-        <w:rPr>
-          <w:rStyle w:val="aff"/>
-        </w:rPr>
-        <w:commentReference w:id="156"/>
+      <w:commentRangeEnd w:id="130"/>
+      <w:r>
+        <w:rPr>
+          <w:rStyle w:val="aff"/>
+        </w:rPr>
+        <w:commentReference w:id="130"/>
       </w:r>
       <w:r>
         <w:t xml:space="preserve">гистограммный алгоритм и быстрый подбор глубины/листов. </w:t>
@@ -7330,12 +6893,12 @@
       <w:r>
         <w:t>таргету</w:t>
       </w:r>
-      <w:commentRangeStart w:id="157"/>
+      <w:commentRangeStart w:id="131"/>
       <w:proofErr w:type="spellEnd"/>
       <w:r>
         <w:t>),</w:t>
       </w:r>
-      <w:commentRangeEnd w:id="157"/>
+      <w:commentRangeEnd w:id="131"/>
       <w:r>
         <w:rPr>
           <w:rStyle w:val="aff"/>
@@ -7344,7 +6907,7 @@
           <w:shd w:val="clear" w:color="auto" w:fill="auto"/>
           <w:lang w:eastAsia="en-US"/>
         </w:rPr>
-        <w:commentReference w:id="157"/>
+        <w:commentReference w:id="131"/>
       </w:r>
     </w:p>
     <w:p>
@@ -7368,11 +6931,11 @@
       <w:r>
         <w:t xml:space="preserve">) для формирования </w:t>
       </w:r>
-      <w:commentRangeStart w:id="158"/>
+      <w:commentRangeStart w:id="132"/>
       <w:r>
         <w:t>интервалов</w:t>
       </w:r>
-      <w:commentRangeEnd w:id="158"/>
+      <w:commentRangeEnd w:id="132"/>
       <w:r>
         <w:rPr>
           <w:rStyle w:val="aff"/>
@@ -7381,24 +6944,24 @@
           <w:shd w:val="clear" w:color="auto" w:fill="auto"/>
           <w:lang w:eastAsia="en-US"/>
         </w:rPr>
-        <w:commentReference w:id="158"/>
-      </w:r>
-    </w:p>
-    <w:p>
-      <w:commentRangeStart w:id="159"/>
+        <w:commentReference w:id="132"/>
+      </w:r>
+    </w:p>
+    <w:p>
+      <w:commentRangeStart w:id="133"/>
       <w:r>
         <w:t xml:space="preserve">Нейронная сеть (MLP) </w:t>
       </w:r>
-      <w:commentRangeStart w:id="160"/>
+      <w:commentRangeStart w:id="134"/>
       <w:r>
         <w:t xml:space="preserve">– </w:t>
       </w:r>
-      <w:commentRangeEnd w:id="160"/>
-      <w:r>
-        <w:rPr>
-          <w:rStyle w:val="aff"/>
-        </w:rPr>
-        <w:commentReference w:id="160"/>
+      <w:commentRangeEnd w:id="134"/>
+      <w:r>
+        <w:rPr>
+          <w:rStyle w:val="aff"/>
+        </w:rPr>
+        <w:commentReference w:id="134"/>
       </w:r>
       <w:r>
         <w:t xml:space="preserve">лёгкая </w:t>
@@ -7411,44 +6974,44 @@
       <w:r>
         <w:t xml:space="preserve"> архитектура для табличных данных: вход </w:t>
       </w:r>
-      <w:commentRangeStart w:id="161"/>
+      <w:commentRangeStart w:id="135"/>
       <w:r>
         <w:t xml:space="preserve">– </w:t>
       </w:r>
-      <w:commentRangeEnd w:id="161"/>
-      <w:r>
-        <w:rPr>
-          <w:rStyle w:val="aff"/>
-        </w:rPr>
-        <w:commentReference w:id="161"/>
+      <w:commentRangeEnd w:id="135"/>
+      <w:r>
+        <w:rPr>
+          <w:rStyle w:val="aff"/>
+        </w:rPr>
+        <w:commentReference w:id="135"/>
       </w:r>
       <w:r>
         <w:t xml:space="preserve">конкатенация нормализованных числовых признаков и закодированных категориальных; </w:t>
       </w:r>
-      <w:commentRangeStart w:id="162"/>
+      <w:commentRangeStart w:id="136"/>
       <w:r>
         <w:t xml:space="preserve">«спинка» </w:t>
       </w:r>
-      <w:commentRangeEnd w:id="162"/>
-      <w:r>
-        <w:rPr>
-          <w:rStyle w:val="aff"/>
-        </w:rPr>
-        <w:commentReference w:id="162"/>
+      <w:commentRangeEnd w:id="136"/>
+      <w:r>
+        <w:rPr>
+          <w:rStyle w:val="aff"/>
+        </w:rPr>
+        <w:commentReference w:id="136"/>
       </w:r>
       <w:r>
         <w:t xml:space="preserve">сети </w:t>
       </w:r>
-      <w:commentRangeStart w:id="163"/>
+      <w:commentRangeStart w:id="137"/>
       <w:r>
         <w:t>–</w:t>
       </w:r>
-      <w:commentRangeEnd w:id="163"/>
-      <w:r>
-        <w:rPr>
-          <w:rStyle w:val="aff"/>
-        </w:rPr>
-        <w:commentReference w:id="163"/>
+      <w:commentRangeEnd w:id="137"/>
+      <w:r>
+        <w:rPr>
+          <w:rStyle w:val="aff"/>
+        </w:rPr>
+        <w:commentReference w:id="137"/>
       </w:r>
       <w:r>
         <w:t xml:space="preserve"> 2–4 </w:t>
@@ -7477,16 +7040,16 @@
       <w:r>
         <w:t xml:space="preserve">; активации </w:t>
       </w:r>
-      <w:commentRangeStart w:id="164"/>
+      <w:commentRangeStart w:id="138"/>
       <w:r>
         <w:t xml:space="preserve">– </w:t>
       </w:r>
-      <w:commentRangeEnd w:id="164"/>
-      <w:r>
-        <w:rPr>
-          <w:rStyle w:val="aff"/>
-        </w:rPr>
-        <w:commentReference w:id="164"/>
+      <w:commentRangeEnd w:id="138"/>
+      <w:r>
+        <w:rPr>
+          <w:rStyle w:val="aff"/>
+        </w:rPr>
+        <w:commentReference w:id="138"/>
       </w:r>
       <w:proofErr w:type="spellStart"/>
       <w:r>
@@ -7504,23 +7067,23 @@
       <w:r>
         <w:t>. Выходной блок реализован в двух вариантах:</w:t>
       </w:r>
-      <w:commentRangeEnd w:id="159"/>
-      <w:r>
-        <w:rPr>
-          <w:rStyle w:val="aff"/>
-        </w:rPr>
-        <w:commentReference w:id="159"/>
+      <w:commentRangeEnd w:id="133"/>
+      <w:r>
+        <w:rPr>
+          <w:rStyle w:val="aff"/>
+        </w:rPr>
+        <w:commentReference w:id="133"/>
       </w:r>
     </w:p>
     <w:p>
       <w:pPr>
         <w:pStyle w:val="20"/>
       </w:pPr>
-      <w:commentRangeStart w:id="165"/>
+      <w:commentRangeStart w:id="139"/>
       <w:r>
         <w:t xml:space="preserve">многоцелевой </w:t>
       </w:r>
-      <w:commentRangeStart w:id="166"/>
+      <w:commentRangeStart w:id="140"/>
       <w:r>
         <w:t>“</w:t>
       </w:r>
@@ -7528,7 +7091,7 @@
       <w:r>
         <w:t>квантильный</w:t>
       </w:r>
-      <w:commentRangeEnd w:id="166"/>
+      <w:commentRangeEnd w:id="140"/>
       <w:proofErr w:type="spellEnd"/>
       <w:r>
         <w:rPr>
@@ -7538,16 +7101,16 @@
           <w:shd w:val="clear" w:color="auto" w:fill="auto"/>
           <w:lang w:eastAsia="en-US"/>
         </w:rPr>
-        <w:commentReference w:id="166"/>
+        <w:commentReference w:id="140"/>
       </w:r>
       <w:r>
         <w:t xml:space="preserve">” выход: три головы </w:t>
       </w:r>
-      <w:commentRangeStart w:id="167"/>
+      <w:commentRangeStart w:id="141"/>
       <w:r>
         <w:t xml:space="preserve">для </w:t>
       </w:r>
-      <w:commentRangeEnd w:id="167"/>
+      <w:commentRangeEnd w:id="141"/>
       <w:r>
         <w:rPr>
           <w:rStyle w:val="aff"/>
@@ -7556,7 +7119,7 @@
           <w:shd w:val="clear" w:color="auto" w:fill="auto"/>
           <w:lang w:eastAsia="en-US"/>
         </w:rPr>
-        <w:commentReference w:id="167"/>
+        <w:commentReference w:id="141"/>
       </w:r>
     </w:p>
     <w:p>
@@ -7566,11 +7129,11 @@
       <w:r>
         <w:t>τ=0.1 / 0.5 / 0.9 (нижний, медианный, верхний прогноз в лог-шкале</w:t>
       </w:r>
-      <w:commentRangeStart w:id="168"/>
+      <w:commentRangeStart w:id="142"/>
       <w:r>
         <w:t>),</w:t>
       </w:r>
-      <w:commentRangeEnd w:id="168"/>
+      <w:commentRangeEnd w:id="142"/>
       <w:r>
         <w:rPr>
           <w:rStyle w:val="aff"/>
@@ -7579,9 +7142,9 @@
           <w:shd w:val="clear" w:color="auto" w:fill="auto"/>
           <w:lang w:eastAsia="en-US"/>
         </w:rPr>
-        <w:commentReference w:id="168"/>
-      </w:r>
-      <w:commentRangeEnd w:id="165"/>
+        <w:commentReference w:id="142"/>
+      </w:r>
+      <w:commentRangeEnd w:id="139"/>
       <w:r>
         <w:rPr>
           <w:rStyle w:val="aff"/>
@@ -7590,7 +7153,7 @@
           <w:shd w:val="clear" w:color="auto" w:fill="auto"/>
           <w:lang w:eastAsia="en-US"/>
         </w:rPr>
-        <w:commentReference w:id="165"/>
+        <w:commentReference w:id="139"/>
       </w:r>
     </w:p>
     <w:p>
@@ -7600,11 +7163,11 @@
       <w:r>
         <w:t xml:space="preserve">точечный выход + конформная калибровка: одна голова даёт медиану, а интервалы формируются на отдельной калибровочной выборке </w:t>
       </w:r>
-      <w:commentRangeStart w:id="169"/>
+      <w:commentRangeStart w:id="143"/>
       <w:r>
         <w:t>(см. ниже</w:t>
       </w:r>
-      <w:commentRangeEnd w:id="169"/>
+      <w:commentRangeEnd w:id="143"/>
       <w:r>
         <w:rPr>
           <w:rStyle w:val="aff"/>
@@ -7613,7 +7176,7 @@
           <w:shd w:val="clear" w:color="auto" w:fill="auto"/>
           <w:lang w:eastAsia="en-US"/>
         </w:rPr>
-        <w:commentReference w:id="169"/>
+        <w:commentReference w:id="143"/>
       </w:r>
       <w:r>
         <w:t>).</w:t>
@@ -7624,16 +7187,16 @@
         <w:lastRenderedPageBreak/>
         <w:t xml:space="preserve">Выбор между вариантами фиксировался по валидации: при приоритете стабильного покрытия </w:t>
       </w:r>
-      <w:commentRangeStart w:id="170"/>
+      <w:commentRangeStart w:id="144"/>
       <w:r>
         <w:t xml:space="preserve">– </w:t>
       </w:r>
-      <w:commentRangeEnd w:id="170"/>
-      <w:r>
-        <w:rPr>
-          <w:rStyle w:val="aff"/>
-        </w:rPr>
-        <w:commentReference w:id="170"/>
+      <w:commentRangeEnd w:id="144"/>
+      <w:r>
+        <w:rPr>
+          <w:rStyle w:val="aff"/>
+        </w:rPr>
+        <w:commentReference w:id="144"/>
       </w:r>
       <w:r>
         <w:t>конформная калибровка; при приоритете скорости</w:t>
@@ -7641,17 +7204,17 @@
       <w:r>
         <w:t xml:space="preserve"> </w:t>
       </w:r>
-      <w:commentRangeStart w:id="171"/>
+      <w:commentRangeStart w:id="145"/>
       <w:r>
         <w:t>–</w:t>
       </w:r>
-      <w:commentRangeEnd w:id="171"/>
-      <w:proofErr w:type="spellStart"/>
-      <w:r>
-        <w:rPr>
-          <w:rStyle w:val="aff"/>
-        </w:rPr>
-        <w:commentReference w:id="171"/>
+      <w:commentRangeEnd w:id="145"/>
+      <w:proofErr w:type="spellStart"/>
+      <w:r>
+        <w:rPr>
+          <w:rStyle w:val="aff"/>
+        </w:rPr>
+        <w:commentReference w:id="145"/>
       </w:r>
       <w:r>
         <w:t>квантильные</w:t>
@@ -7678,7 +7241,7 @@
         </w:numPr>
         <w:ind w:left="1276" w:hanging="567"/>
       </w:pPr>
-      <w:commentRangeStart w:id="172"/>
+      <w:commentRangeStart w:id="146"/>
       <w:proofErr w:type="spellStart"/>
       <w:r>
         <w:t>Квантильная</w:t>
@@ -7695,14 +7258,14 @@
       <w:r>
         <w:t xml:space="preserve"> </w:t>
       </w:r>
-      <w:commentRangeStart w:id="173"/>
+      <w:commentRangeStart w:id="147"/>
       <w:r>
         <w:t>–</w:t>
       </w:r>
       <w:r>
         <w:t xml:space="preserve"> </w:t>
       </w:r>
-      <w:commentRangeEnd w:id="173"/>
+      <w:commentRangeEnd w:id="147"/>
       <w:r>
         <w:rPr>
           <w:rStyle w:val="aff"/>
@@ -7711,7 +7274,7 @@
           <w:shd w:val="clear" w:color="auto" w:fill="auto"/>
           <w:lang w:eastAsia="en-US"/>
         </w:rPr>
-        <w:commentReference w:id="173"/>
+        <w:commentReference w:id="147"/>
       </w:r>
       <w:r>
         <w:t xml:space="preserve">отдельные модели/режимы для нижнего и верхнего квантиля; в MLP </w:t>
@@ -7784,7 +7347,7 @@
       <w:r>
         <w:t>.</w:t>
       </w:r>
-      <w:commentRangeEnd w:id="172"/>
+      <w:commentRangeEnd w:id="146"/>
       <w:r>
         <w:rPr>
           <w:rStyle w:val="aff"/>
@@ -7793,7 +7356,7 @@
           <w:shd w:val="clear" w:color="auto" w:fill="auto"/>
           <w:lang w:eastAsia="en-US"/>
         </w:rPr>
-        <w:commentReference w:id="172"/>
+        <w:commentReference w:id="146"/>
       </w:r>
     </w:p>
     <w:p>
@@ -7819,11 +7382,11 @@
       <w:r>
         <w:t xml:space="preserve">очечный прогноз: </w:t>
       </w:r>
-      <w:commentRangeStart w:id="174"/>
+      <w:commentRangeStart w:id="148"/>
       <w:r>
         <w:t xml:space="preserve">MSE </w:t>
       </w:r>
-      <w:commentRangeEnd w:id="174"/>
+      <w:commentRangeEnd w:id="148"/>
       <w:r>
         <w:rPr>
           <w:rStyle w:val="aff"/>
@@ -7832,7 +7395,7 @@
           <w:shd w:val="clear" w:color="auto" w:fill="auto"/>
           <w:lang w:eastAsia="en-US"/>
         </w:rPr>
-        <w:commentReference w:id="174"/>
+        <w:commentReference w:id="148"/>
       </w:r>
       <w:r>
         <w:t>по лог-</w:t>
@@ -7884,7 +7447,7 @@
       </w:r>
     </w:p>
     <w:p>
-      <w:commentRangeStart w:id="175"/>
+      <w:commentRangeStart w:id="149"/>
       <w:r>
         <w:t>Точечные метрики</w:t>
       </w:r>
@@ -7901,7 +7464,7 @@
         </w:numPr>
         <w:ind w:left="1276" w:hanging="567"/>
       </w:pPr>
-      <w:commentRangeStart w:id="176"/>
+      <w:commentRangeStart w:id="150"/>
       <w:r>
         <w:t xml:space="preserve">MAE (руб.) – средняя абсолютная ошибка после обратного лог-преобразования (текущая модель </w:t>
       </w:r>
@@ -7973,7 +7536,7 @@
       <w:r>
         <w:t>R² (лог-шкала) – опционально, для оценки доли объяснённой дисперсии.</w:t>
       </w:r>
-      <w:commentRangeEnd w:id="176"/>
+      <w:commentRangeEnd w:id="150"/>
       <w:r>
         <w:rPr>
           <w:rStyle w:val="aff"/>
@@ -7982,9 +7545,9 @@
           <w:shd w:val="clear" w:color="auto" w:fill="auto"/>
           <w:lang w:eastAsia="en-US"/>
         </w:rPr>
-        <w:commentReference w:id="176"/>
-      </w:r>
-      <w:commentRangeEnd w:id="175"/>
+        <w:commentReference w:id="150"/>
+      </w:r>
+      <w:commentRangeEnd w:id="149"/>
       <w:r>
         <w:rPr>
           <w:rStyle w:val="aff"/>
@@ -7993,7 +7556,7 @@
           <w:shd w:val="clear" w:color="auto" w:fill="auto"/>
           <w:lang w:eastAsia="en-US"/>
         </w:rPr>
-        <w:commentReference w:id="175"/>
+        <w:commentReference w:id="149"/>
       </w:r>
     </w:p>
     <w:p>
@@ -8096,11 +7659,11 @@
       <w:r>
         <w:t xml:space="preserve">, минимальные выборки в листе, L2/категориальные параметры </w:t>
       </w:r>
-      <w:commentRangeStart w:id="177"/>
+      <w:commentRangeStart w:id="151"/>
       <w:r>
         <w:t xml:space="preserve">– </w:t>
       </w:r>
-      <w:commentRangeEnd w:id="177"/>
+      <w:commentRangeEnd w:id="151"/>
       <w:r>
         <w:rPr>
           <w:rStyle w:val="aff"/>
@@ -8109,7 +7672,7 @@
           <w:shd w:val="clear" w:color="auto" w:fill="auto"/>
           <w:lang w:eastAsia="en-US"/>
         </w:rPr>
-        <w:commentReference w:id="177"/>
+        <w:commentReference w:id="151"/>
       </w:r>
       <w:r>
         <w:t>подбирались.</w:t>
@@ -8206,7 +7769,7 @@
         </w:numPr>
         <w:ind w:left="1276" w:hanging="567"/>
       </w:pPr>
-      <w:commentRangeStart w:id="178"/>
+      <w:commentRangeStart w:id="152"/>
       <w:r>
         <w:t xml:space="preserve">Для </w:t>
       </w:r>
@@ -8268,7 +7831,7 @@
       <w:r>
         <w:t>Локальные объяснения показываются пользователю вместе с прогнозом и интервалом; агрегированные важности – в административном отчёте качества.</w:t>
       </w:r>
-      <w:commentRangeEnd w:id="178"/>
+      <w:commentRangeEnd w:id="152"/>
       <w:r>
         <w:rPr>
           <w:rStyle w:val="aff"/>
@@ -8277,7 +7840,7 @@
           <w:shd w:val="clear" w:color="auto" w:fill="auto"/>
           <w:lang w:eastAsia="en-US"/>
         </w:rPr>
-        <w:commentReference w:id="178"/>
+        <w:commentReference w:id="152"/>
       </w:r>
     </w:p>
     <w:p>
@@ -8370,7 +7933,7 @@
       <w:r>
         <w:t>) и веб-интерфейс (</w:t>
       </w:r>
-      <w:commentRangeStart w:id="179"/>
+      <w:commentRangeStart w:id="153"/>
       <w:proofErr w:type="spellStart"/>
       <w:r>
         <w:t>ui</w:t>
@@ -8379,12 +7942,12 @@
       <w:r>
         <w:t>)</w:t>
       </w:r>
-      <w:commentRangeEnd w:id="179"/>
-      <w:r>
-        <w:rPr>
-          <w:rStyle w:val="aff"/>
-        </w:rPr>
-        <w:commentReference w:id="179"/>
+      <w:commentRangeEnd w:id="153"/>
+      <w:r>
+        <w:rPr>
+          <w:rStyle w:val="aff"/>
+        </w:rPr>
+        <w:commentReference w:id="153"/>
       </w:r>
       <w:r>
         <w:t>. Описано, какие компоненты они реализуют, какие процессы выполняют и какие данные хранят/возвращают.</w:t>
@@ -8426,17 +7989,17 @@
       </w:r>
     </w:p>
     <w:p>
-      <w:bookmarkStart w:id="180" w:name="_Hlk214796388"/>
+      <w:bookmarkStart w:id="154" w:name="_Hlk214796388"/>
       <w:r>
         <w:t xml:space="preserve">Общая структура </w:t>
       </w:r>
       <w:r>
         <w:t>указана на Рисунке 3.1:</w:t>
       </w:r>
-      <w:commentRangeStart w:id="181"/>
-    </w:p>
-    <w:bookmarkEnd w:id="180"/>
-    <w:commentRangeEnd w:id="181"/>
+      <w:commentRangeStart w:id="155"/>
+    </w:p>
+    <w:bookmarkEnd w:id="154"/>
+    <w:commentRangeEnd w:id="155"/>
     <w:p>
       <w:pPr>
         <w:ind w:firstLine="0"/>
@@ -8449,7 +8012,7 @@
         <w:rPr>
           <w:rStyle w:val="aff"/>
         </w:rPr>
-        <w:commentReference w:id="181"/>
+        <w:commentReference w:id="155"/>
       </w:r>
     </w:p>
     <w:p>
@@ -8460,7 +8023,7 @@
           <w:lang w:val="en-US"/>
         </w:rPr>
       </w:pPr>
-      <w:commentRangeStart w:id="182"/>
+      <w:commentRangeStart w:id="156"/>
       <w:r>
         <w:rPr>
           <w:noProof/>
@@ -8534,7 +8097,7 @@
       <w:r>
         <w:t>-сервиса</w:t>
       </w:r>
-      <w:commentRangeEnd w:id="182"/>
+      <w:commentRangeEnd w:id="156"/>
       <w:r>
         <w:rPr>
           <w:rStyle w:val="aff"/>
@@ -8543,7 +8106,7 @@
           <w:color w:val="auto"/>
           <w:lang w:eastAsia="en-US"/>
         </w:rPr>
-        <w:commentReference w:id="182"/>
+        <w:commentReference w:id="156"/>
       </w:r>
     </w:p>
     <w:p>
@@ -8560,7 +8123,7 @@
         </w:numPr>
         <w:ind w:left="1276" w:hanging="567"/>
       </w:pPr>
-      <w:commentRangeStart w:id="183"/>
+      <w:commentRangeStart w:id="157"/>
       <w:r>
         <w:lastRenderedPageBreak/>
         <w:t xml:space="preserve">src/realval/http_app.py – HTTP-приложение </w:t>
@@ -8904,7 +8467,7 @@
       <w:r>
         <w:t xml:space="preserve"> и объявлений (используются на этапе подготовки/обслуживания витрины).</w:t>
       </w:r>
-      <w:commentRangeEnd w:id="183"/>
+      <w:commentRangeEnd w:id="157"/>
       <w:r>
         <w:rPr>
           <w:rStyle w:val="aff"/>
@@ -8913,7 +8476,7 @@
           <w:shd w:val="clear" w:color="auto" w:fill="auto"/>
           <w:lang w:eastAsia="en-US"/>
         </w:rPr>
-        <w:commentReference w:id="183"/>
+        <w:commentReference w:id="157"/>
       </w:r>
     </w:p>
     <w:p>
@@ -8977,7 +8540,7 @@
       </w:r>
     </w:p>
     <w:p>
-      <w:bookmarkStart w:id="184" w:name="_Hlk214806030"/>
+      <w:bookmarkStart w:id="158" w:name="_Hlk214806030"/>
       <w:r>
         <w:t>Общая структура указана на Рисунке 3.</w:t>
       </w:r>
@@ -8988,7 +8551,7 @@
         <w:t>:</w:t>
       </w:r>
     </w:p>
-    <w:bookmarkEnd w:id="184"/>
+    <w:bookmarkEnd w:id="158"/>
     <w:p>
       <w:pPr>
         <w:ind w:firstLine="0"/>
@@ -8997,13 +8560,13 @@
           <w:noProof/>
         </w:rPr>
       </w:pPr>
-      <w:commentRangeStart w:id="185"/>
-      <w:commentRangeEnd w:id="185"/>
-      <w:r>
-        <w:rPr>
-          <w:rStyle w:val="aff"/>
-        </w:rPr>
-        <w:commentReference w:id="185"/>
+      <w:commentRangeStart w:id="159"/>
+      <w:commentRangeEnd w:id="159"/>
+      <w:r>
+        <w:rPr>
+          <w:rStyle w:val="aff"/>
+        </w:rPr>
+        <w:commentReference w:id="159"/>
       </w:r>
     </w:p>
     <w:p>
@@ -9014,7 +8577,7 @@
           <w:lang w:val="en-US"/>
         </w:rPr>
       </w:pPr>
-      <w:commentRangeStart w:id="186"/>
+      <w:commentRangeStart w:id="160"/>
       <w:r>
         <w:rPr>
           <w:noProof/>
@@ -9098,7 +8661,7 @@
       <w:r>
         <w:t>шлюза</w:t>
       </w:r>
-      <w:commentRangeEnd w:id="186"/>
+      <w:commentRangeEnd w:id="160"/>
       <w:r>
         <w:rPr>
           <w:rStyle w:val="aff"/>
@@ -9107,16 +8670,16 @@
           <w:color w:val="auto"/>
           <w:lang w:eastAsia="en-US"/>
         </w:rPr>
-        <w:commentReference w:id="186"/>
-      </w:r>
-    </w:p>
-    <w:p>
-      <w:bookmarkStart w:id="187" w:name="_Hlk214806649"/>
+        <w:commentReference w:id="160"/>
+      </w:r>
+    </w:p>
+    <w:p>
+      <w:bookmarkStart w:id="161" w:name="_Hlk214806649"/>
       <w:r>
         <w:t>Основные сущности:</w:t>
       </w:r>
     </w:p>
-    <w:bookmarkEnd w:id="187"/>
+    <w:bookmarkEnd w:id="161"/>
     <w:p>
       <w:pPr>
         <w:pStyle w:val="22"/>
@@ -9126,7 +8689,7 @@
         </w:numPr>
         <w:ind w:left="1276" w:hanging="567"/>
       </w:pPr>
-      <w:commentRangeStart w:id="188"/>
+      <w:commentRangeStart w:id="162"/>
       <w:proofErr w:type="spellStart"/>
       <w:r>
         <w:t>cmd</w:t>
@@ -9971,7 +9534,7 @@
       <w:r>
         <w:t>).</w:t>
       </w:r>
-      <w:commentRangeEnd w:id="188"/>
+      <w:commentRangeEnd w:id="162"/>
       <w:r>
         <w:rPr>
           <w:rStyle w:val="aff"/>
@@ -9980,7 +9543,7 @@
           <w:shd w:val="clear" w:color="auto" w:fill="auto"/>
           <w:lang w:eastAsia="en-US"/>
         </w:rPr>
-        <w:commentReference w:id="188"/>
+        <w:commentReference w:id="162"/>
       </w:r>
     </w:p>
     <w:p>
@@ -10027,21 +9590,21 @@
           <w:lang w:val="en-US"/>
         </w:rPr>
       </w:pPr>
-      <w:commentRangeStart w:id="189"/>
+      <w:commentRangeStart w:id="163"/>
       <w:r>
         <w:rPr>
           <w:noProof/>
         </w:rPr>
         <w:br/>
       </w:r>
-      <w:commentRangeEnd w:id="189"/>
-      <w:r>
-        <w:rPr>
-          <w:rStyle w:val="aff"/>
-        </w:rPr>
-        <w:commentReference w:id="189"/>
-      </w:r>
-      <w:commentRangeStart w:id="190"/>
+      <w:commentRangeEnd w:id="163"/>
+      <w:r>
+        <w:rPr>
+          <w:rStyle w:val="aff"/>
+        </w:rPr>
+        <w:commentReference w:id="163"/>
+      </w:r>
+      <w:commentRangeStart w:id="164"/>
       <w:r>
         <w:rPr>
           <w:noProof/>
@@ -10116,7 +9679,7 @@
       <w:r>
         <w:t>интерфейса</w:t>
       </w:r>
-      <w:commentRangeEnd w:id="190"/>
+      <w:commentRangeEnd w:id="164"/>
       <w:r>
         <w:rPr>
           <w:rStyle w:val="aff"/>
@@ -10125,7 +9688,7 @@
           <w:color w:val="auto"/>
           <w:lang w:eastAsia="en-US"/>
         </w:rPr>
-        <w:commentReference w:id="190"/>
+        <w:commentReference w:id="164"/>
       </w:r>
     </w:p>
     <w:p>
@@ -10142,7 +9705,7 @@
         </w:numPr>
         <w:ind w:left="1276" w:hanging="567"/>
       </w:pPr>
-      <w:commentRangeStart w:id="191"/>
+      <w:commentRangeStart w:id="165"/>
       <w:r>
         <w:rPr>
           <w:lang w:val="en-US"/>
@@ -10609,7 +10172,7 @@
       <w:r>
         <w:t>.</w:t>
       </w:r>
-      <w:commentRangeEnd w:id="191"/>
+      <w:commentRangeEnd w:id="165"/>
       <w:r>
         <w:rPr>
           <w:rStyle w:val="aff"/>
@@ -10618,23 +10181,23 @@
           <w:shd w:val="clear" w:color="auto" w:fill="auto"/>
           <w:lang w:eastAsia="en-US"/>
         </w:rPr>
-        <w:commentReference w:id="191"/>
+        <w:commentReference w:id="165"/>
       </w:r>
     </w:p>
     <w:p>
       <w:r>
         <w:t xml:space="preserve">После успешного запуска пользователю доступен главный экран веб-интерфейса, представленный на </w:t>
       </w:r>
-      <w:commentRangeStart w:id="192"/>
+      <w:commentRangeStart w:id="166"/>
       <w:r>
         <w:t xml:space="preserve">Рисунке 3.4. </w:t>
       </w:r>
-      <w:commentRangeEnd w:id="192"/>
-      <w:r>
-        <w:rPr>
-          <w:rStyle w:val="aff"/>
-        </w:rPr>
-        <w:commentReference w:id="192"/>
+      <w:commentRangeEnd w:id="166"/>
+      <w:r>
+        <w:rPr>
+          <w:rStyle w:val="aff"/>
+        </w:rPr>
+        <w:commentReference w:id="166"/>
       </w:r>
       <w:r>
         <w:t xml:space="preserve">В верхней части расположены логотип и индикатор состояния ML-сервиса («ML сервис: В сети»), что позволяет оперативно оценить готовность подсистемы </w:t>
@@ -10656,7 +10219,7 @@
         <w:ind w:firstLine="0"/>
         <w:jc w:val="center"/>
       </w:pPr>
-      <w:commentRangeStart w:id="193"/>
+      <w:commentRangeStart w:id="167"/>
       <w:r>
         <w:rPr>
           <w:noProof/>
@@ -10705,7 +10268,7 @@
       <w:r>
         <w:t>Рисунок 3.4 – Главный экран веб-интерфейса системы оценки аренды</w:t>
       </w:r>
-      <w:commentRangeEnd w:id="193"/>
+      <w:commentRangeEnd w:id="167"/>
       <w:r>
         <w:rPr>
           <w:rStyle w:val="aff"/>
@@ -10714,23 +10277,23 @@
           <w:color w:val="auto"/>
           <w:lang w:eastAsia="en-US"/>
         </w:rPr>
-        <w:commentReference w:id="193"/>
+        <w:commentReference w:id="167"/>
       </w:r>
     </w:p>
     <w:p>
       <w:r>
         <w:t>Ниже расположен основной раздел «Оценка стоимости аренды» с формой ввода параметров объекта (</w:t>
       </w:r>
-      <w:commentRangeStart w:id="194"/>
+      <w:commentRangeStart w:id="168"/>
       <w:r>
         <w:t>Рисунок 3.5</w:t>
       </w:r>
-      <w:commentRangeEnd w:id="194"/>
-      <w:r>
-        <w:rPr>
-          <w:rStyle w:val="aff"/>
-        </w:rPr>
-        <w:commentReference w:id="194"/>
+      <w:commentRangeEnd w:id="168"/>
+      <w:r>
+        <w:rPr>
+          <w:rStyle w:val="aff"/>
+        </w:rPr>
+        <w:commentReference w:id="168"/>
       </w:r>
       <w:r>
         <w:t xml:space="preserve">). Форма поддерживает </w:t>
@@ -10753,7 +10316,7 @@
         <w:ind w:firstLine="0"/>
         <w:jc w:val="center"/>
       </w:pPr>
-      <w:commentRangeStart w:id="195"/>
+      <w:commentRangeStart w:id="169"/>
       <w:r>
         <w:rPr>
           <w:noProof/>
@@ -10802,7 +10365,7 @@
       <w:r>
         <w:t>Рисунок 3.5 – Форма ввода параметров объекта для расчёта аренды</w:t>
       </w:r>
-      <w:commentRangeEnd w:id="195"/>
+      <w:commentRangeEnd w:id="169"/>
       <w:r>
         <w:rPr>
           <w:rStyle w:val="aff"/>
@@ -10811,7 +10374,7 @@
           <w:color w:val="auto"/>
           <w:lang w:eastAsia="en-US"/>
         </w:rPr>
-        <w:commentReference w:id="195"/>
+        <w:commentReference w:id="169"/>
       </w:r>
     </w:p>
     <w:p>
@@ -10820,8 +10383,8 @@
       </w:r>
     </w:p>
     <w:p>
-      <w:commentRangeStart w:id="196"/>
-      <w:commentRangeStart w:id="197"/>
+      <w:commentRangeStart w:id="170"/>
+      <w:commentRangeStart w:id="171"/>
       <w:r>
         <w:t xml:space="preserve">Программная реализация разделяет ответственность по слоям: веб-интерфейс для взаимодействия с пользователем, </w:t>
       </w:r>
@@ -10857,31 +10420,31 @@
       <w:r>
         <w:t>. Такая модульность соответствует требованиям к производительности и масштабированию, упрощает сопровождение и обеспечивает воспроизводимую работу на подготовленной витрине данных.</w:t>
       </w:r>
-      <w:commentRangeEnd w:id="196"/>
-      <w:r>
-        <w:rPr>
-          <w:rStyle w:val="aff"/>
-        </w:rPr>
-        <w:commentReference w:id="196"/>
-      </w:r>
-      <w:commentRangeEnd w:id="197"/>
-      <w:r>
-        <w:rPr>
-          <w:rStyle w:val="aff"/>
-        </w:rPr>
-        <w:commentReference w:id="197"/>
+      <w:commentRangeEnd w:id="170"/>
+      <w:r>
+        <w:rPr>
+          <w:rStyle w:val="aff"/>
+        </w:rPr>
+        <w:commentReference w:id="170"/>
+      </w:r>
+      <w:commentRangeEnd w:id="171"/>
+      <w:r>
+        <w:rPr>
+          <w:rStyle w:val="aff"/>
+        </w:rPr>
+        <w:commentReference w:id="171"/>
       </w:r>
     </w:p>
     <w:p>
       <w:pPr>
         <w:pStyle w:val="23"/>
       </w:pPr>
-      <w:bookmarkStart w:id="198" w:name="_Toc212455504"/>
-      <w:commentRangeStart w:id="199"/>
+      <w:bookmarkStart w:id="172" w:name="_Toc212455504"/>
+      <w:commentRangeStart w:id="173"/>
       <w:r>
         <w:t>Тестирование приложения</w:t>
       </w:r>
-      <w:commentRangeEnd w:id="199"/>
+      <w:commentRangeEnd w:id="173"/>
       <w:r>
         <w:rPr>
           <w:rStyle w:val="aff"/>
@@ -10889,9 +10452,9 @@
           <w:b w:val="0"/>
           <w:shd w:val="clear" w:color="auto" w:fill="auto"/>
         </w:rPr>
-        <w:commentReference w:id="199"/>
-      </w:r>
-      <w:bookmarkEnd w:id="198"/>
+        <w:commentReference w:id="173"/>
+      </w:r>
+      <w:bookmarkEnd w:id="172"/>
     </w:p>
     <w:p>
       <w:r>
@@ -10933,8 +10496,8 @@
           <w:lang w:val="en-US"/>
         </w:rPr>
       </w:pPr>
-      <w:commentRangeStart w:id="200"/>
-      <w:commentRangeStart w:id="201"/>
+      <w:commentRangeStart w:id="174"/>
+      <w:commentRangeStart w:id="175"/>
       <w:r>
         <w:t xml:space="preserve">Таблица 3.1 — </w:t>
       </w:r>
@@ -10946,13 +10509,13 @@
       <w:r>
         <w:t xml:space="preserve"> и валидация ввода</w:t>
       </w:r>
-      <w:commentRangeEnd w:id="200"/>
+      <w:commentRangeEnd w:id="174"/>
       <w:r>
         <w:rPr>
           <w:rStyle w:val="aff"/>
           <w:rFonts w:eastAsiaTheme="minorHAnsi" w:cstheme="minorBidi"/>
         </w:rPr>
-        <w:commentReference w:id="200"/>
+        <w:commentReference w:id="174"/>
       </w:r>
     </w:p>
     <w:tbl>
@@ -10988,7 +10551,7 @@
                 <w:szCs w:val="28"/>
               </w:rPr>
             </w:pPr>
-            <w:commentRangeStart w:id="202"/>
+            <w:commentRangeStart w:id="176"/>
             <w:r>
               <w:rPr>
                 <w:rFonts w:cs="Times New Roman"/>
@@ -11256,12 +10819,12 @@
               </w:rPr>
               <w:t>200</w:t>
             </w:r>
-            <w:commentRangeEnd w:id="202"/>
+            <w:commentRangeEnd w:id="176"/>
             <w:r>
               <w:rPr>
                 <w:rStyle w:val="aff"/>
               </w:rPr>
-              <w:commentReference w:id="202"/>
+              <w:commentReference w:id="176"/>
             </w:r>
           </w:p>
         </w:tc>
@@ -11922,25 +11485,25 @@
       <w:r>
         <w:t>Таблица 3.4 — Нагрузочное и устойчивость к сбоям</w:t>
       </w:r>
-      <w:commentRangeEnd w:id="201"/>
+      <w:commentRangeEnd w:id="175"/>
       <w:r>
         <w:rPr>
           <w:rStyle w:val="aff"/>
           <w:rFonts w:eastAsiaTheme="minorHAnsi" w:cstheme="minorBidi"/>
         </w:rPr>
-        <w:commentReference w:id="201"/>
+        <w:commentReference w:id="175"/>
       </w:r>
     </w:p>
     <w:p>
       <w:pPr>
         <w:pStyle w:val="23"/>
       </w:pPr>
-      <w:bookmarkStart w:id="203" w:name="_Toc212455505"/>
-      <w:commentRangeStart w:id="204"/>
+      <w:bookmarkStart w:id="177" w:name="_Toc212455505"/>
+      <w:commentRangeStart w:id="178"/>
       <w:r>
         <w:t>Расчёт надёжности</w:t>
       </w:r>
-      <w:commentRangeEnd w:id="204"/>
+      <w:commentRangeEnd w:id="178"/>
       <w:r>
         <w:rPr>
           <w:rStyle w:val="aff"/>
@@ -11948,9 +11511,9 @@
           <w:b w:val="0"/>
           <w:shd w:val="clear" w:color="auto" w:fill="auto"/>
         </w:rPr>
-        <w:commentReference w:id="204"/>
-      </w:r>
-      <w:bookmarkEnd w:id="203"/>
+        <w:commentReference w:id="178"/>
+      </w:r>
+      <w:bookmarkEnd w:id="177"/>
     </w:p>
     <w:p>
       <w:r>
@@ -11972,16 +11535,16 @@
       <w:r>
         <w:t xml:space="preserve">). После фиксации версии как </w:t>
       </w:r>
-      <w:commentRangeStart w:id="205"/>
+      <w:commentRangeStart w:id="179"/>
       <w:r>
         <w:t>ГИПП</w:t>
       </w:r>
-      <w:commentRangeEnd w:id="205"/>
-      <w:r>
-        <w:rPr>
-          <w:rStyle w:val="aff"/>
-        </w:rPr>
-        <w:commentReference w:id="205"/>
+      <w:commentRangeEnd w:id="179"/>
+      <w:r>
+        <w:rPr>
+          <w:rStyle w:val="aff"/>
+        </w:rPr>
+        <w:commentReference w:id="179"/>
       </w:r>
       <w:r>
         <w:t xml:space="preserve"> выполнялись три шага:</w:t>
@@ -11996,7 +11559,7 @@
         </w:numPr>
         <w:ind w:left="1276" w:hanging="567"/>
       </w:pPr>
-      <w:commentRangeStart w:id="206"/>
+      <w:commentRangeStart w:id="180"/>
       <w:r>
         <w:t>регистрация всех выявленных дефектов в ходе регресса;</w:t>
       </w:r>
@@ -12013,7 +11576,7 @@
       <w:pPr>
         <w:pStyle w:val="22"/>
       </w:pPr>
-      <w:commentRangeStart w:id="207"/>
+      <w:commentRangeStart w:id="181"/>
       <w:r>
         <w:lastRenderedPageBreak/>
         <w:t xml:space="preserve">повторное тестирование и расчёт вероятности отсутствия </w:t>
@@ -12034,7 +11597,7 @@
       <w:r>
         <w:t xml:space="preserve"> (модификация модели Миллса).</w:t>
       </w:r>
-      <w:commentRangeEnd w:id="206"/>
+      <w:commentRangeEnd w:id="180"/>
       <w:r>
         <w:rPr>
           <w:rStyle w:val="aff"/>
@@ -12043,7 +11606,7 @@
           <w:shd w:val="clear" w:color="auto" w:fill="auto"/>
           <w:lang w:eastAsia="en-US"/>
         </w:rPr>
-        <w:commentReference w:id="206"/>
+        <w:commentReference w:id="180"/>
       </w:r>
     </w:p>
     <w:p>
@@ -12380,25 +11943,25 @@
         </w:rPr>
         <w:t>.</w:t>
       </w:r>
-      <w:commentRangeEnd w:id="207"/>
-      <w:r>
-        <w:rPr>
-          <w:rStyle w:val="aff"/>
-        </w:rPr>
-        <w:commentReference w:id="207"/>
+      <w:commentRangeEnd w:id="181"/>
+      <w:r>
+        <w:rPr>
+          <w:rStyle w:val="aff"/>
+        </w:rPr>
+        <w:commentReference w:id="181"/>
       </w:r>
     </w:p>
     <w:p>
       <w:pPr>
         <w:pStyle w:val="23"/>
       </w:pPr>
-      <w:bookmarkStart w:id="208" w:name="_Toc212455506"/>
-      <w:commentRangeStart w:id="209"/>
-      <w:commentRangeStart w:id="210"/>
+      <w:bookmarkStart w:id="182" w:name="_Toc212455506"/>
+      <w:commentRangeStart w:id="183"/>
+      <w:commentRangeStart w:id="184"/>
       <w:r>
         <w:t>Руководство пользователя</w:t>
       </w:r>
-      <w:commentRangeEnd w:id="209"/>
+      <w:commentRangeEnd w:id="183"/>
       <w:r>
         <w:rPr>
           <w:rStyle w:val="aff"/>
@@ -12406,10 +11969,10 @@
           <w:b w:val="0"/>
           <w:shd w:val="clear" w:color="auto" w:fill="auto"/>
         </w:rPr>
-        <w:commentReference w:id="209"/>
-      </w:r>
-      <w:bookmarkEnd w:id="208"/>
-      <w:commentRangeEnd w:id="210"/>
+        <w:commentReference w:id="183"/>
+      </w:r>
+      <w:bookmarkEnd w:id="182"/>
+      <w:commentRangeEnd w:id="184"/>
       <w:r>
         <w:rPr>
           <w:rStyle w:val="aff"/>
@@ -12417,7 +11980,7 @@
           <w:b w:val="0"/>
           <w:shd w:val="clear" w:color="auto" w:fill="auto"/>
         </w:rPr>
-        <w:commentReference w:id="210"/>
+        <w:commentReference w:id="184"/>
       </w:r>
     </w:p>
     <w:p>
@@ -12437,7 +12000,7 @@
       <w:pPr>
         <w:pStyle w:val="31"/>
       </w:pPr>
-      <w:commentRangeStart w:id="211"/>
+      <w:commentRangeStart w:id="185"/>
       <w:r>
         <w:lastRenderedPageBreak/>
         <w:t>Доступ и требования</w:t>
@@ -12494,7 +12057,7 @@
       <w:r>
         <w:t xml:space="preserve"> интерфейса – главная страница сервиса (см. Рисунок 3.4) и форма ввода параметров (см. Рисунок 3.5).</w:t>
       </w:r>
-      <w:commentRangeEnd w:id="211"/>
+      <w:commentRangeEnd w:id="185"/>
       <w:r>
         <w:rPr>
           <w:rStyle w:val="aff"/>
@@ -12503,14 +12066,14 @@
           <w:shd w:val="clear" w:color="auto" w:fill="auto"/>
           <w:lang w:eastAsia="en-US"/>
         </w:rPr>
-        <w:commentReference w:id="211"/>
+        <w:commentReference w:id="185"/>
       </w:r>
     </w:p>
     <w:p>
       <w:pPr>
         <w:pStyle w:val="31"/>
       </w:pPr>
-      <w:commentRangeStart w:id="212"/>
+      <w:commentRangeStart w:id="186"/>
       <w:r>
         <w:t>Основные варианты использования (</w:t>
       </w:r>
@@ -12532,7 +12095,7 @@
       <w:r>
         <w:t>)</w:t>
       </w:r>
-      <w:commentRangeEnd w:id="212"/>
+      <w:commentRangeEnd w:id="186"/>
       <w:r>
         <w:rPr>
           <w:rStyle w:val="aff"/>
@@ -12540,7 +12103,7 @@
           <w:b w:val="0"/>
           <w:bCs w:val="0"/>
         </w:rPr>
-        <w:commentReference w:id="212"/>
+        <w:commentReference w:id="186"/>
       </w:r>
     </w:p>
     <w:p>
@@ -12551,7 +12114,7 @@
           <w:numId w:val="48"/>
         </w:numPr>
       </w:pPr>
-      <w:commentRangeStart w:id="213"/>
+      <w:commentRangeStart w:id="187"/>
       <w:r>
         <w:t>Расчёт стоимости по адресу</w:t>
       </w:r>
@@ -12867,24 +12430,24 @@
       <w:r>
         <w:t>) для улучшения качества и аудита.</w:t>
       </w:r>
-      <w:commentRangeEnd w:id="213"/>
-      <w:r>
-        <w:rPr>
-          <w:rStyle w:val="aff"/>
-        </w:rPr>
-        <w:commentReference w:id="213"/>
+      <w:commentRangeEnd w:id="187"/>
+      <w:r>
+        <w:rPr>
+          <w:rStyle w:val="aff"/>
+        </w:rPr>
+        <w:commentReference w:id="187"/>
       </w:r>
     </w:p>
     <w:p>
       <w:pPr>
         <w:pStyle w:val="23"/>
       </w:pPr>
-      <w:bookmarkStart w:id="214" w:name="_Toc212455507"/>
-      <w:commentRangeStart w:id="215"/>
+      <w:bookmarkStart w:id="188" w:name="_Toc212455507"/>
+      <w:commentRangeStart w:id="189"/>
       <w:r>
         <w:t>Вывод по технологическому разделу</w:t>
       </w:r>
-      <w:commentRangeEnd w:id="215"/>
+      <w:commentRangeEnd w:id="189"/>
       <w:r>
         <w:rPr>
           <w:rStyle w:val="aff"/>
@@ -12892,9 +12455,9 @@
           <w:b w:val="0"/>
           <w:shd w:val="clear" w:color="auto" w:fill="auto"/>
         </w:rPr>
-        <w:commentReference w:id="215"/>
-      </w:r>
-      <w:bookmarkEnd w:id="214"/>
+        <w:commentReference w:id="189"/>
+      </w:r>
+      <w:bookmarkEnd w:id="188"/>
     </w:p>
     <w:p>
       <w:r>
@@ -12993,16 +12556,16 @@
       <w:r>
         <w:t xml:space="preserve">, </w:t>
       </w:r>
-      <w:commentRangeStart w:id="216"/>
+      <w:commentRangeStart w:id="190"/>
       <w:r>
         <w:t xml:space="preserve">RMSE </w:t>
       </w:r>
-      <w:commentRangeEnd w:id="216"/>
-      <w:r>
-        <w:rPr>
-          <w:rStyle w:val="aff"/>
-        </w:rPr>
-        <w:commentReference w:id="216"/>
+      <w:commentRangeEnd w:id="190"/>
+      <w:r>
+        <w:rPr>
+          <w:rStyle w:val="aff"/>
+        </w:rPr>
+        <w:commentReference w:id="190"/>
       </w:r>
       <w:r>
         <w:t>по лог-</w:t>
@@ -13015,7 +12578,7 @@
       <w:r>
         <w:t xml:space="preserve">, покрытие и ширина интервалов) и эксплуатационные показатели (латентность p50/p95). </w:t>
       </w:r>
-      <w:commentRangeStart w:id="217"/>
+      <w:commentRangeStart w:id="191"/>
       <w:r>
         <w:t xml:space="preserve">Расчёт надёжности по модели </w:t>
       </w:r>
@@ -13027,12 +12590,12 @@
       <w:r>
         <w:t xml:space="preserve"> дал вероятность отсутствия неисправленных ошибок порядка 0,66, что приемлемо для учебного прототипа.</w:t>
       </w:r>
-      <w:commentRangeEnd w:id="217"/>
-      <w:r>
-        <w:rPr>
-          <w:rStyle w:val="aff"/>
-        </w:rPr>
-        <w:commentReference w:id="217"/>
+      <w:commentRangeEnd w:id="191"/>
+      <w:r>
+        <w:rPr>
+          <w:rStyle w:val="aff"/>
+        </w:rPr>
+        <w:commentReference w:id="191"/>
       </w:r>
     </w:p>
     <w:p>
@@ -13066,8 +12629,8 @@
           <w:lang w:bidi="ru-RU"/>
         </w:rPr>
       </w:pPr>
-      <w:bookmarkStart w:id="218" w:name="_Toc212455508"/>
-      <w:commentRangeStart w:id="219"/>
+      <w:bookmarkStart w:id="192" w:name="_Toc212455508"/>
+      <w:commentRangeStart w:id="193"/>
       <w:r>
         <w:rPr>
           <w:lang w:bidi="ru-RU"/>
@@ -13075,7 +12638,7 @@
         <w:lastRenderedPageBreak/>
         <w:t>ЗАКЛЮЧЕНИЕ</w:t>
       </w:r>
-      <w:commentRangeEnd w:id="219"/>
+      <w:commentRangeEnd w:id="193"/>
       <w:r>
         <w:rPr>
           <w:rStyle w:val="aff"/>
@@ -13086,9 +12649,9 @@
           <w:kern w:val="0"/>
           <w:lang w:eastAsia="en-US"/>
         </w:rPr>
-        <w:commentReference w:id="219"/>
-      </w:r>
-      <w:bookmarkEnd w:id="218"/>
+        <w:commentReference w:id="193"/>
+      </w:r>
+      <w:bookmarkEnd w:id="192"/>
     </w:p>
     <w:p>
       <w:pPr>
@@ -13193,7 +12756,7 @@
           <w:lang w:eastAsia="ru-RU" w:bidi="ru-RU"/>
         </w:rPr>
       </w:pPr>
-      <w:commentRangeStart w:id="220"/>
+      <w:commentRangeStart w:id="194"/>
       <w:r>
         <w:rPr>
           <w:lang w:eastAsia="ru-RU" w:bidi="ru-RU"/>
@@ -13263,12 +12826,12 @@
         <w:lastRenderedPageBreak/>
         <w:t>построении интеллектуальных AVM-систем и учебных стендов по предиктивной аналитике в недвижимости.</w:t>
       </w:r>
-      <w:commentRangeEnd w:id="220"/>
-      <w:r>
-        <w:rPr>
-          <w:rStyle w:val="aff"/>
-        </w:rPr>
-        <w:commentReference w:id="220"/>
+      <w:commentRangeEnd w:id="194"/>
+      <w:r>
+        <w:rPr>
+          <w:rStyle w:val="aff"/>
+        </w:rPr>
+        <w:commentReference w:id="194"/>
       </w:r>
     </w:p>
     <w:p>
@@ -13343,12 +12906,12 @@
       <w:pPr>
         <w:pStyle w:val="1a"/>
       </w:pPr>
-      <w:bookmarkStart w:id="221" w:name="_Toc212455509"/>
+      <w:bookmarkStart w:id="195" w:name="_Toc212455509"/>
       <w:r>
         <w:lastRenderedPageBreak/>
         <w:t>СПИСОК ИСПОЛЬЗОВАННЫХ ИСТОЧНИКОВ</w:t>
       </w:r>
-      <w:bookmarkEnd w:id="221"/>
+      <w:bookmarkEnd w:id="195"/>
     </w:p>
     <w:p>
       <w:pPr>
@@ -13357,7 +12920,7 @@
           <w:lang w:bidi="ru-RU"/>
         </w:rPr>
       </w:pPr>
-      <w:commentRangeStart w:id="222"/>
+      <w:commentRangeStart w:id="196"/>
       <w:r>
         <w:t xml:space="preserve">ГОСТ Р ИСО/МЭК 12207–2010. Процессы жизненного цикла программных средств [Электронный ресурс] – Режим доступа: </w:t>
       </w:r>
@@ -13494,13 +13057,13 @@
       <w:r>
         <w:t>.</w:t>
       </w:r>
-      <w:commentRangeEnd w:id="222"/>
+      <w:commentRangeEnd w:id="196"/>
       <w:r>
         <w:rPr>
           <w:rStyle w:val="aff"/>
           <w:rFonts w:cstheme="minorBidi"/>
         </w:rPr>
-        <w:commentReference w:id="222"/>
+        <w:commentReference w:id="196"/>
       </w:r>
     </w:p>
     <w:sectPr>
@@ -14604,7 +14167,7 @@
       </w:r>
     </w:p>
   </w:comment>
-  <w:comment w:id="64" w:author="Александра Преснякова" w:date="2025-11-25T09:55:00Z" w:initials="АП">
+  <w:comment w:id="63" w:author="Grigor Ogannisyan" w:date="2025-11-25T13:48:00Z" w:initials="GO">
     <w:p>
       <w:pPr>
         <w:pStyle w:val="aff0"/>
@@ -14616,12 +14179,33 @@
         <w:annotationRef/>
       </w:r>
       <w:r>
+        <w:t xml:space="preserve">исправил </w:t>
+      </w:r>
+    </w:p>
+    <w:p>
+      <w:pPr>
+        <w:pStyle w:val="aff0"/>
+      </w:pPr>
+    </w:p>
+  </w:comment>
+  <w:comment w:id="65" w:author="Александра Преснякова" w:date="2025-11-25T09:55:00Z" w:initials="АП">
+    <w:p>
+      <w:pPr>
+        <w:pStyle w:val="aff0"/>
+      </w:pPr>
+      <w:r>
         <w:rPr>
           <w:rStyle w:val="aff"/>
         </w:rPr>
         <w:annotationRef/>
       </w:r>
       <w:r>
+        <w:rPr>
+          <w:rStyle w:val="aff"/>
+        </w:rPr>
+        <w:annotationRef/>
+      </w:r>
+      <w:r>
         <w:t>зачем разделять на два разных пункта</w:t>
       </w:r>
     </w:p>
@@ -14634,153 +14218,7 @@
       </w:r>
     </w:p>
   </w:comment>
-  <w:comment w:id="67" w:author="Александра Преснякова" w:date="2025-11-25T09:55:00Z" w:initials="АП">
-    <w:p>
-      <w:pPr>
-        <w:pStyle w:val="aff0"/>
-      </w:pPr>
-      <w:r>
-        <w:rPr>
-          <w:rStyle w:val="aff"/>
-        </w:rPr>
-        <w:annotationRef/>
-      </w:r>
-      <w:r>
-        <w:t>не тот падеж + с большой буквы + а надо ли ее еще раз писать?</w:t>
-      </w:r>
-    </w:p>
-  </w:comment>
-  <w:comment w:id="68" w:author="Александра Преснякова" w:date="2025-11-25T09:55:00Z" w:initials="АП">
-    <w:p>
-      <w:pPr>
-        <w:pStyle w:val="aff0"/>
-      </w:pPr>
-      <w:r>
-        <w:rPr>
-          <w:rStyle w:val="aff"/>
-        </w:rPr>
-        <w:annotationRef/>
-      </w:r>
-      <w:r>
-        <w:t>Не тот формируются</w:t>
-      </w:r>
-    </w:p>
-  </w:comment>
-  <w:comment w:id="69" w:author="Александра Преснякова" w:date="2025-11-25T09:55:00Z" w:initials="АП">
-    <w:p>
-      <w:pPr>
-        <w:pStyle w:val="aff0"/>
-      </w:pPr>
-      <w:r>
-        <w:rPr>
-          <w:rStyle w:val="aff"/>
-        </w:rPr>
-        <w:annotationRef/>
-      </w:r>
-      <w:r>
-        <w:t>Где описаны требования именно к данным?</w:t>
-      </w:r>
-    </w:p>
-  </w:comment>
-  <w:comment w:id="70" w:author="Александра Преснякова" w:date="2025-11-25T09:56:00Z" w:initials="АП">
-    <w:p>
-      <w:pPr>
-        <w:pStyle w:val="aff0"/>
-      </w:pPr>
-      <w:r>
-        <w:rPr>
-          <w:rStyle w:val="aff"/>
-        </w:rPr>
-        <w:annotationRef/>
-      </w:r>
-      <w:r>
-        <w:t>убираем</w:t>
-      </w:r>
-    </w:p>
-  </w:comment>
-  <w:comment w:id="71" w:author="Александра Преснякова" w:date="2025-11-25T09:56:00Z" w:initials="АП">
-    <w:p>
-      <w:pPr>
-        <w:pStyle w:val="aff0"/>
-      </w:pPr>
-      <w:r>
-        <w:rPr>
-          <w:rStyle w:val="aff"/>
-        </w:rPr>
-        <w:annotationRef/>
-      </w:r>
-      <w:r>
-        <w:t>переписать с учетом удаленного</w:t>
-      </w:r>
-    </w:p>
-  </w:comment>
-  <w:comment w:id="72" w:author="Александра Преснякова" w:date="2025-11-25T09:56:00Z" w:initials="АП">
-    <w:p>
-      <w:pPr>
-        <w:pStyle w:val="aff0"/>
-      </w:pPr>
-      <w:r>
-        <w:rPr>
-          <w:rStyle w:val="aff"/>
-        </w:rPr>
-        <w:annotationRef/>
-      </w:r>
-      <w:r>
-        <w:rPr>
-          <w:noProof/>
-        </w:rPr>
-        <w:drawing>
-          <wp:inline distT="0" distB="0" distL="0" distR="0" wp14:anchorId="0E34E421" wp14:editId="1E208202">
-            <wp:extent cx="2497570" cy="1665136"/>
-            <wp:effectExtent l="0" t="0" r="0" b="0"/>
-            <wp:docPr id="9" name="Рисунок 1" descr="Picture background"/>
-            <wp:cNvGraphicFramePr>
-              <a:graphicFrameLocks xmlns:a="http://schemas.openxmlformats.org/drawingml/2006/main" noChangeAspect="1"/>
-            </wp:cNvGraphicFramePr>
-            <a:graphic xmlns:a="http://schemas.openxmlformats.org/drawingml/2006/main">
-              <a:graphicData uri="http://schemas.openxmlformats.org/drawingml/2006/picture">
-                <pic:pic xmlns:pic="http://schemas.openxmlformats.org/drawingml/2006/picture">
-                  <pic:nvPicPr>
-                    <pic:cNvPr id="0" name="Picture 1" descr="Picture background"/>
-                    <pic:cNvPicPr>
-                      <a:picLocks noChangeAspect="1" noChangeArrowheads="1"/>
-                    </pic:cNvPicPr>
-                  </pic:nvPicPr>
-                  <pic:blipFill>
-                    <a:blip r:embed="rId1">
-                      <a:extLst>
-                        <a:ext uri="{28A0092B-C50C-407E-A947-70E740481C1C}">
-                          <a14:useLocalDpi xmlns:a14="http://schemas.microsoft.com/office/drawing/2010/main" val="0"/>
-                        </a:ext>
-                      </a:extLst>
-                    </a:blip>
-                    <a:srcRect/>
-                    <a:stretch>
-                      <a:fillRect/>
-                    </a:stretch>
-                  </pic:blipFill>
-                  <pic:spPr bwMode="auto">
-                    <a:xfrm>
-                      <a:off x="0" y="0"/>
-                      <a:ext cx="2523554" cy="1682460"/>
-                    </a:xfrm>
-                    <a:prstGeom prst="rect">
-                      <a:avLst/>
-                    </a:prstGeom>
-                    <a:noFill/>
-                    <a:ln>
-                      <a:noFill/>
-                    </a:ln>
-                  </pic:spPr>
-                </pic:pic>
-              </a:graphicData>
-            </a:graphic>
-          </wp:inline>
-        </w:drawing>
-      </w:r>
-    </w:p>
-  </w:comment>
-  <w:comment w:id="73" w:author="Александра Преснякова" w:date="2025-11-25T09:56:00Z" w:initials="АП">
+  <w:comment w:id="67" w:author="Александра Преснякова" w:date="2025-11-25T09:56:00Z" w:initials="АП">
     <w:p>
       <w:pPr>
         <w:pStyle w:val="aff0"/>
@@ -14846,7 +14284,7 @@
       </w:r>
     </w:p>
   </w:comment>
-  <w:comment w:id="74" w:author="Александра Преснякова" w:date="2025-11-24T19:47:00Z" w:initials="АП">
+  <w:comment w:id="68" w:author="Александра Преснякова" w:date="2025-11-24T19:47:00Z" w:initials="АП">
     <w:p>
       <w:pPr>
         <w:pStyle w:val="aff0"/>
@@ -14862,10 +14300,11 @@
       </w:r>
     </w:p>
   </w:comment>
-  <w:comment w:id="76" w:author="Александра Преснякова" w:date="2025-11-24T19:47:00Z" w:initials="АП">
+  <w:comment w:id="70" w:author="Александра Преснякова" w:date="2025-11-24T19:47:00Z" w:initials="АП">
     <w:p>
       <w:pPr>
         <w:pStyle w:val="aff0"/>
+        <w:ind w:firstLine="1276"/>
       </w:pPr>
       <w:r>
         <w:rPr>
@@ -14878,7 +14317,7 @@
       </w:r>
     </w:p>
   </w:comment>
-  <w:comment w:id="78" w:author="Александра Преснякова" w:date="2025-11-25T09:57:00Z" w:initials="АП">
+  <w:comment w:id="71" w:author="Александра Преснякова" w:date="2025-11-25T09:57:00Z" w:initials="АП">
     <w:p>
       <w:pPr>
         <w:pStyle w:val="aff0"/>
@@ -14890,142 +14329,30 @@
         <w:annotationRef/>
       </w:r>
       <w:r>
-        <w:t>Не надо тему везде писать</w:t>
-      </w:r>
+        <w:rPr>
+          <w:rStyle w:val="aff"/>
+        </w:rPr>
+        <w:annotationRef/>
+      </w:r>
+      <w:r>
+        <w:t xml:space="preserve">Основным </w:t>
+      </w:r>
+      <w:proofErr w:type="spellStart"/>
+      <w:r>
+        <w:t>мб</w:t>
+      </w:r>
+      <w:proofErr w:type="spellEnd"/>
+      <w:r>
+        <w:t xml:space="preserve"> тогда, либо вообще без этого слова</w:t>
+      </w:r>
+    </w:p>
+    <w:p>
+      <w:pPr>
+        <w:pStyle w:val="aff0"/>
+      </w:pPr>
     </w:p>
   </w:comment>
-  <w:comment w:id="77" w:author="Александра Преснякова" w:date="2025-11-24T19:48:00Z" w:initials="АП">
-    <w:p>
-      <w:r>
-        <w:rPr>
-          <w:rStyle w:val="aff"/>
-        </w:rPr>
-        <w:annotationRef/>
-      </w:r>
-      <w:r>
-        <w:t xml:space="preserve">Слишком много текста </w:t>
-      </w:r>
-      <w:r>
-        <w:br/>
-        <w:t xml:space="preserve">сделай что-то похожее: </w:t>
-      </w:r>
-      <w:r>
-        <w:br/>
-      </w:r>
-      <w:r>
-        <w:t>В данном разделе подробно описана архитектура разрабатываемого программного решения. Описывается принцип и алгоритмы работы, производится выбор рабочего инструментария.</w:t>
-      </w:r>
-    </w:p>
-    <w:p>
-      <w:pPr>
-        <w:pStyle w:val="aff0"/>
-      </w:pPr>
-    </w:p>
-  </w:comment>
-  <w:comment w:id="79" w:author="Александра Преснякова" w:date="2025-11-24T19:50:00Z" w:initials="АП">
-    <w:p>
-      <w:pPr>
-        <w:pStyle w:val="aff0"/>
-      </w:pPr>
-      <w:r>
-        <w:rPr>
-          <w:rStyle w:val="aff"/>
-        </w:rPr>
-        <w:annotationRef/>
-      </w:r>
-      <w:r>
-        <w:t>Вот это прям вообще не надо оставлять</w:t>
-      </w:r>
-    </w:p>
-  </w:comment>
-  <w:comment w:id="80" w:author="Александра Преснякова" w:date="2025-11-25T09:57:00Z" w:initials="АП">
-    <w:p>
-      <w:pPr>
-        <w:pStyle w:val="aff0"/>
-      </w:pPr>
-      <w:r>
-        <w:rPr>
-          <w:rStyle w:val="aff"/>
-        </w:rPr>
-        <w:annotationRef/>
-      </w:r>
-      <w:r>
-        <w:rPr>
-          <w:rStyle w:val="aff"/>
-        </w:rPr>
-        <w:annotationRef/>
-      </w:r>
-      <w:r>
-        <w:t>В предыдущем разделе: точность системы не менее 60%. Где описание метрик</w:t>
-      </w:r>
-      <w:r>
-        <w:t>/</w:t>
-      </w:r>
-      <w:r>
-        <w:t>метрики, по которым будет проведена оценка точности предсказаний?</w:t>
-      </w:r>
-    </w:p>
-    <w:p>
-      <w:pPr>
-        <w:pStyle w:val="aff0"/>
-      </w:pPr>
-      <w:r>
-        <w:t>+ точка в конце</w:t>
-      </w:r>
-    </w:p>
-  </w:comment>
-  <w:comment w:id="81" w:author="Александра Преснякова" w:date="2025-11-25T09:57:00Z" w:initials="АП">
-    <w:p>
-      <w:pPr>
-        <w:pStyle w:val="aff0"/>
-      </w:pPr>
-      <w:r>
-        <w:rPr>
-          <w:rStyle w:val="aff"/>
-        </w:rPr>
-        <w:annotationRef/>
-      </w:r>
-      <w:r>
-        <w:rPr>
-          <w:rStyle w:val="aff"/>
-        </w:rPr>
-        <w:annotationRef/>
-      </w:r>
-      <w:r>
-        <w:t xml:space="preserve">Основным </w:t>
-      </w:r>
-      <w:proofErr w:type="spellStart"/>
-      <w:r>
-        <w:t>мб</w:t>
-      </w:r>
-      <w:proofErr w:type="spellEnd"/>
-      <w:r>
-        <w:t xml:space="preserve"> тогда, либо вообще без этого слова</w:t>
-      </w:r>
-    </w:p>
-    <w:p>
-      <w:pPr>
-        <w:pStyle w:val="aff0"/>
-      </w:pPr>
-    </w:p>
-  </w:comment>
-  <w:comment w:id="82" w:author="Александра Преснякова" w:date="2025-11-24T19:50:00Z" w:initials="АП">
-    <w:p>
-      <w:pPr>
-        <w:pStyle w:val="aff0"/>
-      </w:pPr>
-      <w:r>
-        <w:rPr>
-          <w:rStyle w:val="aff"/>
-        </w:rPr>
-        <w:annotationRef/>
-      </w:r>
-      <w:r>
-        <w:t>Большое тире</w:t>
-      </w:r>
-    </w:p>
-  </w:comment>
-  <w:comment w:id="83" w:author="Александра Преснякова" w:date="2025-11-24T19:51:00Z" w:initials="АП">
+  <w:comment w:id="72" w:author="Александра Преснякова" w:date="2025-11-24T19:51:00Z" w:initials="АП">
     <w:p>
       <w:pPr>
         <w:pStyle w:val="aff0"/>
@@ -15045,7 +14372,7 @@
       </w:r>
     </w:p>
   </w:comment>
-  <w:comment w:id="85" w:author="Александра Преснякова" w:date="2025-11-25T09:57:00Z" w:initials="АП">
+  <w:comment w:id="74" w:author="Александра Преснякова" w:date="2025-11-25T09:57:00Z" w:initials="АП">
     <w:p>
       <w:pPr>
         <w:pStyle w:val="aff0"/>
@@ -15072,7 +14399,7 @@
       </w:pPr>
     </w:p>
   </w:comment>
-  <w:comment w:id="86" w:author="Александра Преснякова" w:date="2025-11-25T09:58:00Z" w:initials="АП">
+  <w:comment w:id="75" w:author="Александра Преснякова" w:date="2025-11-25T09:58:00Z" w:initials="АП">
     <w:p>
       <w:pPr>
         <w:pStyle w:val="aff0"/>
@@ -15088,7 +14415,7 @@
       </w:r>
     </w:p>
   </w:comment>
-  <w:comment w:id="87" w:author="Александра Преснякова" w:date="2025-11-25T09:58:00Z" w:initials="АП">
+  <w:comment w:id="73" w:author="Александра Преснякова" w:date="2025-11-24T19:51:00Z" w:initials="АП">
     <w:p>
       <w:pPr>
         <w:pStyle w:val="aff0"/>
@@ -15099,12 +14426,36 @@
         </w:rPr>
         <w:annotationRef/>
       </w:r>
-      <w:r>
-        <w:t>интерпретации</w:t>
+      <w:proofErr w:type="spellStart"/>
+      <w:r>
+        <w:t>Меркеры</w:t>
+      </w:r>
+      <w:proofErr w:type="spellEnd"/>
+      <w:r>
+        <w:t xml:space="preserve"> в едином стиле с работой сделай</w:t>
+      </w:r>
+      <w:r>
+        <w:br/>
+      </w:r>
+      <w:proofErr w:type="spellStart"/>
+      <w:r>
+        <w:t>внери</w:t>
+      </w:r>
+      <w:proofErr w:type="spellEnd"/>
+      <w:r>
+        <w:t xml:space="preserve">. Большое тире до </w:t>
+      </w:r>
+      <w:proofErr w:type="spellStart"/>
+      <w:r>
+        <w:t>лжно</w:t>
+      </w:r>
+      <w:proofErr w:type="spellEnd"/>
+      <w:r>
+        <w:t xml:space="preserve"> быть</w:t>
       </w:r>
     </w:p>
   </w:comment>
-  <w:comment w:id="84" w:author="Александра Преснякова" w:date="2025-11-24T19:51:00Z" w:initials="АП">
+  <w:comment w:id="76" w:author="Александра Преснякова" w:date="2025-11-24T19:52:00Z" w:initials="АП">
     <w:p>
       <w:pPr>
         <w:pStyle w:val="aff0"/>
@@ -15115,36 +14466,12 @@
         </w:rPr>
         <w:annotationRef/>
       </w:r>
-      <w:proofErr w:type="spellStart"/>
-      <w:r>
-        <w:t>Меркеры</w:t>
-      </w:r>
-      <w:proofErr w:type="spellEnd"/>
-      <w:r>
-        <w:t xml:space="preserve"> в едином стиле с работой сделай</w:t>
-      </w:r>
-      <w:r>
-        <w:br/>
-      </w:r>
-      <w:proofErr w:type="spellStart"/>
-      <w:r>
-        <w:t>внери</w:t>
-      </w:r>
-      <w:proofErr w:type="spellEnd"/>
-      <w:r>
-        <w:t xml:space="preserve">. Большое тире до </w:t>
-      </w:r>
-      <w:proofErr w:type="spellStart"/>
-      <w:r>
-        <w:t>лжно</w:t>
-      </w:r>
-      <w:proofErr w:type="spellEnd"/>
-      <w:r>
-        <w:t xml:space="preserve"> быть</w:t>
+      <w:r>
+        <w:t>Пустую строку убирай</w:t>
       </w:r>
     </w:p>
   </w:comment>
-  <w:comment w:id="88" w:author="Александра Преснякова" w:date="2025-11-24T19:52:00Z" w:initials="АП">
+  <w:comment w:id="77" w:author="Александра Преснякова" w:date="2025-11-25T09:58:00Z" w:initials="АП">
     <w:p>
       <w:pPr>
         <w:pStyle w:val="aff0"/>
@@ -15156,11 +14483,11 @@
         <w:annotationRef/>
       </w:r>
       <w:r>
-        <w:t>Внутри большие тире</w:t>
+        <w:t>С одной н</w:t>
       </w:r>
     </w:p>
   </w:comment>
-  <w:comment w:id="89" w:author="Александра Преснякова" w:date="2025-11-24T19:52:00Z" w:initials="АП">
+  <w:comment w:id="79" w:author="Александра Преснякова" w:date="2025-11-25T09:58:00Z" w:initials="АП">
     <w:p>
       <w:pPr>
         <w:pStyle w:val="aff0"/>
@@ -15171,12 +14498,23 @@
         </w:rPr>
         <w:annotationRef/>
       </w:r>
-      <w:r>
-        <w:t>Пустую строку убирай</w:t>
+      <w:proofErr w:type="spellStart"/>
+      <w:r>
+        <w:rPr>
+          <w:lang w:val="en-US"/>
+        </w:rPr>
+        <w:t>Tldr</w:t>
+      </w:r>
+      <w:proofErr w:type="spellEnd"/>
+      <w:r>
+        <w:t xml:space="preserve">: </w:t>
+      </w:r>
+      <w:r>
+        <w:t>почему этот раздел вообще тут, а не в техничке? Это же подробности реализации уже</w:t>
       </w:r>
     </w:p>
   </w:comment>
-  <w:comment w:id="91" w:author="Александра Преснякова" w:date="2025-11-25T09:58:00Z" w:initials="АП">
+  <w:comment w:id="80" w:author="Александра Преснякова" w:date="2025-11-25T09:59:00Z" w:initials="АП">
     <w:p>
       <w:pPr>
         <w:pStyle w:val="aff0"/>
@@ -15188,70 +14526,11 @@
         <w:annotationRef/>
       </w:r>
       <w:r>
-        <w:t>С одной н</w:t>
+        <w:t>над</w:t>
       </w:r>
     </w:p>
   </w:comment>
-  <w:comment w:id="90" w:author="Александра Преснякова" w:date="2025-11-24T19:52:00Z" w:initials="АП">
-    <w:p>
-      <w:pPr>
-        <w:pStyle w:val="aff0"/>
-      </w:pPr>
-      <w:r>
-        <w:rPr>
-          <w:rStyle w:val="aff"/>
-        </w:rPr>
-        <w:annotationRef/>
-      </w:r>
-      <w:r>
-        <w:t>Внутри большие тире</w:t>
-      </w:r>
-    </w:p>
-  </w:comment>
-  <w:comment w:id="93" w:author="Александра Преснякова" w:date="2025-11-25T09:58:00Z" w:initials="АП">
-    <w:p>
-      <w:pPr>
-        <w:pStyle w:val="aff0"/>
-      </w:pPr>
-      <w:r>
-        <w:rPr>
-          <w:rStyle w:val="aff"/>
-        </w:rPr>
-        <w:annotationRef/>
-      </w:r>
-      <w:proofErr w:type="spellStart"/>
-      <w:r>
-        <w:rPr>
-          <w:lang w:val="en-US"/>
-        </w:rPr>
-        <w:t>Tldr</w:t>
-      </w:r>
-      <w:proofErr w:type="spellEnd"/>
-      <w:r>
-        <w:t xml:space="preserve">: </w:t>
-      </w:r>
-      <w:r>
-        <w:t>почему этот раздел вообще тут, а не в техничке? Это же подробности реализации уже</w:t>
-      </w:r>
-    </w:p>
-  </w:comment>
-  <w:comment w:id="94" w:author="Александра Преснякова" w:date="2025-11-25T09:59:00Z" w:initials="АП">
-    <w:p>
-      <w:pPr>
-        <w:pStyle w:val="aff0"/>
-      </w:pPr>
-      <w:r>
-        <w:rPr>
-          <w:rStyle w:val="aff"/>
-        </w:rPr>
-        <w:annotationRef/>
-      </w:r>
-      <w:r>
-        <w:t>над</w:t>
-      </w:r>
-    </w:p>
-  </w:comment>
-  <w:comment w:id="95" w:author="Александра Преснякова" w:date="2025-11-25T09:59:00Z" w:initials="АП">
+  <w:comment w:id="81" w:author="Александра Преснякова" w:date="2025-11-25T09:59:00Z" w:initials="АП">
     <w:p>
       <w:pPr>
         <w:pStyle w:val="aff0"/>
@@ -15317,7 +14596,7 @@
       </w:r>
     </w:p>
   </w:comment>
-  <w:comment w:id="96" w:author="Александра Преснякова" w:date="2025-11-25T09:59:00Z" w:initials="АП">
+  <w:comment w:id="82" w:author="Александра Преснякова" w:date="2025-11-25T10:02:00Z" w:initials="АП">
     <w:p>
       <w:pPr>
         <w:pStyle w:val="aff0"/>
@@ -15329,11 +14608,11 @@
         <w:annotationRef/>
       </w:r>
       <w:r>
-        <w:t>???</w:t>
+        <w:t>добавить в глоссарий</w:t>
       </w:r>
     </w:p>
   </w:comment>
-  <w:comment w:id="97" w:author="Александра Преснякова" w:date="2025-11-24T19:52:00Z" w:initials="АП">
+  <w:comment w:id="83" w:author="Александра Преснякова" w:date="2025-11-25T10:02:00Z" w:initials="АП">
     <w:p>
       <w:pPr>
         <w:pStyle w:val="aff0"/>
@@ -15345,11 +14624,11 @@
         <w:annotationRef/>
       </w:r>
       <w:r>
-        <w:t>Большое тире</w:t>
+        <w:t>добавить в глоссарий + большое тире</w:t>
       </w:r>
     </w:p>
   </w:comment>
-  <w:comment w:id="99" w:author="Александра Преснякова" w:date="2025-11-25T10:00:00Z" w:initials="АП">
+  <w:comment w:id="84" w:author="Александра Преснякова" w:date="2025-11-24T19:54:00Z" w:initials="АП">
     <w:p>
       <w:pPr>
         <w:pStyle w:val="aff0"/>
@@ -15361,11 +14640,11 @@
         <w:annotationRef/>
       </w:r>
       <w:r>
-        <w:t>Кто?)</w:t>
+        <w:t>точку перед словом убирай</w:t>
       </w:r>
     </w:p>
   </w:comment>
-  <w:comment w:id="101" w:author="Александра Преснякова" w:date="2025-11-25T10:00:00Z" w:initials="АП">
+  <w:comment w:id="85" w:author="Александра Преснякова" w:date="2025-11-25T10:02:00Z" w:initials="АП">
     <w:p>
       <w:pPr>
         <w:pStyle w:val="aff0"/>
@@ -15377,311 +14656,19 @@
         <w:annotationRef/>
       </w:r>
       <w:r>
-        <w:rPr>
-          <w:noProof/>
-        </w:rPr>
-        <w:drawing>
-          <wp:inline distT="0" distB="0" distL="0" distR="0" wp14:anchorId="7F7D6BAA" wp14:editId="09985B5D">
-            <wp:extent cx="2497570" cy="1665136"/>
-            <wp:effectExtent l="0" t="0" r="0" b="0"/>
-            <wp:docPr id="13" name="Рисунок 1" descr="Picture background"/>
-            <wp:cNvGraphicFramePr>
-              <a:graphicFrameLocks xmlns:a="http://schemas.openxmlformats.org/drawingml/2006/main" noChangeAspect="1"/>
-            </wp:cNvGraphicFramePr>
-            <a:graphic xmlns:a="http://schemas.openxmlformats.org/drawingml/2006/main">
-              <a:graphicData uri="http://schemas.openxmlformats.org/drawingml/2006/picture">
-                <pic:pic xmlns:pic="http://schemas.openxmlformats.org/drawingml/2006/picture">
-                  <pic:nvPicPr>
-                    <pic:cNvPr id="0" name="Picture 1" descr="Picture background"/>
-                    <pic:cNvPicPr>
-                      <a:picLocks noChangeAspect="1" noChangeArrowheads="1"/>
-                    </pic:cNvPicPr>
-                  </pic:nvPicPr>
-                  <pic:blipFill>
-                    <a:blip r:embed="rId1">
-                      <a:extLst>
-                        <a:ext uri="{28A0092B-C50C-407E-A947-70E740481C1C}">
-                          <a14:useLocalDpi xmlns:a14="http://schemas.microsoft.com/office/drawing/2010/main" val="0"/>
-                        </a:ext>
-                      </a:extLst>
-                    </a:blip>
-                    <a:srcRect/>
-                    <a:stretch>
-                      <a:fillRect/>
-                    </a:stretch>
-                  </pic:blipFill>
-                  <pic:spPr bwMode="auto">
-                    <a:xfrm>
-                      <a:off x="0" y="0"/>
-                      <a:ext cx="2523554" cy="1682460"/>
-                    </a:xfrm>
-                    <a:prstGeom prst="rect">
-                      <a:avLst/>
-                    </a:prstGeom>
-                    <a:noFill/>
-                    <a:ln>
-                      <a:noFill/>
-                    </a:ln>
-                  </pic:spPr>
-                </pic:pic>
-              </a:graphicData>
-            </a:graphic>
-          </wp:inline>
-        </w:drawing>
+        <w:t xml:space="preserve">после первого кадра диаграммы + сделай </w:t>
+      </w:r>
+      <w:proofErr w:type="spellStart"/>
+      <w:r>
+        <w:t>структурированнее</w:t>
+      </w:r>
+      <w:proofErr w:type="spellEnd"/>
+      <w:r>
+        <w:t xml:space="preserve"> (не единым текстовым полотном)</w:t>
       </w:r>
     </w:p>
   </w:comment>
-  <w:comment w:id="102" w:author="Александра Преснякова" w:date="2025-11-25T10:01:00Z" w:initials="АП">
-    <w:p>
-      <w:pPr>
-        <w:pStyle w:val="aff0"/>
-      </w:pPr>
-      <w:r>
-        <w:rPr>
-          <w:rStyle w:val="aff"/>
-        </w:rPr>
-        <w:annotationRef/>
-      </w:r>
-      <w:r>
-        <w:rPr>
-          <w:noProof/>
-        </w:rPr>
-        <w:drawing>
-          <wp:inline distT="0" distB="0" distL="0" distR="0" wp14:anchorId="551DDE26" wp14:editId="75E030E4">
-            <wp:extent cx="2497570" cy="1665136"/>
-            <wp:effectExtent l="0" t="0" r="0" b="0"/>
-            <wp:docPr id="14" name="Рисунок 1" descr="Picture background"/>
-            <wp:cNvGraphicFramePr>
-              <a:graphicFrameLocks xmlns:a="http://schemas.openxmlformats.org/drawingml/2006/main" noChangeAspect="1"/>
-            </wp:cNvGraphicFramePr>
-            <a:graphic xmlns:a="http://schemas.openxmlformats.org/drawingml/2006/main">
-              <a:graphicData uri="http://schemas.openxmlformats.org/drawingml/2006/picture">
-                <pic:pic xmlns:pic="http://schemas.openxmlformats.org/drawingml/2006/picture">
-                  <pic:nvPicPr>
-                    <pic:cNvPr id="0" name="Picture 1" descr="Picture background"/>
-                    <pic:cNvPicPr>
-                      <a:picLocks noChangeAspect="1" noChangeArrowheads="1"/>
-                    </pic:cNvPicPr>
-                  </pic:nvPicPr>
-                  <pic:blipFill>
-                    <a:blip r:embed="rId1">
-                      <a:extLst>
-                        <a:ext uri="{28A0092B-C50C-407E-A947-70E740481C1C}">
-                          <a14:useLocalDpi xmlns:a14="http://schemas.microsoft.com/office/drawing/2010/main" val="0"/>
-                        </a:ext>
-                      </a:extLst>
-                    </a:blip>
-                    <a:srcRect/>
-                    <a:stretch>
-                      <a:fillRect/>
-                    </a:stretch>
-                  </pic:blipFill>
-                  <pic:spPr bwMode="auto">
-                    <a:xfrm>
-                      <a:off x="0" y="0"/>
-                      <a:ext cx="2523554" cy="1682460"/>
-                    </a:xfrm>
-                    <a:prstGeom prst="rect">
-                      <a:avLst/>
-                    </a:prstGeom>
-                    <a:noFill/>
-                    <a:ln>
-                      <a:noFill/>
-                    </a:ln>
-                  </pic:spPr>
-                </pic:pic>
-              </a:graphicData>
-            </a:graphic>
-          </wp:inline>
-        </w:drawing>
-      </w:r>
-    </w:p>
-  </w:comment>
-  <w:comment w:id="100" w:author="Александра Преснякова" w:date="2025-11-24T19:53:00Z" w:initials="АП">
-    <w:p>
-      <w:pPr>
-        <w:pStyle w:val="aff0"/>
-      </w:pPr>
-      <w:r>
-        <w:rPr>
-          <w:rStyle w:val="aff"/>
-        </w:rPr>
-        <w:annotationRef/>
-      </w:r>
-      <w:r>
-        <w:t>Внутри не должно быть точек</w:t>
-      </w:r>
-    </w:p>
-  </w:comment>
-  <w:comment w:id="98" w:author="Александра Преснякова" w:date="2025-11-25T10:00:00Z" w:initials="АП">
-    <w:p>
-      <w:pPr>
-        <w:pStyle w:val="aff0"/>
-      </w:pPr>
-      <w:r>
-        <w:rPr>
-          <w:rStyle w:val="aff"/>
-        </w:rPr>
-        <w:annotationRef/>
-      </w:r>
-      <w:r>
-        <w:t>Оно вообще зачем? Либо убери, либо перепиши</w:t>
-      </w:r>
-    </w:p>
-  </w:comment>
-  <w:comment w:id="103" w:author="Александра Преснякова" w:date="2025-11-24T19:53:00Z" w:initials="АП">
-    <w:p>
-      <w:pPr>
-        <w:pStyle w:val="aff0"/>
-      </w:pPr>
-      <w:r>
-        <w:rPr>
-          <w:rStyle w:val="aff"/>
-        </w:rPr>
-        <w:annotationRef/>
-      </w:r>
-      <w:r>
-        <w:t>Большие тире</w:t>
-      </w:r>
-    </w:p>
-  </w:comment>
-  <w:comment w:id="104" w:author="Александра Преснякова" w:date="2025-11-24T19:54:00Z" w:initials="АП">
-    <w:p>
-      <w:pPr>
-        <w:pStyle w:val="aff0"/>
-      </w:pPr>
-      <w:r>
-        <w:rPr>
-          <w:rStyle w:val="aff"/>
-        </w:rPr>
-        <w:annotationRef/>
-      </w:r>
-      <w:r>
-        <w:t>Большое тире</w:t>
-      </w:r>
-    </w:p>
-  </w:comment>
-  <w:comment w:id="105" w:author="Александра Преснякова" w:date="2025-11-24T19:54:00Z" w:initials="АП">
-    <w:p>
-      <w:pPr>
-        <w:pStyle w:val="aff0"/>
-      </w:pPr>
-      <w:r>
-        <w:rPr>
-          <w:rStyle w:val="aff"/>
-        </w:rPr>
-        <w:annotationRef/>
-      </w:r>
-      <w:r>
-        <w:t>большое</w:t>
-      </w:r>
-    </w:p>
-  </w:comment>
-  <w:comment w:id="106" w:author="Александра Преснякова" w:date="2025-11-25T10:02:00Z" w:initials="АП">
-    <w:p>
-      <w:pPr>
-        <w:pStyle w:val="aff0"/>
-      </w:pPr>
-      <w:r>
-        <w:rPr>
-          <w:rStyle w:val="aff"/>
-        </w:rPr>
-        <w:annotationRef/>
-      </w:r>
-      <w:r>
-        <w:t>добавить в глоссарий</w:t>
-      </w:r>
-    </w:p>
-  </w:comment>
-  <w:comment w:id="107" w:author="Александра Преснякова" w:date="2025-11-25T10:02:00Z" w:initials="АП">
-    <w:p>
-      <w:pPr>
-        <w:pStyle w:val="aff0"/>
-      </w:pPr>
-      <w:r>
-        <w:rPr>
-          <w:rStyle w:val="aff"/>
-        </w:rPr>
-        <w:annotationRef/>
-      </w:r>
-      <w:r>
-        <w:t>добавить в глоссарий + большое тире</w:t>
-      </w:r>
-    </w:p>
-  </w:comment>
-  <w:comment w:id="108" w:author="Александра Преснякова" w:date="2025-11-24T19:54:00Z" w:initials="АП">
-    <w:p>
-      <w:pPr>
-        <w:pStyle w:val="aff0"/>
-      </w:pPr>
-      <w:r>
-        <w:rPr>
-          <w:rStyle w:val="aff"/>
-        </w:rPr>
-        <w:annotationRef/>
-      </w:r>
-      <w:r>
-        <w:t>точку перед словом убирай</w:t>
-      </w:r>
-    </w:p>
-  </w:comment>
-  <w:comment w:id="109" w:author="Александра Преснякова" w:date="2025-11-24T19:55:00Z" w:initials="АП">
-    <w:p>
-      <w:pPr>
-        <w:pStyle w:val="aff0"/>
-      </w:pPr>
-      <w:r>
-        <w:rPr>
-          <w:rStyle w:val="aff"/>
-        </w:rPr>
-        <w:annotationRef/>
-      </w:r>
-      <w:r>
-        <w:t>большое тире</w:t>
-      </w:r>
-    </w:p>
-  </w:comment>
-  <w:comment w:id="110" w:author="Александра Преснякова" w:date="2025-11-24T19:55:00Z" w:initials="АП">
-    <w:p>
-      <w:pPr>
-        <w:pStyle w:val="aff0"/>
-      </w:pPr>
-      <w:r>
-        <w:rPr>
-          <w:rStyle w:val="aff"/>
-        </w:rPr>
-        <w:annotationRef/>
-      </w:r>
-      <w:r>
-        <w:t>большое тире</w:t>
-      </w:r>
-    </w:p>
-  </w:comment>
-  <w:comment w:id="111" w:author="Александра Преснякова" w:date="2025-11-25T10:02:00Z" w:initials="АП">
-    <w:p>
-      <w:pPr>
-        <w:pStyle w:val="aff0"/>
-      </w:pPr>
-      <w:r>
-        <w:rPr>
-          <w:rStyle w:val="aff"/>
-        </w:rPr>
-        <w:annotationRef/>
-      </w:r>
-      <w:r>
-        <w:t xml:space="preserve">после первого кадра диаграммы + сделай </w:t>
-      </w:r>
-      <w:proofErr w:type="spellStart"/>
-      <w:r>
-        <w:t>структурированнее</w:t>
-      </w:r>
-      <w:proofErr w:type="spellEnd"/>
-      <w:r>
-        <w:t xml:space="preserve"> (не единым текстовым полотном)</w:t>
-      </w:r>
-    </w:p>
-  </w:comment>
-  <w:comment w:id="112" w:author="Александра Преснякова" w:date="2025-11-24T19:55:00Z" w:initials="АП">
+  <w:comment w:id="86" w:author="Александра Преснякова" w:date="2025-11-24T19:55:00Z" w:initials="АП">
     <w:p>
       <w:pPr>
         <w:pStyle w:val="aff0"/>
@@ -15712,7 +14699,7 @@
       </w:r>
     </w:p>
   </w:comment>
-  <w:comment w:id="113" w:author="Александра Преснякова" w:date="2025-11-24T19:58:00Z" w:initials="АП">
+  <w:comment w:id="87" w:author="Александра Преснякова" w:date="2025-11-24T19:58:00Z" w:initials="АП">
     <w:p>
       <w:pPr>
         <w:pStyle w:val="aff0"/>
@@ -15728,7 +14715,7 @@
       </w:r>
     </w:p>
   </w:comment>
-  <w:comment w:id="114" w:author="Александра Преснякова" w:date="2025-11-24T19:58:00Z" w:initials="АП">
+  <w:comment w:id="88" w:author="Александра Преснякова" w:date="2025-11-24T19:58:00Z" w:initials="АП">
     <w:p>
       <w:pPr>
         <w:pStyle w:val="aff0"/>
@@ -15759,7 +14746,7 @@
       </w:r>
     </w:p>
   </w:comment>
-  <w:comment w:id="115" w:author="Александра Преснякова" w:date="2025-11-24T19:58:00Z" w:initials="АП">
+  <w:comment w:id="89" w:author="Александра Преснякова" w:date="2025-11-24T19:58:00Z" w:initials="АП">
     <w:p>
       <w:pPr>
         <w:pStyle w:val="aff0"/>
@@ -15775,7 +14762,7 @@
       </w:r>
     </w:p>
   </w:comment>
-  <w:comment w:id="116" w:author="Александра Преснякова" w:date="2025-11-24T19:59:00Z" w:initials="АП">
+  <w:comment w:id="90" w:author="Александра Преснякова" w:date="2025-11-24T19:59:00Z" w:initials="АП">
     <w:p>
       <w:pPr>
         <w:pStyle w:val="aff0"/>
@@ -15791,7 +14778,7 @@
       </w:r>
     </w:p>
   </w:comment>
-  <w:comment w:id="117" w:author="Александра Преснякова" w:date="2025-11-24T19:59:00Z" w:initials="АП">
+  <w:comment w:id="91" w:author="Александра Преснякова" w:date="2025-11-24T19:59:00Z" w:initials="АП">
     <w:p>
       <w:pPr>
         <w:pStyle w:val="aff0"/>
@@ -15822,7 +14809,7 @@
       </w:r>
     </w:p>
   </w:comment>
-  <w:comment w:id="118" w:author="Александра Преснякова" w:date="2025-11-24T19:59:00Z" w:initials="АП">
+  <w:comment w:id="92" w:author="Александра Преснякова" w:date="2025-11-24T19:59:00Z" w:initials="АП">
     <w:p>
       <w:pPr>
         <w:pStyle w:val="aff0"/>
@@ -15838,7 +14825,7 @@
       </w:r>
     </w:p>
   </w:comment>
-  <w:comment w:id="119" w:author="Александра Преснякова" w:date="2025-11-24T19:59:00Z" w:initials="АП">
+  <w:comment w:id="93" w:author="Александра Преснякова" w:date="2025-11-24T19:59:00Z" w:initials="АП">
     <w:p>
       <w:pPr>
         <w:pStyle w:val="aff0"/>
@@ -15854,7 +14841,7 @@
       </w:r>
     </w:p>
   </w:comment>
-  <w:comment w:id="120" w:author="Александра Преснякова" w:date="2025-11-24T20:00:00Z" w:initials="АП">
+  <w:comment w:id="94" w:author="Александра Преснякова" w:date="2025-11-24T20:00:00Z" w:initials="АП">
     <w:p>
       <w:pPr>
         <w:pStyle w:val="aff0"/>
@@ -15870,7 +14857,7 @@
       </w:r>
     </w:p>
   </w:comment>
-  <w:comment w:id="121" w:author="Александра Преснякова" w:date="2025-11-24T20:00:00Z" w:initials="АП">
+  <w:comment w:id="95" w:author="Александра Преснякова" w:date="2025-11-24T20:00:00Z" w:initials="АП">
     <w:p>
       <w:pPr>
         <w:pStyle w:val="aff0"/>
@@ -15886,7 +14873,7 @@
       </w:r>
     </w:p>
   </w:comment>
-  <w:comment w:id="123" w:author="Владислав Холмогоров" w:date="2024-12-07T14:08:00Z" w:initials="ВХ">
+  <w:comment w:id="97" w:author="Владислав Холмогоров" w:date="2024-12-07T14:08:00Z" w:initials="ВХ">
     <w:p>
       <w:pPr>
         <w:pStyle w:val="aff0"/>
@@ -15920,7 +14907,7 @@
       </w:r>
     </w:p>
   </w:comment>
-  <w:comment w:id="124" w:author="Александра Преснякова" w:date="2025-11-24T20:00:00Z" w:initials="АП">
+  <w:comment w:id="98" w:author="Александра Преснякова" w:date="2025-11-24T20:00:00Z" w:initials="АП">
     <w:p>
       <w:pPr>
         <w:pStyle w:val="aff0"/>
@@ -15936,7 +14923,7 @@
       </w:r>
     </w:p>
   </w:comment>
-  <w:comment w:id="126" w:author="Александра Преснякова" w:date="2025-11-24T20:00:00Z" w:initials="АП">
+  <w:comment w:id="100" w:author="Александра Преснякова" w:date="2025-11-24T20:00:00Z" w:initials="АП">
     <w:p>
       <w:pPr>
         <w:pStyle w:val="aff0"/>
@@ -15956,7 +14943,7 @@
       </w:r>
     </w:p>
   </w:comment>
-  <w:comment w:id="125" w:author="Александра Преснякова" w:date="2025-11-25T10:03:00Z" w:initials="АП">
+  <w:comment w:id="99" w:author="Александра Преснякова" w:date="2025-11-25T10:03:00Z" w:initials="АП">
     <w:p>
       <w:pPr>
         <w:pStyle w:val="aff0"/>
@@ -16008,7 +14995,7 @@
       </w:r>
     </w:p>
   </w:comment>
-  <w:comment w:id="128" w:author="Владислав Холмогоров" w:date="2024-12-07T14:14:00Z" w:initials="ВХ">
+  <w:comment w:id="102" w:author="Владислав Холмогоров" w:date="2024-12-07T14:14:00Z" w:initials="ВХ">
     <w:p>
       <w:pPr>
         <w:pStyle w:val="aff0"/>
@@ -16028,7 +15015,7 @@
       </w:r>
     </w:p>
   </w:comment>
-  <w:comment w:id="130" w:author="Александра Преснякова" w:date="2025-11-24T23:59:00Z" w:initials="АП">
+  <w:comment w:id="104" w:author="Александра Преснякова" w:date="2025-11-24T23:59:00Z" w:initials="АП">
     <w:p>
       <w:pPr>
         <w:pStyle w:val="aff0"/>
@@ -16044,7 +15031,7 @@
       </w:r>
     </w:p>
   </w:comment>
-  <w:comment w:id="131" w:author="Александра Преснякова" w:date="2025-11-25T00:00:00Z" w:initials="АП">
+  <w:comment w:id="105" w:author="Александра Преснякова" w:date="2025-11-25T00:00:00Z" w:initials="АП">
     <w:p>
       <w:pPr>
         <w:pStyle w:val="aff0"/>
@@ -16060,7 +15047,7 @@
       </w:r>
     </w:p>
   </w:comment>
-  <w:comment w:id="132" w:author="Александра Преснякова" w:date="2025-11-25T00:00:00Z" w:initials="АП">
+  <w:comment w:id="106" w:author="Александра Преснякова" w:date="2025-11-25T00:00:00Z" w:initials="АП">
     <w:p>
       <w:pPr>
         <w:pStyle w:val="aff0"/>
@@ -16076,7 +15063,7 @@
       </w:r>
     </w:p>
   </w:comment>
-  <w:comment w:id="133" w:author="Александра Преснякова" w:date="2025-11-25T00:00:00Z" w:initials="АП">
+  <w:comment w:id="107" w:author="Александра Преснякова" w:date="2025-11-25T00:00:00Z" w:initials="АП">
     <w:p>
       <w:pPr>
         <w:pStyle w:val="aff0"/>
@@ -16092,7 +15079,7 @@
       </w:r>
     </w:p>
   </w:comment>
-  <w:comment w:id="129" w:author="Александра Преснякова" w:date="2025-11-25T10:04:00Z" w:initials="АП">
+  <w:comment w:id="103" w:author="Александра Преснякова" w:date="2025-11-25T10:04:00Z" w:initials="АП">
     <w:p>
       <w:pPr>
         <w:pStyle w:val="aff0"/>
@@ -16108,7 +15095,7 @@
       </w:r>
     </w:p>
   </w:comment>
-  <w:comment w:id="135" w:author="Владислав Холмогоров" w:date="2024-12-07T14:14:00Z" w:initials="ВХ">
+  <w:comment w:id="109" w:author="Владислав Холмогоров" w:date="2024-12-07T14:14:00Z" w:initials="ВХ">
     <w:p>
       <w:pPr>
         <w:pStyle w:val="aff0"/>
@@ -16177,7 +15164,7 @@
       </w:r>
     </w:p>
   </w:comment>
-  <w:comment w:id="136" w:author="Александра Преснякова" w:date="2025-11-25T10:04:00Z" w:initials="АП">
+  <w:comment w:id="110" w:author="Александра Преснякова" w:date="2025-11-25T10:04:00Z" w:initials="АП">
     <w:p>
       <w:pPr>
         <w:pStyle w:val="aff0"/>
@@ -16193,7 +15180,7 @@
       </w:r>
     </w:p>
   </w:comment>
-  <w:comment w:id="138" w:author="Владислав Холмогоров" w:date="2024-12-07T14:14:00Z" w:initials="ВХ">
+  <w:comment w:id="112" w:author="Владислав Холмогоров" w:date="2024-12-07T14:14:00Z" w:initials="ВХ">
     <w:p>
       <w:pPr>
         <w:pStyle w:val="aff0"/>
@@ -16266,7 +15253,7 @@
       </w:r>
     </w:p>
   </w:comment>
-  <w:comment w:id="139" w:author="Александра Преснякова" w:date="2025-11-25T10:04:00Z" w:initials="АП">
+  <w:comment w:id="113" w:author="Александра Преснякова" w:date="2025-11-25T10:04:00Z" w:initials="АП">
     <w:p>
       <w:pPr>
         <w:pStyle w:val="aff0"/>
@@ -16293,7 +15280,7 @@
       <w:proofErr w:type="spellEnd"/>
     </w:p>
   </w:comment>
-  <w:comment w:id="140" w:author="Александра Преснякова" w:date="2025-11-25T00:11:00Z" w:initials="АП">
+  <w:comment w:id="114" w:author="Александра Преснякова" w:date="2025-11-25T00:11:00Z" w:initials="АП">
     <w:p>
       <w:pPr>
         <w:pStyle w:val="aff0"/>
@@ -16309,7 +15296,7 @@
       </w:r>
     </w:p>
   </w:comment>
-  <w:comment w:id="141" w:author="Александра Преснякова" w:date="2025-11-25T00:02:00Z" w:initials="АП">
+  <w:comment w:id="115" w:author="Александра Преснякова" w:date="2025-11-25T00:02:00Z" w:initials="АП">
     <w:p>
       <w:pPr>
         <w:pStyle w:val="aff0"/>
@@ -16325,7 +15312,7 @@
       </w:r>
     </w:p>
   </w:comment>
-  <w:comment w:id="142" w:author="Александра Преснякова" w:date="2025-11-25T10:05:00Z" w:initials="АП">
+  <w:comment w:id="116" w:author="Александра Преснякова" w:date="2025-11-25T10:05:00Z" w:initials="АП">
     <w:p>
       <w:pPr>
         <w:pStyle w:val="aff0"/>
@@ -16341,7 +15328,7 @@
       </w:r>
     </w:p>
   </w:comment>
-  <w:comment w:id="143" w:author="Александра Преснякова" w:date="2025-11-25T10:05:00Z" w:initials="АП">
+  <w:comment w:id="117" w:author="Александра Преснякова" w:date="2025-11-25T10:05:00Z" w:initials="АП">
     <w:p>
       <w:pPr>
         <w:pStyle w:val="aff0"/>
@@ -16357,7 +15344,7 @@
       </w:r>
     </w:p>
   </w:comment>
-  <w:comment w:id="144" w:author="Александра Преснякова" w:date="2025-11-25T00:02:00Z" w:initials="АП">
+  <w:comment w:id="118" w:author="Александра Преснякова" w:date="2025-11-25T00:02:00Z" w:initials="АП">
     <w:p>
       <w:pPr>
         <w:pStyle w:val="aff0"/>
@@ -16373,7 +15360,7 @@
       </w:r>
     </w:p>
   </w:comment>
-  <w:comment w:id="145" w:author="Александра Преснякова" w:date="2025-11-25T10:05:00Z" w:initials="АП">
+  <w:comment w:id="119" w:author="Александра Преснякова" w:date="2025-11-25T10:05:00Z" w:initials="АП">
     <w:p>
       <w:pPr>
         <w:pStyle w:val="aff0"/>
@@ -16400,7 +15387,7 @@
       </w:pPr>
     </w:p>
   </w:comment>
-  <w:comment w:id="146" w:author="Александра Преснякова" w:date="2025-11-25T00:02:00Z" w:initials="АП">
+  <w:comment w:id="120" w:author="Александра Преснякова" w:date="2025-11-25T00:02:00Z" w:initials="АП">
     <w:p>
       <w:pPr>
         <w:pStyle w:val="aff0"/>
@@ -16416,7 +15403,7 @@
       </w:r>
     </w:p>
   </w:comment>
-  <w:comment w:id="147" w:author="Александра Преснякова" w:date="2025-11-25T00:03:00Z" w:initials="АП">
+  <w:comment w:id="121" w:author="Александра Преснякова" w:date="2025-11-25T00:03:00Z" w:initials="АП">
     <w:p>
       <w:pPr>
         <w:pStyle w:val="aff0"/>
@@ -16432,7 +15419,7 @@
       </w:r>
     </w:p>
   </w:comment>
-  <w:comment w:id="148" w:author="Александра Преснякова" w:date="2025-11-25T00:12:00Z" w:initials="АП">
+  <w:comment w:id="122" w:author="Александра Преснякова" w:date="2025-11-25T00:12:00Z" w:initials="АП">
     <w:p>
       <w:pPr>
         <w:pStyle w:val="aff0"/>
@@ -16448,7 +15435,7 @@
       </w:r>
     </w:p>
   </w:comment>
-  <w:comment w:id="150" w:author="Александра Преснякова" w:date="2025-11-25T00:11:00Z" w:initials="АП">
+  <w:comment w:id="124" w:author="Александра Преснякова" w:date="2025-11-25T00:11:00Z" w:initials="АП">
     <w:p>
       <w:pPr>
         <w:pStyle w:val="aff0"/>
@@ -16464,7 +15451,7 @@
       </w:r>
     </w:p>
   </w:comment>
-  <w:comment w:id="149" w:author="Александра Преснякова" w:date="2025-11-25T00:15:00Z" w:initials="АП">
+  <w:comment w:id="123" w:author="Александра Преснякова" w:date="2025-11-25T00:15:00Z" w:initials="АП">
     <w:p>
       <w:pPr>
         <w:pStyle w:val="aff0"/>
@@ -16480,7 +15467,7 @@
       </w:r>
     </w:p>
   </w:comment>
-  <w:comment w:id="152" w:author="Александра Преснякова" w:date="2025-11-25T00:09:00Z" w:initials="АП">
+  <w:comment w:id="126" w:author="Александра Преснякова" w:date="2025-11-25T00:09:00Z" w:initials="АП">
     <w:p>
       <w:pPr>
         <w:pStyle w:val="aff0"/>
@@ -16496,7 +15483,7 @@
       </w:r>
     </w:p>
   </w:comment>
-  <w:comment w:id="153" w:author="Александра Преснякова" w:date="2025-11-25T10:05:00Z" w:initials="АП">
+  <w:comment w:id="127" w:author="Александра Преснякова" w:date="2025-11-25T10:05:00Z" w:initials="АП">
     <w:p>
       <w:pPr>
         <w:pStyle w:val="aff0"/>
@@ -16512,7 +15499,7 @@
       </w:r>
     </w:p>
   </w:comment>
-  <w:comment w:id="154" w:author="Александра Преснякова" w:date="2025-11-25T00:09:00Z" w:initials="АП">
+  <w:comment w:id="128" w:author="Александра Преснякова" w:date="2025-11-25T00:09:00Z" w:initials="АП">
     <w:p>
       <w:pPr>
         <w:pStyle w:val="aff0"/>
@@ -16528,7 +15515,7 @@
       </w:r>
     </w:p>
   </w:comment>
-  <w:comment w:id="151" w:author="Александра Преснякова" w:date="2025-11-25T00:10:00Z" w:initials="АП">
+  <w:comment w:id="125" w:author="Александра Преснякова" w:date="2025-11-25T00:10:00Z" w:initials="АП">
     <w:p>
       <w:pPr>
         <w:pStyle w:val="aff0"/>
@@ -16544,7 +15531,7 @@
       </w:r>
     </w:p>
   </w:comment>
-  <w:comment w:id="155" w:author="Александра Преснякова" w:date="2025-11-25T00:10:00Z" w:initials="АП">
+  <w:comment w:id="129" w:author="Александра Преснякова" w:date="2025-11-25T00:10:00Z" w:initials="АП">
     <w:p>
       <w:pPr>
         <w:pStyle w:val="aff0"/>
@@ -16560,7 +15547,7 @@
       </w:r>
     </w:p>
   </w:comment>
-  <w:comment w:id="156" w:author="Александра Преснякова" w:date="2025-11-25T00:10:00Z" w:initials="АП">
+  <w:comment w:id="130" w:author="Александра Преснякова" w:date="2025-11-25T00:10:00Z" w:initials="АП">
     <w:p>
       <w:pPr>
         <w:pStyle w:val="aff0"/>
@@ -16576,7 +15563,7 @@
       </w:r>
     </w:p>
   </w:comment>
-  <w:comment w:id="157" w:author="Александра Преснякова" w:date="2025-11-25T00:15:00Z" w:initials="АП">
+  <w:comment w:id="131" w:author="Александра Преснякова" w:date="2025-11-25T00:15:00Z" w:initials="АП">
     <w:p>
       <w:pPr>
         <w:pStyle w:val="aff0"/>
@@ -16597,7 +15584,7 @@
       </w:r>
     </w:p>
   </w:comment>
-  <w:comment w:id="158" w:author="Александра Преснякова" w:date="2025-11-25T00:15:00Z" w:initials="АП">
+  <w:comment w:id="132" w:author="Александра Преснякова" w:date="2025-11-25T00:15:00Z" w:initials="АП">
     <w:p>
       <w:pPr>
         <w:pStyle w:val="aff0"/>
@@ -16613,7 +15600,7 @@
       </w:r>
     </w:p>
   </w:comment>
-  <w:comment w:id="160" w:author="Александра Преснякова" w:date="2025-11-25T00:15:00Z" w:initials="АП">
+  <w:comment w:id="134" w:author="Александра Преснякова" w:date="2025-11-25T00:15:00Z" w:initials="АП">
     <w:p>
       <w:pPr>
         <w:pStyle w:val="aff0"/>
@@ -16629,7 +15616,7 @@
       </w:r>
     </w:p>
   </w:comment>
-  <w:comment w:id="161" w:author="Александра Преснякова" w:date="2025-11-25T00:16:00Z" w:initials="АП">
+  <w:comment w:id="135" w:author="Александра Преснякова" w:date="2025-11-25T00:16:00Z" w:initials="АП">
     <w:p>
       <w:pPr>
         <w:pStyle w:val="aff0"/>
@@ -16645,7 +15632,7 @@
       </w:r>
     </w:p>
   </w:comment>
-  <w:comment w:id="162" w:author="Александра Преснякова" w:date="2025-11-25T00:16:00Z" w:initials="АП">
+  <w:comment w:id="136" w:author="Александра Преснякова" w:date="2025-11-25T00:16:00Z" w:initials="АП">
     <w:p>
       <w:pPr>
         <w:pStyle w:val="aff0"/>
@@ -16667,7 +15654,7 @@
       </w:r>
     </w:p>
   </w:comment>
-  <w:comment w:id="163" w:author="Александра Преснякова" w:date="2025-11-25T00:16:00Z" w:initials="АП">
+  <w:comment w:id="137" w:author="Александра Преснякова" w:date="2025-11-25T00:16:00Z" w:initials="АП">
     <w:p>
       <w:pPr>
         <w:pStyle w:val="aff0"/>
@@ -16683,7 +15670,7 @@
       </w:r>
     </w:p>
   </w:comment>
-  <w:comment w:id="164" w:author="Александра Преснякова" w:date="2025-11-25T00:17:00Z" w:initials="АП">
+  <w:comment w:id="138" w:author="Александра Преснякова" w:date="2025-11-25T00:17:00Z" w:initials="АП">
     <w:p>
       <w:pPr>
         <w:pStyle w:val="aff0"/>
@@ -16699,7 +15686,7 @@
       </w:r>
     </w:p>
   </w:comment>
-  <w:comment w:id="159" w:author="Александра Преснякова" w:date="2025-11-25T10:06:00Z" w:initials="АП">
+  <w:comment w:id="133" w:author="Александра Преснякова" w:date="2025-11-25T10:06:00Z" w:initials="АП">
     <w:p>
       <w:pPr>
         <w:pStyle w:val="aff0"/>
@@ -16750,7 +15737,7 @@
       </w:r>
     </w:p>
   </w:comment>
-  <w:comment w:id="166" w:author="Александра Преснякова" w:date="2025-11-25T00:17:00Z" w:initials="АП">
+  <w:comment w:id="140" w:author="Александра Преснякова" w:date="2025-11-25T00:17:00Z" w:initials="АП">
     <w:p>
       <w:pPr>
         <w:pStyle w:val="aff0"/>
@@ -16767,7 +15754,7 @@
       </w:r>
     </w:p>
   </w:comment>
-  <w:comment w:id="167" w:author="Александра Преснякова" w:date="2025-11-25T00:17:00Z" w:initials="АП">
+  <w:comment w:id="141" w:author="Александра Преснякова" w:date="2025-11-25T00:17:00Z" w:initials="АП">
     <w:p>
       <w:pPr>
         <w:pStyle w:val="aff0"/>
@@ -16783,7 +15770,7 @@
       </w:r>
     </w:p>
   </w:comment>
-  <w:comment w:id="168" w:author="Александра Преснякова" w:date="2025-11-25T00:18:00Z" w:initials="АП">
+  <w:comment w:id="142" w:author="Александра Преснякова" w:date="2025-11-25T00:18:00Z" w:initials="АП">
     <w:p>
       <w:pPr>
         <w:pStyle w:val="aff0"/>
@@ -16799,7 +15786,7 @@
       </w:r>
     </w:p>
   </w:comment>
-  <w:comment w:id="165" w:author="Александра Преснякова" w:date="2025-11-25T10:06:00Z" w:initials="АП">
+  <w:comment w:id="139" w:author="Александра Преснякова" w:date="2025-11-25T10:06:00Z" w:initials="АП">
     <w:p>
       <w:pPr>
         <w:pStyle w:val="aff0"/>
@@ -16815,7 +15802,7 @@
       </w:r>
     </w:p>
   </w:comment>
-  <w:comment w:id="169" w:author="Александра Преснякова" w:date="2025-11-25T00:18:00Z" w:initials="АП">
+  <w:comment w:id="143" w:author="Александра Преснякова" w:date="2025-11-25T00:18:00Z" w:initials="АП">
     <w:p>
       <w:pPr>
         <w:pStyle w:val="aff0"/>
@@ -16831,7 +15818,7 @@
       </w:r>
     </w:p>
   </w:comment>
-  <w:comment w:id="170" w:author="Александра Преснякова" w:date="2025-11-25T00:18:00Z" w:initials="АП">
+  <w:comment w:id="144" w:author="Александра Преснякова" w:date="2025-11-25T00:18:00Z" w:initials="АП">
     <w:p>
       <w:pPr>
         <w:pStyle w:val="aff0"/>
@@ -16847,7 +15834,7 @@
       </w:r>
     </w:p>
   </w:comment>
-  <w:comment w:id="171" w:author="Александра Преснякова" w:date="2025-11-25T00:19:00Z" w:initials="АП">
+  <w:comment w:id="145" w:author="Александра Преснякова" w:date="2025-11-25T00:19:00Z" w:initials="АП">
     <w:p>
       <w:pPr>
         <w:pStyle w:val="aff0"/>
@@ -16863,7 +15850,7 @@
       </w:r>
     </w:p>
   </w:comment>
-  <w:comment w:id="173" w:author="Александра Преснякова" w:date="2025-11-25T00:19:00Z" w:initials="АП">
+  <w:comment w:id="147" w:author="Александра Преснякова" w:date="2025-11-25T00:19:00Z" w:initials="АП">
     <w:p>
       <w:pPr>
         <w:pStyle w:val="aff0"/>
@@ -16879,7 +15866,7 @@
       </w:r>
     </w:p>
   </w:comment>
-  <w:comment w:id="172" w:author="Александра Преснякова" w:date="2025-11-25T00:19:00Z" w:initials="АП">
+  <w:comment w:id="146" w:author="Александра Преснякова" w:date="2025-11-25T00:19:00Z" w:initials="АП">
     <w:p>
       <w:pPr>
         <w:pStyle w:val="aff0"/>
@@ -16895,7 +15882,7 @@
       </w:r>
     </w:p>
   </w:comment>
-  <w:comment w:id="174" w:author="Александра Преснякова" w:date="2025-11-25T10:07:00Z" w:initials="АП">
+  <w:comment w:id="148" w:author="Александра Преснякова" w:date="2025-11-25T10:07:00Z" w:initials="АП">
     <w:p>
       <w:pPr>
         <w:pStyle w:val="aff0"/>
@@ -16938,7 +15925,7 @@
       </w:r>
     </w:p>
   </w:comment>
-  <w:comment w:id="176" w:author="Александра Преснякова" w:date="2025-11-25T00:19:00Z" w:initials="АП">
+  <w:comment w:id="150" w:author="Александра Преснякова" w:date="2025-11-25T00:19:00Z" w:initials="АП">
     <w:p>
       <w:pPr>
         <w:pStyle w:val="aff0"/>
@@ -16954,7 +15941,7 @@
       </w:r>
     </w:p>
   </w:comment>
-  <w:comment w:id="175" w:author="Александра Преснякова" w:date="2025-11-25T10:06:00Z" w:initials="АП">
+  <w:comment w:id="149" w:author="Александра Преснякова" w:date="2025-11-25T10:06:00Z" w:initials="АП">
     <w:p>
       <w:pPr>
         <w:pStyle w:val="aff0"/>
@@ -16970,7 +15957,7 @@
       </w:r>
     </w:p>
   </w:comment>
-  <w:comment w:id="177" w:author="Александра Преснякова" w:date="2025-11-25T00:20:00Z" w:initials="АП">
+  <w:comment w:id="151" w:author="Александра Преснякова" w:date="2025-11-25T00:20:00Z" w:initials="АП">
     <w:p>
       <w:pPr>
         <w:pStyle w:val="aff0"/>
@@ -16986,7 +15973,7 @@
       </w:r>
     </w:p>
   </w:comment>
-  <w:comment w:id="178" w:author="Александра Преснякова" w:date="2025-11-25T00:20:00Z" w:initials="АП">
+  <w:comment w:id="152" w:author="Александра Преснякова" w:date="2025-11-25T00:20:00Z" w:initials="АП">
     <w:p>
       <w:pPr>
         <w:pStyle w:val="aff0"/>
@@ -17002,7 +15989,7 @@
       </w:r>
     </w:p>
   </w:comment>
-  <w:comment w:id="179" w:author="Александра Преснякова" w:date="2025-11-25T00:21:00Z" w:initials="АП">
+  <w:comment w:id="153" w:author="Александра Преснякова" w:date="2025-11-25T00:21:00Z" w:initials="АП">
     <w:p>
       <w:pPr>
         <w:pStyle w:val="aff0"/>
@@ -17018,7 +16005,7 @@
       </w:r>
     </w:p>
   </w:comment>
-  <w:comment w:id="181" w:author="Александра Преснякова" w:date="2025-11-25T00:21:00Z" w:initials="АП">
+  <w:comment w:id="155" w:author="Александра Преснякова" w:date="2025-11-25T00:21:00Z" w:initials="АП">
     <w:p>
       <w:pPr>
         <w:pStyle w:val="aff0"/>
@@ -17034,7 +16021,7 @@
       </w:r>
     </w:p>
   </w:comment>
-  <w:comment w:id="182" w:author="Александра Преснякова" w:date="2025-11-25T00:22:00Z" w:initials="АП">
+  <w:comment w:id="156" w:author="Александра Преснякова" w:date="2025-11-25T00:22:00Z" w:initials="АП">
     <w:p>
       <w:pPr>
         <w:pStyle w:val="aff0"/>
@@ -17054,7 +16041,7 @@
       </w:r>
     </w:p>
   </w:comment>
-  <w:comment w:id="183" w:author="Александра Преснякова" w:date="2025-11-25T00:22:00Z" w:initials="АП">
+  <w:comment w:id="157" w:author="Александра Преснякова" w:date="2025-11-25T00:22:00Z" w:initials="АП">
     <w:p>
       <w:pPr>
         <w:pStyle w:val="aff0"/>
@@ -17070,7 +16057,7 @@
       </w:r>
     </w:p>
   </w:comment>
-  <w:comment w:id="185" w:author="Александра Преснякова" w:date="2025-11-25T00:22:00Z" w:initials="АП">
+  <w:comment w:id="159" w:author="Александра Преснякова" w:date="2025-11-25T00:22:00Z" w:initials="АП">
     <w:p>
       <w:pPr>
         <w:pStyle w:val="aff0"/>
@@ -17086,7 +16073,7 @@
       </w:r>
     </w:p>
   </w:comment>
-  <w:comment w:id="186" w:author="Александра Преснякова" w:date="2025-11-25T00:23:00Z" w:initials="АП">
+  <w:comment w:id="160" w:author="Александра Преснякова" w:date="2025-11-25T00:23:00Z" w:initials="АП">
     <w:p>
       <w:pPr>
         <w:pStyle w:val="aff0"/>
@@ -17106,7 +16093,7 @@
       </w:r>
     </w:p>
   </w:comment>
-  <w:comment w:id="188" w:author="Александра Преснякова" w:date="2025-11-25T00:23:00Z" w:initials="АП">
+  <w:comment w:id="162" w:author="Александра Преснякова" w:date="2025-11-25T00:23:00Z" w:initials="АП">
     <w:p>
       <w:pPr>
         <w:pStyle w:val="aff0"/>
@@ -17122,7 +16109,7 @@
       </w:r>
     </w:p>
   </w:comment>
-  <w:comment w:id="189" w:author="Александра Преснякова" w:date="2025-11-25T00:24:00Z" w:initials="АП">
+  <w:comment w:id="163" w:author="Александра Преснякова" w:date="2025-11-25T00:24:00Z" w:initials="АП">
     <w:p>
       <w:pPr>
         <w:pStyle w:val="aff0"/>
@@ -17138,7 +16125,7 @@
       </w:r>
     </w:p>
   </w:comment>
-  <w:comment w:id="190" w:author="Александра Преснякова" w:date="2025-11-25T00:24:00Z" w:initials="АП">
+  <w:comment w:id="164" w:author="Александра Преснякова" w:date="2025-11-25T00:24:00Z" w:initials="АП">
     <w:p>
       <w:pPr>
         <w:pStyle w:val="aff0"/>
@@ -17158,7 +16145,7 @@
       </w:r>
     </w:p>
   </w:comment>
-  <w:comment w:id="191" w:author="Александра Преснякова" w:date="2025-11-25T00:24:00Z" w:initials="АП">
+  <w:comment w:id="165" w:author="Александра Преснякова" w:date="2025-11-25T00:24:00Z" w:initials="АП">
     <w:p>
       <w:pPr>
         <w:pStyle w:val="aff0"/>
@@ -17174,7 +16161,7 @@
       </w:r>
     </w:p>
   </w:comment>
-  <w:comment w:id="192" w:author="Александра Преснякова" w:date="2025-11-25T00:25:00Z" w:initials="АП">
+  <w:comment w:id="166" w:author="Александра Преснякова" w:date="2025-11-25T00:25:00Z" w:initials="АП">
     <w:p>
       <w:pPr>
         <w:pStyle w:val="aff0"/>
@@ -17190,7 +16177,7 @@
       </w:r>
     </w:p>
   </w:comment>
-  <w:comment w:id="193" w:author="Александра Преснякова" w:date="2025-11-25T00:28:00Z" w:initials="АП">
+  <w:comment w:id="167" w:author="Александра Преснякова" w:date="2025-11-25T00:28:00Z" w:initials="АП">
     <w:p>
       <w:pPr>
         <w:pStyle w:val="aff0"/>
@@ -17217,7 +16204,7 @@
       </w:r>
     </w:p>
   </w:comment>
-  <w:comment w:id="194" w:author="Александра Преснякова" w:date="2025-11-25T00:28:00Z" w:initials="АП">
+  <w:comment w:id="168" w:author="Александра Преснякова" w:date="2025-11-25T00:28:00Z" w:initials="АП">
     <w:p>
       <w:pPr>
         <w:pStyle w:val="aff0"/>
@@ -17233,7 +16220,7 @@
       </w:r>
     </w:p>
   </w:comment>
-  <w:comment w:id="195" w:author="Александра Преснякова" w:date="2025-11-25T00:28:00Z" w:initials="АП">
+  <w:comment w:id="169" w:author="Александра Преснякова" w:date="2025-11-25T00:28:00Z" w:initials="АП">
     <w:p>
       <w:pPr>
         <w:pStyle w:val="aff0"/>
@@ -17260,7 +16247,7 @@
       </w:r>
     </w:p>
   </w:comment>
-  <w:comment w:id="196" w:author="Grigor Ogannisyan" w:date="2025-11-23T18:06:00Z" w:initials="GO">
+  <w:comment w:id="170" w:author="Grigor Ogannisyan" w:date="2025-11-23T18:06:00Z" w:initials="GO">
     <w:p>
       <w:pPr>
         <w:pStyle w:val="aff0"/>
@@ -17286,7 +16273,7 @@
       </w:pPr>
     </w:p>
   </w:comment>
-  <w:comment w:id="197" w:author="Александра Преснякова" w:date="2025-11-25T10:07:00Z" w:initials="АП">
+  <w:comment w:id="171" w:author="Александра Преснякова" w:date="2025-11-25T10:07:00Z" w:initials="АП">
     <w:p>
       <w:pPr>
         <w:pStyle w:val="aff0"/>
@@ -17313,7 +16300,7 @@
       </w:pPr>
     </w:p>
   </w:comment>
-  <w:comment w:id="199" w:author="Владислав Холмогоров" w:date="2024-12-07T14:19:00Z" w:initials="ВХ">
+  <w:comment w:id="173" w:author="Владислав Холмогоров" w:date="2024-12-07T14:19:00Z" w:initials="ВХ">
     <w:p>
       <w:pPr>
         <w:pStyle w:val="aff0"/>
@@ -17335,7 +16322,7 @@
       </w:r>
     </w:p>
   </w:comment>
-  <w:comment w:id="200" w:author="Александра Преснякова" w:date="2025-11-25T00:29:00Z" w:initials="АП">
+  <w:comment w:id="174" w:author="Александра Преснякова" w:date="2025-11-25T00:29:00Z" w:initials="АП">
     <w:p>
       <w:pPr>
         <w:pStyle w:val="aff0"/>
@@ -17355,7 +16342,7 @@
       </w:r>
     </w:p>
   </w:comment>
-  <w:comment w:id="202" w:author="Александра Преснякова" w:date="2025-11-25T00:29:00Z" w:initials="АП">
+  <w:comment w:id="176" w:author="Александра Преснякова" w:date="2025-11-25T00:29:00Z" w:initials="АП">
     <w:p>
       <w:pPr>
         <w:pStyle w:val="aff0"/>
@@ -17371,7 +16358,7 @@
       </w:r>
     </w:p>
   </w:comment>
-  <w:comment w:id="201" w:author="Grigor Ogannisyan" w:date="2025-11-23T19:35:00Z" w:initials="GO">
+  <w:comment w:id="175" w:author="Grigor Ogannisyan" w:date="2025-11-23T19:35:00Z" w:initials="GO">
     <w:p>
       <w:pPr>
         <w:pStyle w:val="aff0"/>
@@ -17391,7 +16378,7 @@
       </w:r>
     </w:p>
   </w:comment>
-  <w:comment w:id="204" w:author="Владислав Холмогоров" w:date="2024-12-07T14:20:00Z" w:initials="ВХ">
+  <w:comment w:id="178" w:author="Владислав Холмогоров" w:date="2024-12-07T14:20:00Z" w:initials="ВХ">
     <w:p>
       <w:pPr>
         <w:pStyle w:val="aff0"/>
@@ -17410,7 +16397,7 @@
       </w:r>
     </w:p>
   </w:comment>
-  <w:comment w:id="205" w:author="Александра Преснякова" w:date="2025-11-25T00:30:00Z" w:initials="АП">
+  <w:comment w:id="179" w:author="Александра Преснякова" w:date="2025-11-25T00:30:00Z" w:initials="АП">
     <w:p>
       <w:pPr>
         <w:pStyle w:val="aff0"/>
@@ -17426,7 +16413,7 @@
       </w:r>
     </w:p>
   </w:comment>
-  <w:comment w:id="206" w:author="Александра Преснякова" w:date="2025-11-25T00:30:00Z" w:initials="АП">
+  <w:comment w:id="180" w:author="Александра Преснякова" w:date="2025-11-25T00:30:00Z" w:initials="АП">
     <w:p>
       <w:pPr>
         <w:pStyle w:val="aff0"/>
@@ -17442,7 +16429,7 @@
       </w:r>
     </w:p>
   </w:comment>
-  <w:comment w:id="207" w:author="Александра Преснякова" w:date="2025-11-25T00:31:00Z" w:initials="АП">
+  <w:comment w:id="181" w:author="Александра Преснякова" w:date="2025-11-25T00:31:00Z" w:initials="АП">
     <w:p>
       <w:pPr>
         <w:pStyle w:val="aff0"/>
@@ -17465,7 +16452,7 @@
       </w:r>
     </w:p>
   </w:comment>
-  <w:comment w:id="209" w:author="Владислав Холмогоров" w:date="2024-12-07T14:24:00Z" w:initials="ВХ">
+  <w:comment w:id="183" w:author="Владислав Холмогоров" w:date="2024-12-07T14:24:00Z" w:initials="ВХ">
     <w:p>
       <w:pPr>
         <w:pStyle w:val="aff0"/>
@@ -17512,7 +16499,7 @@
       </w:r>
     </w:p>
   </w:comment>
-  <w:comment w:id="210" w:author="Александра Преснякова" w:date="2025-11-25T00:33:00Z" w:initials="АП">
+  <w:comment w:id="184" w:author="Александра Преснякова" w:date="2025-11-25T00:33:00Z" w:initials="АП">
     <w:p>
       <w:pPr>
         <w:pStyle w:val="aff0"/>
@@ -17532,7 +16519,7 @@
       </w:r>
     </w:p>
   </w:comment>
-  <w:comment w:id="211" w:author="Александра Преснякова" w:date="2025-11-25T00:34:00Z" w:initials="АП">
+  <w:comment w:id="185" w:author="Александра Преснякова" w:date="2025-11-25T00:34:00Z" w:initials="АП">
     <w:p>
       <w:pPr>
         <w:pStyle w:val="aff0"/>
@@ -17556,7 +16543,7 @@
       </w:r>
     </w:p>
   </w:comment>
-  <w:comment w:id="212" w:author="Александра Преснякова" w:date="2025-11-25T00:34:00Z" w:initials="АП">
+  <w:comment w:id="186" w:author="Александра Преснякова" w:date="2025-11-25T00:34:00Z" w:initials="АП">
     <w:p>
       <w:pPr>
         <w:pStyle w:val="aff0"/>
@@ -17572,7 +16559,7 @@
       </w:r>
     </w:p>
   </w:comment>
-  <w:comment w:id="213" w:author="Александра Преснякова" w:date="2025-11-25T00:39:00Z" w:initials="АП">
+  <w:comment w:id="187" w:author="Александра Преснякова" w:date="2025-11-25T00:39:00Z" w:initials="АП">
     <w:p>
       <w:pPr>
         <w:pStyle w:val="aff0"/>
@@ -17592,7 +16579,7 @@
       </w:r>
     </w:p>
   </w:comment>
-  <w:comment w:id="215" w:author="Владислав Холмогоров" w:date="2024-12-07T14:28:00Z" w:initials="ВХ">
+  <w:comment w:id="189" w:author="Владислав Холмогоров" w:date="2024-12-07T14:28:00Z" w:initials="ВХ">
     <w:p>
       <w:pPr>
         <w:pStyle w:val="aff0"/>
@@ -17608,7 +16595,7 @@
       </w:r>
     </w:p>
   </w:comment>
-  <w:comment w:id="216" w:author="Александра Преснякова" w:date="2025-11-25T10:08:00Z" w:initials="АП">
+  <w:comment w:id="190" w:author="Александра Преснякова" w:date="2025-11-25T10:08:00Z" w:initials="АП">
     <w:p>
       <w:pPr>
         <w:pStyle w:val="aff0"/>
@@ -17646,7 +16633,7 @@
       </w:pPr>
     </w:p>
   </w:comment>
-  <w:comment w:id="217" w:author="Александра Преснякова" w:date="2025-11-25T00:44:00Z" w:initials="АП">
+  <w:comment w:id="191" w:author="Александра Преснякова" w:date="2025-11-25T00:44:00Z" w:initials="АП">
     <w:p>
       <w:pPr>
         <w:pStyle w:val="aff0"/>
@@ -17662,7 +16649,7 @@
       </w:r>
     </w:p>
   </w:comment>
-  <w:comment w:id="219" w:author="Владислав Холмогоров" w:date="2024-12-07T14:28:00Z" w:initials="ВХ">
+  <w:comment w:id="193" w:author="Владислав Холмогоров" w:date="2024-12-07T14:28:00Z" w:initials="ВХ">
     <w:p>
       <w:pPr>
         <w:pStyle w:val="aff0"/>
@@ -17694,7 +16681,7 @@
       </w:r>
     </w:p>
   </w:comment>
-  <w:comment w:id="220" w:author="Александра Преснякова" w:date="2025-11-25T00:45:00Z" w:initials="АП">
+  <w:comment w:id="194" w:author="Александра Преснякова" w:date="2025-11-25T00:45:00Z" w:initials="АП">
     <w:p>
       <w:pPr>
         <w:pStyle w:val="aff0"/>
@@ -17718,7 +16705,7 @@
       </w:r>
     </w:p>
   </w:comment>
-  <w:comment w:id="222" w:author="Александра Преснякова" w:date="2025-11-25T00:50:00Z" w:initials="АП">
+  <w:comment w:id="196" w:author="Александра Преснякова" w:date="2025-11-25T00:50:00Z" w:initials="АП">
     <w:p>
       <w:pPr>
         <w:pStyle w:val="aff0"/>
@@ -17784,50 +16771,25 @@
   <w15:commentEx w15:paraId="49D9E5CE" w15:done="0"/>
   <w15:commentEx w15:paraId="3A6FB00F" w15:done="0"/>
   <w15:commentEx w15:paraId="13D33D80" w15:done="1"/>
-  <w15:commentEx w15:paraId="4778B341" w15:done="0"/>
+  <w15:commentEx w15:paraId="4778B341" w15:done="1"/>
+  <w15:commentEx w15:paraId="409DC63F" w15:paraIdParent="4778B341" w15:done="0"/>
   <w15:commentEx w15:paraId="5CDD7603" w15:done="0"/>
-  <w15:commentEx w15:paraId="67A3EFB6" w15:done="0"/>
-  <w15:commentEx w15:paraId="35EF6403" w15:done="0"/>
-  <w15:commentEx w15:paraId="6D175556" w15:done="0"/>
-  <w15:commentEx w15:paraId="688C51D4" w15:done="0"/>
-  <w15:commentEx w15:paraId="64777634" w15:done="0"/>
-  <w15:commentEx w15:paraId="3E2B3580" w15:done="0"/>
   <w15:commentEx w15:paraId="1A1094AC" w15:done="0"/>
   <w15:commentEx w15:paraId="0EBC85C9" w15:done="0"/>
-  <w15:commentEx w15:paraId="4482E889" w15:done="0"/>
-  <w15:commentEx w15:paraId="5664BE8E" w15:done="0"/>
-  <w15:commentEx w15:paraId="1649AD63" w15:done="0"/>
-  <w15:commentEx w15:paraId="0A399148" w15:done="0"/>
-  <w15:commentEx w15:paraId="7956906E" w15:done="0"/>
-  <w15:commentEx w15:paraId="4FE2C1E1" w15:done="0"/>
-  <w15:commentEx w15:paraId="5F4338AB" w15:done="0"/>
-  <w15:commentEx w15:paraId="60B55D2C" w15:done="0"/>
-  <w15:commentEx w15:paraId="1E922A13" w15:done="0"/>
-  <w15:commentEx w15:paraId="623F4F04" w15:done="0"/>
-  <w15:commentEx w15:paraId="04BF3678" w15:done="0"/>
-  <w15:commentEx w15:paraId="6FC07A01" w15:done="0"/>
-  <w15:commentEx w15:paraId="562DD52C" w15:done="0"/>
-  <w15:commentEx w15:paraId="2243522B" w15:done="0"/>
-  <w15:commentEx w15:paraId="17837BEB" w15:done="0"/>
-  <w15:commentEx w15:paraId="2FF64227" w15:done="0"/>
+  <w15:commentEx w15:paraId="4482E889" w15:done="1"/>
+  <w15:commentEx w15:paraId="4FE2C1E1" w15:done="1"/>
+  <w15:commentEx w15:paraId="60B55D2C" w15:done="1"/>
+  <w15:commentEx w15:paraId="1E922A13" w15:done="1"/>
+  <w15:commentEx w15:paraId="623F4F04" w15:done="1"/>
+  <w15:commentEx w15:paraId="6FC07A01" w15:done="1"/>
+  <w15:commentEx w15:paraId="2243522B" w15:done="1"/>
+  <w15:commentEx w15:paraId="17837BEB" w15:done="1"/>
   <w15:commentEx w15:paraId="2F37E670" w15:done="0"/>
-  <w15:commentEx w15:paraId="553AED1D" w15:done="0"/>
+  <w15:commentEx w15:paraId="553AED1D" w15:done="1"/>
   <w15:commentEx w15:paraId="300AEBD1" w15:done="0"/>
-  <w15:commentEx w15:paraId="32FE2BE4" w15:done="0"/>
-  <w15:commentEx w15:paraId="755FD673" w15:done="0"/>
-  <w15:commentEx w15:paraId="43A6BE3D" w15:done="0"/>
-  <w15:commentEx w15:paraId="050AA34B" w15:done="0"/>
-  <w15:commentEx w15:paraId="08443788" w15:done="0"/>
-  <w15:commentEx w15:paraId="6065F772" w15:done="0"/>
-  <w15:commentEx w15:paraId="225092BF" w15:done="0"/>
-  <w15:commentEx w15:paraId="553D2A7D" w15:done="0"/>
-  <w15:commentEx w15:paraId="00C27B83" w15:done="0"/>
-  <w15:commentEx w15:paraId="74FE9680" w15:done="0"/>
   <w15:commentEx w15:paraId="24A7778C" w15:done="0"/>
   <w15:commentEx w15:paraId="6F9A0B92" w15:done="0"/>
-  <w15:commentEx w15:paraId="3DA01E14" w15:done="0"/>
-  <w15:commentEx w15:paraId="4EB39174" w15:done="0"/>
-  <w15:commentEx w15:paraId="7ABFAE7F" w15:done="0"/>
+  <w15:commentEx w15:paraId="3DA01E14" w15:done="1"/>
   <w15:commentEx w15:paraId="439C2F71" w15:done="0"/>
   <w15:commentEx w15:paraId="0FD9B25D" w15:done="0"/>
   <w15:commentEx w15:paraId="4222DA0F" w15:done="0"/>
@@ -17978,49 +16940,24 @@
   <w16cex:commentExtensible w16cex:durableId="5563B1A1" w16cex:dateUtc="2025-11-24T16:45:00Z"/>
   <w16cex:commentExtensible w16cex:durableId="0F36BFD2" w16cex:dateUtc="2025-11-25T06:54:00Z"/>
   <w16cex:commentExtensible w16cex:durableId="5DD843DD" w16cex:dateUtc="2025-11-25T06:54:00Z"/>
+  <w16cex:commentExtensible w16cex:durableId="2CD03246" w16cex:dateUtc="2025-11-25T10:48:00Z"/>
   <w16cex:commentExtensible w16cex:durableId="402B3749" w16cex:dateUtc="2025-11-25T06:55:00Z"/>
-  <w16cex:commentExtensible w16cex:durableId="5232026D" w16cex:dateUtc="2025-11-25T06:55:00Z"/>
-  <w16cex:commentExtensible w16cex:durableId="70C1DD2D" w16cex:dateUtc="2025-11-25T06:55:00Z"/>
-  <w16cex:commentExtensible w16cex:durableId="1C6DDF66" w16cex:dateUtc="2025-11-25T06:55:00Z"/>
-  <w16cex:commentExtensible w16cex:durableId="4F17E667" w16cex:dateUtc="2025-11-25T06:56:00Z"/>
-  <w16cex:commentExtensible w16cex:durableId="152CE7F8" w16cex:dateUtc="2025-11-25T06:56:00Z"/>
-  <w16cex:commentExtensible w16cex:durableId="777DF9DC" w16cex:dateUtc="2025-11-25T06:56:00Z"/>
   <w16cex:commentExtensible w16cex:durableId="2B2D34FC" w16cex:dateUtc="2025-11-25T06:56:00Z"/>
   <w16cex:commentExtensible w16cex:durableId="3B93C034" w16cex:dateUtc="2025-11-24T16:47:00Z"/>
   <w16cex:commentExtensible w16cex:durableId="75E1F5D3" w16cex:dateUtc="2025-11-24T16:47:00Z"/>
-  <w16cex:commentExtensible w16cex:durableId="3BCBEFB9" w16cex:dateUtc="2025-11-25T06:57:00Z"/>
-  <w16cex:commentExtensible w16cex:durableId="45389F89" w16cex:dateUtc="2025-11-24T16:48:00Z"/>
-  <w16cex:commentExtensible w16cex:durableId="1059578B" w16cex:dateUtc="2025-11-24T16:50:00Z"/>
-  <w16cex:commentExtensible w16cex:durableId="37D78F5C" w16cex:dateUtc="2025-11-25T06:57:00Z"/>
   <w16cex:commentExtensible w16cex:durableId="7FEDCA8E" w16cex:dateUtc="2025-11-25T06:57:00Z"/>
-  <w16cex:commentExtensible w16cex:durableId="4B6F153B" w16cex:dateUtc="2025-11-24T16:50:00Z"/>
   <w16cex:commentExtensible w16cex:durableId="5FCF4E9A" w16cex:dateUtc="2025-11-24T16:51:00Z"/>
   <w16cex:commentExtensible w16cex:durableId="07831C2B" w16cex:dateUtc="2025-11-25T06:57:00Z"/>
   <w16cex:commentExtensible w16cex:durableId="71AECCA8" w16cex:dateUtc="2025-11-25T06:58:00Z"/>
-  <w16cex:commentExtensible w16cex:durableId="46591D9E" w16cex:dateUtc="2025-11-25T06:58:00Z"/>
   <w16cex:commentExtensible w16cex:durableId="15608236" w16cex:dateUtc="2025-11-24T16:51:00Z"/>
-  <w16cex:commentExtensible w16cex:durableId="13033B8C" w16cex:dateUtc="2025-11-24T16:52:00Z"/>
   <w16cex:commentExtensible w16cex:durableId="64544D03" w16cex:dateUtc="2025-11-24T16:52:00Z"/>
   <w16cex:commentExtensible w16cex:durableId="12F6AED7" w16cex:dateUtc="2025-11-25T06:58:00Z"/>
-  <w16cex:commentExtensible w16cex:durableId="3E17C313" w16cex:dateUtc="2025-11-24T16:52:00Z"/>
   <w16cex:commentExtensible w16cex:durableId="208D6221" w16cex:dateUtc="2025-11-25T06:58:00Z"/>
   <w16cex:commentExtensible w16cex:durableId="03120ED7" w16cex:dateUtc="2025-11-25T06:59:00Z"/>
   <w16cex:commentExtensible w16cex:durableId="3E07D186" w16cex:dateUtc="2025-11-25T06:59:00Z"/>
-  <w16cex:commentExtensible w16cex:durableId="74519367" w16cex:dateUtc="2025-11-25T06:59:00Z"/>
-  <w16cex:commentExtensible w16cex:durableId="7A155551" w16cex:dateUtc="2025-11-24T16:52:00Z"/>
-  <w16cex:commentExtensible w16cex:durableId="699F448A" w16cex:dateUtc="2025-11-25T07:00:00Z"/>
-  <w16cex:commentExtensible w16cex:durableId="68C1AE13" w16cex:dateUtc="2025-11-25T07:00:00Z"/>
-  <w16cex:commentExtensible w16cex:durableId="498550F7" w16cex:dateUtc="2025-11-25T07:01:00Z"/>
-  <w16cex:commentExtensible w16cex:durableId="30AC1153" w16cex:dateUtc="2025-11-24T16:53:00Z"/>
-  <w16cex:commentExtensible w16cex:durableId="0AEAB947" w16cex:dateUtc="2025-11-25T07:00:00Z"/>
-  <w16cex:commentExtensible w16cex:durableId="0B95F4D9" w16cex:dateUtc="2025-11-24T16:53:00Z"/>
-  <w16cex:commentExtensible w16cex:durableId="36E1E54C" w16cex:dateUtc="2025-11-24T16:54:00Z"/>
-  <w16cex:commentExtensible w16cex:durableId="72742DD2" w16cex:dateUtc="2025-11-24T16:54:00Z"/>
   <w16cex:commentExtensible w16cex:durableId="4C56CBE1" w16cex:dateUtc="2025-11-25T07:02:00Z"/>
   <w16cex:commentExtensible w16cex:durableId="1F86D06E" w16cex:dateUtc="2025-11-25T07:02:00Z"/>
   <w16cex:commentExtensible w16cex:durableId="7F612A9C" w16cex:dateUtc="2025-11-24T16:54:00Z"/>
-  <w16cex:commentExtensible w16cex:durableId="439364B0" w16cex:dateUtc="2025-11-24T16:55:00Z"/>
-  <w16cex:commentExtensible w16cex:durableId="69652BCC" w16cex:dateUtc="2025-11-24T16:55:00Z"/>
   <w16cex:commentExtensible w16cex:durableId="2985B25B" w16cex:dateUtc="2025-11-25T07:02:00Z"/>
   <w16cex:commentExtensible w16cex:durableId="76A233F4" w16cex:dateUtc="2025-11-24T16:55:00Z"/>
   <w16cex:commentExtensible w16cex:durableId="220584B4" w16cex:dateUtc="2025-11-24T16:58:00Z"/>
@@ -18171,49 +17108,24 @@
   <w16cid:commentId w16cid:paraId="3A6FB00F" w16cid:durableId="5563B1A1"/>
   <w16cid:commentId w16cid:paraId="13D33D80" w16cid:durableId="0F36BFD2"/>
   <w16cid:commentId w16cid:paraId="4778B341" w16cid:durableId="5DD843DD"/>
+  <w16cid:commentId w16cid:paraId="409DC63F" w16cid:durableId="2CD03246"/>
   <w16cid:commentId w16cid:paraId="5CDD7603" w16cid:durableId="402B3749"/>
-  <w16cid:commentId w16cid:paraId="67A3EFB6" w16cid:durableId="5232026D"/>
-  <w16cid:commentId w16cid:paraId="35EF6403" w16cid:durableId="70C1DD2D"/>
-  <w16cid:commentId w16cid:paraId="6D175556" w16cid:durableId="1C6DDF66"/>
-  <w16cid:commentId w16cid:paraId="688C51D4" w16cid:durableId="4F17E667"/>
-  <w16cid:commentId w16cid:paraId="64777634" w16cid:durableId="152CE7F8"/>
-  <w16cid:commentId w16cid:paraId="3E2B3580" w16cid:durableId="777DF9DC"/>
   <w16cid:commentId w16cid:paraId="1A1094AC" w16cid:durableId="2B2D34FC"/>
   <w16cid:commentId w16cid:paraId="0EBC85C9" w16cid:durableId="3B93C034"/>
   <w16cid:commentId w16cid:paraId="4482E889" w16cid:durableId="75E1F5D3"/>
-  <w16cid:commentId w16cid:paraId="5664BE8E" w16cid:durableId="3BCBEFB9"/>
-  <w16cid:commentId w16cid:paraId="1649AD63" w16cid:durableId="45389F89"/>
-  <w16cid:commentId w16cid:paraId="0A399148" w16cid:durableId="1059578B"/>
-  <w16cid:commentId w16cid:paraId="7956906E" w16cid:durableId="37D78F5C"/>
   <w16cid:commentId w16cid:paraId="4FE2C1E1" w16cid:durableId="7FEDCA8E"/>
-  <w16cid:commentId w16cid:paraId="5F4338AB" w16cid:durableId="4B6F153B"/>
   <w16cid:commentId w16cid:paraId="60B55D2C" w16cid:durableId="5FCF4E9A"/>
   <w16cid:commentId w16cid:paraId="1E922A13" w16cid:durableId="07831C2B"/>
   <w16cid:commentId w16cid:paraId="623F4F04" w16cid:durableId="71AECCA8"/>
-  <w16cid:commentId w16cid:paraId="04BF3678" w16cid:durableId="46591D9E"/>
   <w16cid:commentId w16cid:paraId="6FC07A01" w16cid:durableId="15608236"/>
-  <w16cid:commentId w16cid:paraId="562DD52C" w16cid:durableId="13033B8C"/>
   <w16cid:commentId w16cid:paraId="2243522B" w16cid:durableId="64544D03"/>
   <w16cid:commentId w16cid:paraId="17837BEB" w16cid:durableId="12F6AED7"/>
-  <w16cid:commentId w16cid:paraId="2FF64227" w16cid:durableId="3E17C313"/>
   <w16cid:commentId w16cid:paraId="2F37E670" w16cid:durableId="208D6221"/>
   <w16cid:commentId w16cid:paraId="553AED1D" w16cid:durableId="03120ED7"/>
   <w16cid:commentId w16cid:paraId="300AEBD1" w16cid:durableId="3E07D186"/>
-  <w16cid:commentId w16cid:paraId="32FE2BE4" w16cid:durableId="74519367"/>
-  <w16cid:commentId w16cid:paraId="755FD673" w16cid:durableId="7A155551"/>
-  <w16cid:commentId w16cid:paraId="43A6BE3D" w16cid:durableId="699F448A"/>
-  <w16cid:commentId w16cid:paraId="050AA34B" w16cid:durableId="68C1AE13"/>
-  <w16cid:commentId w16cid:paraId="08443788" w16cid:durableId="498550F7"/>
-  <w16cid:commentId w16cid:paraId="6065F772" w16cid:durableId="30AC1153"/>
-  <w16cid:commentId w16cid:paraId="225092BF" w16cid:durableId="0AEAB947"/>
-  <w16cid:commentId w16cid:paraId="553D2A7D" w16cid:durableId="0B95F4D9"/>
-  <w16cid:commentId w16cid:paraId="00C27B83" w16cid:durableId="36E1E54C"/>
-  <w16cid:commentId w16cid:paraId="74FE9680" w16cid:durableId="72742DD2"/>
   <w16cid:commentId w16cid:paraId="24A7778C" w16cid:durableId="4C56CBE1"/>
   <w16cid:commentId w16cid:paraId="6F9A0B92" w16cid:durableId="1F86D06E"/>
   <w16cid:commentId w16cid:paraId="3DA01E14" w16cid:durableId="7F612A9C"/>
-  <w16cid:commentId w16cid:paraId="4EB39174" w16cid:durableId="439364B0"/>
-  <w16cid:commentId w16cid:paraId="7ABFAE7F" w16cid:durableId="69652BCC"/>
   <w16cid:commentId w16cid:paraId="439C2F71" w16cid:durableId="2985B25B"/>
   <w16cid:commentId w16cid:paraId="0FD9B25D" w16cid:durableId="76A233F4"/>
   <w16cid:commentId w16cid:paraId="4222DA0F" w16cid:durableId="220584B4"/>
@@ -25462,7 +24374,6 @@
   <w:style w:type="character" w:default="1" w:styleId="a4">
     <w:name w:val="Default Paragraph Font"/>
     <w:uiPriority w:val="1"/>
-    <w:semiHidden/>
     <w:unhideWhenUsed/>
   </w:style>
   <w:style w:type="table" w:default="1" w:styleId="a5">
